--- a/artifacts/web-picker-result-report.docx
+++ b/artifacts/web-picker-result-report.docx
@@ -1600,7 +1600,7 @@
                 <w:sz w:val="20"/>
                 <w:szCs w:val="20"/>
               </w:rPr>
-              <w:t>input value, 이메일, 긴 숫자열, token 형태 문자열, 민감 name 속성을 제거·마스킹한다. dataset은 key만 전달하고 locator에는 허용된 data-testid/data-cy 값만 사용한다.</w:t>
+              <w:t>input value, 이메일, 긴 숫자열, token 형태 문자열을 제거·마스킹한다. selector와 id/class/role/aria-label/name, ancestor, masked HTML은 같은 필터를 거치며 안전한 class 단서는 유지한다. dataset은 key만 전달한다.</w:t>
             </w:r>
           </w:p>
           <w:p>
@@ -2028,7 +2028,7 @@
                 <w:sz w:val="20"/>
                 <w:szCs w:val="20"/>
               </w:rPr>
-              <w:t>MIT License, CycloneDX 1.5, locked component 210개. production audit 0건; breaking upgrade가 필요한 개발전용 5건은 문서화했다.</w:t>
+              <w:t>MIT License, CycloneDX 1.5, PURL 중복 제거 locked component 218개. production audit 0건; breaking upgrade가 필요한 개발전용 5건은 문서화했다.</w:t>
             </w:r>
           </w:p>
           <w:p>
@@ -5040,7 +5040,7 @@
                 <w:sz w:val="14"/>
                 <w:szCs w:val="14"/>
               </w:rPr>
-              <w:t>cookie</w:t>
+              <w:t>content-type</w:t>
             </w:r>
           </w:p>
         </w:tc>
@@ -5074,7 +5074,7 @@
                 <w:sz w:val="14"/>
                 <w:szCs w:val="14"/>
               </w:rPr>
-              <w:t>0.7.2</w:t>
+              <w:t>2.0.0</w:t>
             </w:r>
           </w:p>
         </w:tc>
@@ -5142,7 +5142,7 @@
                 <w:sz w:val="14"/>
                 <w:szCs w:val="14"/>
               </w:rPr>
-              <w:t>https://github.com/jshttp/cookie</w:t>
+              <w:t>https://github.com/jshttp/content-type</w:t>
             </w:r>
           </w:p>
         </w:tc>
@@ -5249,7 +5249,7 @@
                 <w:sz w:val="14"/>
                 <w:szCs w:val="14"/>
               </w:rPr>
-              <w:t>cookie-signature</w:t>
+              <w:t>cookie</w:t>
             </w:r>
           </w:p>
         </w:tc>
@@ -5283,7 +5283,7 @@
                 <w:sz w:val="14"/>
                 <w:szCs w:val="14"/>
               </w:rPr>
-              <w:t>1.2.2</w:t>
+              <w:t>0.7.2</w:t>
             </w:r>
           </w:p>
         </w:tc>
@@ -5351,7 +5351,7 @@
                 <w:sz w:val="14"/>
                 <w:szCs w:val="14"/>
               </w:rPr>
-              <w:t>https://github.com/visionmedia/node-cookie-signature</w:t>
+              <w:t>https://github.com/jshttp/cookie</w:t>
             </w:r>
           </w:p>
         </w:tc>
@@ -5458,7 +5458,7 @@
                 <w:sz w:val="14"/>
                 <w:szCs w:val="14"/>
               </w:rPr>
-              <w:t>cors</w:t>
+              <w:t>cookie-signature</w:t>
             </w:r>
           </w:p>
         </w:tc>
@@ -5492,7 +5492,7 @@
                 <w:sz w:val="14"/>
                 <w:szCs w:val="14"/>
               </w:rPr>
-              <w:t>2.8.6</w:t>
+              <w:t>1.2.2</w:t>
             </w:r>
           </w:p>
         </w:tc>
@@ -5560,7 +5560,7 @@
                 <w:sz w:val="14"/>
                 <w:szCs w:val="14"/>
               </w:rPr>
-              <w:t>https://github.com/expressjs/cors</w:t>
+              <w:t>https://github.com/visionmedia/node-cookie-signature</w:t>
             </w:r>
           </w:p>
         </w:tc>
@@ -5667,7 +5667,7 @@
                 <w:sz w:val="14"/>
                 <w:szCs w:val="14"/>
               </w:rPr>
-              <w:t>cross-spawn</w:t>
+              <w:t>cors</w:t>
             </w:r>
           </w:p>
         </w:tc>
@@ -5701,7 +5701,7 @@
                 <w:sz w:val="14"/>
                 <w:szCs w:val="14"/>
               </w:rPr>
-              <w:t>7.0.6</w:t>
+              <w:t>2.8.6</w:t>
             </w:r>
           </w:p>
         </w:tc>
@@ -5769,7 +5769,7 @@
                 <w:sz w:val="14"/>
                 <w:szCs w:val="14"/>
               </w:rPr>
-              <w:t>https://github.com/moxystudio/node-cross-spawn</w:t>
+              <w:t>https://github.com/expressjs/cors</w:t>
             </w:r>
           </w:p>
         </w:tc>
@@ -5876,7 +5876,7 @@
                 <w:sz w:val="14"/>
                 <w:szCs w:val="14"/>
               </w:rPr>
-              <w:t>debug</w:t>
+              <w:t>cross-spawn</w:t>
             </w:r>
           </w:p>
         </w:tc>
@@ -5910,7 +5910,7 @@
                 <w:sz w:val="14"/>
                 <w:szCs w:val="14"/>
               </w:rPr>
-              <w:t>4.4.3</w:t>
+              <w:t>7.0.6</w:t>
             </w:r>
           </w:p>
         </w:tc>
@@ -5978,7 +5978,7 @@
                 <w:sz w:val="14"/>
                 <w:szCs w:val="14"/>
               </w:rPr>
-              <w:t>https://github.com/debug-js/debug</w:t>
+              <w:t>https://github.com/moxystudio/node-cross-spawn</w:t>
             </w:r>
           </w:p>
         </w:tc>
@@ -6085,7 +6085,7 @@
                 <w:sz w:val="14"/>
                 <w:szCs w:val="14"/>
               </w:rPr>
-              <w:t>depd</w:t>
+              <w:t>debug</w:t>
             </w:r>
           </w:p>
         </w:tc>
@@ -6119,7 +6119,7 @@
                 <w:sz w:val="14"/>
                 <w:szCs w:val="14"/>
               </w:rPr>
-              <w:t>2.0.0</w:t>
+              <w:t>4.4.3</w:t>
             </w:r>
           </w:p>
         </w:tc>
@@ -6187,7 +6187,7 @@
                 <w:sz w:val="14"/>
                 <w:szCs w:val="14"/>
               </w:rPr>
-              <w:t>https://github.com/dougwilson/nodejs-depd</w:t>
+              <w:t>https://github.com/debug-js/debug</w:t>
             </w:r>
           </w:p>
         </w:tc>
@@ -6294,7 +6294,7 @@
                 <w:sz w:val="14"/>
                 <w:szCs w:val="14"/>
               </w:rPr>
-              <w:t>dunder-proto</w:t>
+              <w:t>depd</w:t>
             </w:r>
           </w:p>
         </w:tc>
@@ -6328,7 +6328,7 @@
                 <w:sz w:val="14"/>
                 <w:szCs w:val="14"/>
               </w:rPr>
-              <w:t>1.0.1</w:t>
+              <w:t>2.0.0</w:t>
             </w:r>
           </w:p>
         </w:tc>
@@ -6396,7 +6396,7 @@
                 <w:sz w:val="14"/>
                 <w:szCs w:val="14"/>
               </w:rPr>
-              <w:t>https://github.com/es-shims/dunder-proto</w:t>
+              <w:t>https://github.com/dougwilson/nodejs-depd</w:t>
             </w:r>
           </w:p>
         </w:tc>
@@ -6503,7 +6503,7 @@
                 <w:sz w:val="14"/>
                 <w:szCs w:val="14"/>
               </w:rPr>
-              <w:t>ee-first</w:t>
+              <w:t>dunder-proto</w:t>
             </w:r>
           </w:p>
         </w:tc>
@@ -6537,7 +6537,7 @@
                 <w:sz w:val="14"/>
                 <w:szCs w:val="14"/>
               </w:rPr>
-              <w:t>1.1.1</w:t>
+              <w:t>1.0.1</w:t>
             </w:r>
           </w:p>
         </w:tc>
@@ -6605,7 +6605,7 @@
                 <w:sz w:val="14"/>
                 <w:szCs w:val="14"/>
               </w:rPr>
-              <w:t>https://github.com/jonathanong/ee-first</w:t>
+              <w:t>https://github.com/es-shims/dunder-proto</w:t>
             </w:r>
           </w:p>
         </w:tc>
@@ -6712,7 +6712,7 @@
                 <w:sz w:val="14"/>
                 <w:szCs w:val="14"/>
               </w:rPr>
-              <w:t>encodeurl</w:t>
+              <w:t>ee-first</w:t>
             </w:r>
           </w:p>
         </w:tc>
@@ -6746,7 +6746,7 @@
                 <w:sz w:val="14"/>
                 <w:szCs w:val="14"/>
               </w:rPr>
-              <w:t>2.0.0</w:t>
+              <w:t>1.1.1</w:t>
             </w:r>
           </w:p>
         </w:tc>
@@ -6814,7 +6814,7 @@
                 <w:sz w:val="14"/>
                 <w:szCs w:val="14"/>
               </w:rPr>
-              <w:t>https://github.com/pillarjs/encodeurl</w:t>
+              <w:t>https://github.com/jonathanong/ee-first</w:t>
             </w:r>
           </w:p>
         </w:tc>
@@ -6921,7 +6921,7 @@
                 <w:sz w:val="14"/>
                 <w:szCs w:val="14"/>
               </w:rPr>
-              <w:t>es-define-property</w:t>
+              <w:t>encodeurl</w:t>
             </w:r>
           </w:p>
         </w:tc>
@@ -6955,7 +6955,7 @@
                 <w:sz w:val="14"/>
                 <w:szCs w:val="14"/>
               </w:rPr>
-              <w:t>1.0.1</w:t>
+              <w:t>2.0.0</w:t>
             </w:r>
           </w:p>
         </w:tc>
@@ -7023,7 +7023,7 @@
                 <w:sz w:val="14"/>
                 <w:szCs w:val="14"/>
               </w:rPr>
-              <w:t>https://github.com/ljharb/es-define-property</w:t>
+              <w:t>https://github.com/pillarjs/encodeurl</w:t>
             </w:r>
           </w:p>
         </w:tc>
@@ -7130,7 +7130,7 @@
                 <w:sz w:val="14"/>
                 <w:szCs w:val="14"/>
               </w:rPr>
-              <w:t>es-errors</w:t>
+              <w:t>es-define-property</w:t>
             </w:r>
           </w:p>
         </w:tc>
@@ -7164,7 +7164,7 @@
                 <w:sz w:val="14"/>
                 <w:szCs w:val="14"/>
               </w:rPr>
-              <w:t>1.3.0</w:t>
+              <w:t>1.0.1</w:t>
             </w:r>
           </w:p>
         </w:tc>
@@ -7232,7 +7232,7 @@
                 <w:sz w:val="14"/>
                 <w:szCs w:val="14"/>
               </w:rPr>
-              <w:t>https://github.com/ljharb/es-errors</w:t>
+              <w:t>https://github.com/ljharb/es-define-property</w:t>
             </w:r>
           </w:p>
         </w:tc>
@@ -7339,7 +7339,7 @@
                 <w:sz w:val="14"/>
                 <w:szCs w:val="14"/>
               </w:rPr>
-              <w:t>es-object-atoms</w:t>
+              <w:t>es-errors</w:t>
             </w:r>
           </w:p>
         </w:tc>
@@ -7373,7 +7373,7 @@
                 <w:sz w:val="14"/>
                 <w:szCs w:val="14"/>
               </w:rPr>
-              <w:t>1.1.2</w:t>
+              <w:t>1.3.0</w:t>
             </w:r>
           </w:p>
         </w:tc>
@@ -7441,7 +7441,7 @@
                 <w:sz w:val="14"/>
                 <w:szCs w:val="14"/>
               </w:rPr>
-              <w:t>https://github.com/ljharb/es-object-atoms</w:t>
+              <w:t>https://github.com/ljharb/es-errors</w:t>
             </w:r>
           </w:p>
         </w:tc>
@@ -7548,7 +7548,7 @@
                 <w:sz w:val="14"/>
                 <w:szCs w:val="14"/>
               </w:rPr>
-              <w:t>escape-html</w:t>
+              <w:t>es-object-atoms</w:t>
             </w:r>
           </w:p>
         </w:tc>
@@ -7582,7 +7582,7 @@
                 <w:sz w:val="14"/>
                 <w:szCs w:val="14"/>
               </w:rPr>
-              <w:t>1.0.3</w:t>
+              <w:t>1.1.2</w:t>
             </w:r>
           </w:p>
         </w:tc>
@@ -7650,7 +7650,7 @@
                 <w:sz w:val="14"/>
                 <w:szCs w:val="14"/>
               </w:rPr>
-              <w:t>https://github.com/component/escape-html</w:t>
+              <w:t>https://github.com/ljharb/es-object-atoms</w:t>
             </w:r>
           </w:p>
         </w:tc>
@@ -7757,7 +7757,7 @@
                 <w:sz w:val="14"/>
                 <w:szCs w:val="14"/>
               </w:rPr>
-              <w:t>etag</w:t>
+              <w:t>escape-html</w:t>
             </w:r>
           </w:p>
         </w:tc>
@@ -7791,7 +7791,7 @@
                 <w:sz w:val="14"/>
                 <w:szCs w:val="14"/>
               </w:rPr>
-              <w:t>1.8.1</w:t>
+              <w:t>1.0.3</w:t>
             </w:r>
           </w:p>
         </w:tc>
@@ -7859,7 +7859,7 @@
                 <w:sz w:val="14"/>
                 <w:szCs w:val="14"/>
               </w:rPr>
-              <w:t>https://github.com/jshttp/etag</w:t>
+              <w:t>https://github.com/component/escape-html</w:t>
             </w:r>
           </w:p>
         </w:tc>
@@ -7966,7 +7966,7 @@
                 <w:sz w:val="14"/>
                 <w:szCs w:val="14"/>
               </w:rPr>
-              <w:t>eventsource</w:t>
+              <w:t>etag</w:t>
             </w:r>
           </w:p>
         </w:tc>
@@ -8000,7 +8000,7 @@
                 <w:sz w:val="14"/>
                 <w:szCs w:val="14"/>
               </w:rPr>
-              <w:t>3.0.7</w:t>
+              <w:t>1.8.1</w:t>
             </w:r>
           </w:p>
         </w:tc>
@@ -8068,7 +8068,7 @@
                 <w:sz w:val="14"/>
                 <w:szCs w:val="14"/>
               </w:rPr>
-              <w:t>https://github.com/EventSource/eventsource</w:t>
+              <w:t>https://github.com/jshttp/etag</w:t>
             </w:r>
           </w:p>
         </w:tc>
@@ -8175,7 +8175,7 @@
                 <w:sz w:val="14"/>
                 <w:szCs w:val="14"/>
               </w:rPr>
-              <w:t>eventsource-parser</w:t>
+              <w:t>eventsource</w:t>
             </w:r>
           </w:p>
         </w:tc>
@@ -8209,7 +8209,7 @@
                 <w:sz w:val="14"/>
                 <w:szCs w:val="14"/>
               </w:rPr>
-              <w:t>3.1.0</w:t>
+              <w:t>3.0.7</w:t>
             </w:r>
           </w:p>
         </w:tc>
@@ -8277,7 +8277,7 @@
                 <w:sz w:val="14"/>
                 <w:szCs w:val="14"/>
               </w:rPr>
-              <w:t>https://github.com/rexxars/eventsource-parser</w:t>
+              <w:t>https://github.com/EventSource/eventsource</w:t>
             </w:r>
           </w:p>
         </w:tc>
@@ -8384,7 +8384,7 @@
                 <w:sz w:val="14"/>
                 <w:szCs w:val="14"/>
               </w:rPr>
-              <w:t>express</w:t>
+              <w:t>eventsource-parser</w:t>
             </w:r>
           </w:p>
         </w:tc>
@@ -8418,7 +8418,7 @@
                 <w:sz w:val="14"/>
                 <w:szCs w:val="14"/>
               </w:rPr>
-              <w:t>5.2.1</w:t>
+              <w:t>3.1.0</w:t>
             </w:r>
           </w:p>
         </w:tc>
@@ -8486,7 +8486,7 @@
                 <w:sz w:val="14"/>
                 <w:szCs w:val="14"/>
               </w:rPr>
-              <w:t>https://github.com/expressjs/express</w:t>
+              <w:t>https://github.com/rexxars/eventsource-parser</w:t>
             </w:r>
           </w:p>
         </w:tc>
@@ -8593,7 +8593,7 @@
                 <w:sz w:val="14"/>
                 <w:szCs w:val="14"/>
               </w:rPr>
-              <w:t>express-rate-limit</w:t>
+              <w:t>express</w:t>
             </w:r>
           </w:p>
         </w:tc>
@@ -8627,7 +8627,7 @@
                 <w:sz w:val="14"/>
                 <w:szCs w:val="14"/>
               </w:rPr>
-              <w:t>8.6.0</w:t>
+              <w:t>5.2.1</w:t>
             </w:r>
           </w:p>
         </w:tc>
@@ -8695,7 +8695,7 @@
                 <w:sz w:val="14"/>
                 <w:szCs w:val="14"/>
               </w:rPr>
-              <w:t>https://github.com/express-rate-limit/express-rate-limit</w:t>
+              <w:t>https://github.com/expressjs/express</w:t>
             </w:r>
           </w:p>
         </w:tc>
@@ -8802,7 +8802,7 @@
                 <w:sz w:val="14"/>
                 <w:szCs w:val="14"/>
               </w:rPr>
-              <w:t>fast-deep-equal</w:t>
+              <w:t>express-rate-limit</w:t>
             </w:r>
           </w:p>
         </w:tc>
@@ -8836,7 +8836,7 @@
                 <w:sz w:val="14"/>
                 <w:szCs w:val="14"/>
               </w:rPr>
-              <w:t>3.1.3</w:t>
+              <w:t>8.6.0</w:t>
             </w:r>
           </w:p>
         </w:tc>
@@ -8904,7 +8904,7 @@
                 <w:sz w:val="14"/>
                 <w:szCs w:val="14"/>
               </w:rPr>
-              <w:t>https://github.com/epoberezkin/fast-deep-equal</w:t>
+              <w:t>https://github.com/express-rate-limit/express-rate-limit</w:t>
             </w:r>
           </w:p>
         </w:tc>
@@ -9011,7 +9011,7 @@
                 <w:sz w:val="14"/>
                 <w:szCs w:val="14"/>
               </w:rPr>
-              <w:t>fast-uri</w:t>
+              <w:t>fast-deep-equal</w:t>
             </w:r>
           </w:p>
         </w:tc>
@@ -9045,7 +9045,7 @@
                 <w:sz w:val="14"/>
                 <w:szCs w:val="14"/>
               </w:rPr>
-              <w:t>3.1.5</w:t>
+              <w:t>3.1.3</w:t>
             </w:r>
           </w:p>
         </w:tc>
@@ -9079,7 +9079,7 @@
                 <w:sz w:val="14"/>
                 <w:szCs w:val="14"/>
               </w:rPr>
-              <w:t>BSD-3-Clause</w:t>
+              <w:t>MIT</w:t>
             </w:r>
           </w:p>
         </w:tc>
@@ -9113,7 +9113,7 @@
                 <w:sz w:val="14"/>
                 <w:szCs w:val="14"/>
               </w:rPr>
-              <w:t>https://github.com/fastify/fast-uri</w:t>
+              <w:t>https://github.com/epoberezkin/fast-deep-equal</w:t>
             </w:r>
           </w:p>
         </w:tc>
@@ -9220,7 +9220,7 @@
                 <w:sz w:val="14"/>
                 <w:szCs w:val="14"/>
               </w:rPr>
-              <w:t>finalhandler</w:t>
+              <w:t>fast-uri</w:t>
             </w:r>
           </w:p>
         </w:tc>
@@ -9254,7 +9254,7 @@
                 <w:sz w:val="14"/>
                 <w:szCs w:val="14"/>
               </w:rPr>
-              <w:t>2.1.1</w:t>
+              <w:t>3.1.5</w:t>
             </w:r>
           </w:p>
         </w:tc>
@@ -9288,7 +9288,7 @@
                 <w:sz w:val="14"/>
                 <w:szCs w:val="14"/>
               </w:rPr>
-              <w:t>MIT</w:t>
+              <w:t>BSD-3-Clause</w:t>
             </w:r>
           </w:p>
         </w:tc>
@@ -9322,7 +9322,7 @@
                 <w:sz w:val="14"/>
                 <w:szCs w:val="14"/>
               </w:rPr>
-              <w:t>https://github.com/pillarjs/finalhandler</w:t>
+              <w:t>https://github.com/fastify/fast-uri</w:t>
             </w:r>
           </w:p>
         </w:tc>
@@ -9429,7 +9429,7 @@
                 <w:sz w:val="14"/>
                 <w:szCs w:val="14"/>
               </w:rPr>
-              <w:t>forwarded</w:t>
+              <w:t>finalhandler</w:t>
             </w:r>
           </w:p>
         </w:tc>
@@ -9463,7 +9463,7 @@
                 <w:sz w:val="14"/>
                 <w:szCs w:val="14"/>
               </w:rPr>
-              <w:t>0.2.0</w:t>
+              <w:t>2.1.1</w:t>
             </w:r>
           </w:p>
         </w:tc>
@@ -9531,7 +9531,7 @@
                 <w:sz w:val="14"/>
                 <w:szCs w:val="14"/>
               </w:rPr>
-              <w:t>https://github.com/jshttp/forwarded</w:t>
+              <w:t>https://github.com/pillarjs/finalhandler</w:t>
             </w:r>
           </w:p>
         </w:tc>
@@ -9638,7 +9638,7 @@
                 <w:sz w:val="14"/>
                 <w:szCs w:val="14"/>
               </w:rPr>
-              <w:t>fresh</w:t>
+              <w:t>forwarded</w:t>
             </w:r>
           </w:p>
         </w:tc>
@@ -9672,7 +9672,7 @@
                 <w:sz w:val="14"/>
                 <w:szCs w:val="14"/>
               </w:rPr>
-              <w:t>2.0.0</w:t>
+              <w:t>0.2.0</w:t>
             </w:r>
           </w:p>
         </w:tc>
@@ -9740,7 +9740,7 @@
                 <w:sz w:val="14"/>
                 <w:szCs w:val="14"/>
               </w:rPr>
-              <w:t>https://github.com/jshttp/fresh</w:t>
+              <w:t>https://github.com/jshttp/forwarded</w:t>
             </w:r>
           </w:p>
         </w:tc>
@@ -9847,7 +9847,7 @@
                 <w:sz w:val="14"/>
                 <w:szCs w:val="14"/>
               </w:rPr>
-              <w:t>function-bind</w:t>
+              <w:t>fresh</w:t>
             </w:r>
           </w:p>
         </w:tc>
@@ -9881,7 +9881,7 @@
                 <w:sz w:val="14"/>
                 <w:szCs w:val="14"/>
               </w:rPr>
-              <w:t>1.1.2</w:t>
+              <w:t>2.0.0</w:t>
             </w:r>
           </w:p>
         </w:tc>
@@ -9949,7 +9949,7 @@
                 <w:sz w:val="14"/>
                 <w:szCs w:val="14"/>
               </w:rPr>
-              <w:t>https://github.com/Raynos/function-bind</w:t>
+              <w:t>https://github.com/jshttp/fresh</w:t>
             </w:r>
           </w:p>
         </w:tc>
@@ -10056,7 +10056,7 @@
                 <w:sz w:val="14"/>
                 <w:szCs w:val="14"/>
               </w:rPr>
-              <w:t>get-intrinsic</w:t>
+              <w:t>function-bind</w:t>
             </w:r>
           </w:p>
         </w:tc>
@@ -10090,7 +10090,7 @@
                 <w:sz w:val="14"/>
                 <w:szCs w:val="14"/>
               </w:rPr>
-              <w:t>1.3.0</w:t>
+              <w:t>1.1.2</w:t>
             </w:r>
           </w:p>
         </w:tc>
@@ -10158,7 +10158,7 @@
                 <w:sz w:val="14"/>
                 <w:szCs w:val="14"/>
               </w:rPr>
-              <w:t>https://github.com/ljharb/get-intrinsic</w:t>
+              <w:t>https://github.com/Raynos/function-bind</w:t>
             </w:r>
           </w:p>
         </w:tc>
@@ -10265,7 +10265,7 @@
                 <w:sz w:val="14"/>
                 <w:szCs w:val="14"/>
               </w:rPr>
-              <w:t>get-proto</w:t>
+              <w:t>get-intrinsic</w:t>
             </w:r>
           </w:p>
         </w:tc>
@@ -10299,7 +10299,7 @@
                 <w:sz w:val="14"/>
                 <w:szCs w:val="14"/>
               </w:rPr>
-              <w:t>1.0.1</w:t>
+              <w:t>1.3.0</w:t>
             </w:r>
           </w:p>
         </w:tc>
@@ -10367,7 +10367,7 @@
                 <w:sz w:val="14"/>
                 <w:szCs w:val="14"/>
               </w:rPr>
-              <w:t>https://github.com/ljharb/get-proto</w:t>
+              <w:t>https://github.com/ljharb/get-intrinsic</w:t>
             </w:r>
           </w:p>
         </w:tc>
@@ -10474,7 +10474,7 @@
                 <w:sz w:val="14"/>
                 <w:szCs w:val="14"/>
               </w:rPr>
-              <w:t>gopd</w:t>
+              <w:t>get-proto</w:t>
             </w:r>
           </w:p>
         </w:tc>
@@ -10508,7 +10508,7 @@
                 <w:sz w:val="14"/>
                 <w:szCs w:val="14"/>
               </w:rPr>
-              <w:t>1.2.0</w:t>
+              <w:t>1.0.1</w:t>
             </w:r>
           </w:p>
         </w:tc>
@@ -10576,7 +10576,7 @@
                 <w:sz w:val="14"/>
                 <w:szCs w:val="14"/>
               </w:rPr>
-              <w:t>https://github.com/ljharb/gopd</w:t>
+              <w:t>https://github.com/ljharb/get-proto</w:t>
             </w:r>
           </w:p>
         </w:tc>
@@ -10683,7 +10683,7 @@
                 <w:sz w:val="14"/>
                 <w:szCs w:val="14"/>
               </w:rPr>
-              <w:t>has-symbols</w:t>
+              <w:t>gopd</w:t>
             </w:r>
           </w:p>
         </w:tc>
@@ -10717,7 +10717,7 @@
                 <w:sz w:val="14"/>
                 <w:szCs w:val="14"/>
               </w:rPr>
-              <w:t>1.1.0</w:t>
+              <w:t>1.2.0</w:t>
             </w:r>
           </w:p>
         </w:tc>
@@ -10785,7 +10785,7 @@
                 <w:sz w:val="14"/>
                 <w:szCs w:val="14"/>
               </w:rPr>
-              <w:t>https://github.com/inspect-js/has-symbols</w:t>
+              <w:t>https://github.com/ljharb/gopd</w:t>
             </w:r>
           </w:p>
         </w:tc>
@@ -10892,7 +10892,7 @@
                 <w:sz w:val="14"/>
                 <w:szCs w:val="14"/>
               </w:rPr>
-              <w:t>hasown</w:t>
+              <w:t>has-symbols</w:t>
             </w:r>
           </w:p>
         </w:tc>
@@ -10926,7 +10926,7 @@
                 <w:sz w:val="14"/>
                 <w:szCs w:val="14"/>
               </w:rPr>
-              <w:t>2.0.4</w:t>
+              <w:t>1.1.0</w:t>
             </w:r>
           </w:p>
         </w:tc>
@@ -10994,7 +10994,7 @@
                 <w:sz w:val="14"/>
                 <w:szCs w:val="14"/>
               </w:rPr>
-              <w:t>https://github.com/inspect-js/hasOwn</w:t>
+              <w:t>https://github.com/inspect-js/has-symbols</w:t>
             </w:r>
           </w:p>
         </w:tc>
@@ -11101,7 +11101,7 @@
                 <w:sz w:val="14"/>
                 <w:szCs w:val="14"/>
               </w:rPr>
-              <w:t>hono</w:t>
+              <w:t>hasown</w:t>
             </w:r>
           </w:p>
         </w:tc>
@@ -11135,7 +11135,7 @@
                 <w:sz w:val="14"/>
                 <w:szCs w:val="14"/>
               </w:rPr>
-              <w:t>4.13.3</w:t>
+              <w:t>2.0.4</w:t>
             </w:r>
           </w:p>
         </w:tc>
@@ -11203,7 +11203,7 @@
                 <w:sz w:val="14"/>
                 <w:szCs w:val="14"/>
               </w:rPr>
-              <w:t>https://github.com/honojs/hono</w:t>
+              <w:t>https://github.com/inspect-js/hasOwn</w:t>
             </w:r>
           </w:p>
         </w:tc>
@@ -11310,7 +11310,7 @@
                 <w:sz w:val="14"/>
                 <w:szCs w:val="14"/>
               </w:rPr>
-              <w:t>http-errors</w:t>
+              <w:t>hono</w:t>
             </w:r>
           </w:p>
         </w:tc>
@@ -11344,7 +11344,7 @@
                 <w:sz w:val="14"/>
                 <w:szCs w:val="14"/>
               </w:rPr>
-              <w:t>2.0.1</w:t>
+              <w:t>4.13.3</w:t>
             </w:r>
           </w:p>
         </w:tc>
@@ -11412,7 +11412,7 @@
                 <w:sz w:val="14"/>
                 <w:szCs w:val="14"/>
               </w:rPr>
-              <w:t>https://github.com/jshttp/http-errors</w:t>
+              <w:t>https://github.com/honojs/hono</w:t>
             </w:r>
           </w:p>
         </w:tc>
@@ -11519,7 +11519,7 @@
                 <w:sz w:val="14"/>
                 <w:szCs w:val="14"/>
               </w:rPr>
-              <w:t>iconv-lite</w:t>
+              <w:t>http-errors</w:t>
             </w:r>
           </w:p>
         </w:tc>
@@ -11553,7 +11553,7 @@
                 <w:sz w:val="14"/>
                 <w:szCs w:val="14"/>
               </w:rPr>
-              <w:t>0.7.3</w:t>
+              <w:t>2.0.1</w:t>
             </w:r>
           </w:p>
         </w:tc>
@@ -11621,7 +11621,7 @@
                 <w:sz w:val="14"/>
                 <w:szCs w:val="14"/>
               </w:rPr>
-              <w:t>https://github.com/pillarjs/iconv-lite</w:t>
+              <w:t>https://github.com/jshttp/http-errors</w:t>
             </w:r>
           </w:p>
         </w:tc>
@@ -11728,7 +11728,7 @@
                 <w:sz w:val="14"/>
                 <w:szCs w:val="14"/>
               </w:rPr>
-              <w:t>inherits</w:t>
+              <w:t>iconv-lite</w:t>
             </w:r>
           </w:p>
         </w:tc>
@@ -11762,7 +11762,7 @@
                 <w:sz w:val="14"/>
                 <w:szCs w:val="14"/>
               </w:rPr>
-              <w:t>2.0.4</w:t>
+              <w:t>0.7.3</w:t>
             </w:r>
           </w:p>
         </w:tc>
@@ -11796,7 +11796,7 @@
                 <w:sz w:val="14"/>
                 <w:szCs w:val="14"/>
               </w:rPr>
-              <w:t>ISC</w:t>
+              <w:t>MIT</w:t>
             </w:r>
           </w:p>
         </w:tc>
@@ -11830,7 +11830,7 @@
                 <w:sz w:val="14"/>
                 <w:szCs w:val="14"/>
               </w:rPr>
-              <w:t>https://github.com/isaacs/inherits</w:t>
+              <w:t>https://github.com/pillarjs/iconv-lite</w:t>
             </w:r>
           </w:p>
         </w:tc>
@@ -11937,7 +11937,7 @@
                 <w:sz w:val="14"/>
                 <w:szCs w:val="14"/>
               </w:rPr>
-              <w:t>ip-address</w:t>
+              <w:t>inherits</w:t>
             </w:r>
           </w:p>
         </w:tc>
@@ -11971,7 +11971,7 @@
                 <w:sz w:val="14"/>
                 <w:szCs w:val="14"/>
               </w:rPr>
-              <w:t>10.5.0</w:t>
+              <w:t>2.0.4</w:t>
             </w:r>
           </w:p>
         </w:tc>
@@ -12005,7 +12005,7 @@
                 <w:sz w:val="14"/>
                 <w:szCs w:val="14"/>
               </w:rPr>
-              <w:t>MIT</w:t>
+              <w:t>ISC</w:t>
             </w:r>
           </w:p>
         </w:tc>
@@ -12039,7 +12039,7 @@
                 <w:sz w:val="14"/>
                 <w:szCs w:val="14"/>
               </w:rPr>
-              <w:t>https://github.com/beaugunderson/ip-address</w:t>
+              <w:t>https://github.com/isaacs/inherits</w:t>
             </w:r>
           </w:p>
         </w:tc>
@@ -12146,7 +12146,7 @@
                 <w:sz w:val="14"/>
                 <w:szCs w:val="14"/>
               </w:rPr>
-              <w:t>ipaddr.js</w:t>
+              <w:t>ip-address</w:t>
             </w:r>
           </w:p>
         </w:tc>
@@ -12180,7 +12180,7 @@
                 <w:sz w:val="14"/>
                 <w:szCs w:val="14"/>
               </w:rPr>
-              <w:t>1.9.1</w:t>
+              <w:t>10.5.0</w:t>
             </w:r>
           </w:p>
         </w:tc>
@@ -12248,7 +12248,7 @@
                 <w:sz w:val="14"/>
                 <w:szCs w:val="14"/>
               </w:rPr>
-              <w:t>https://github.com/whitequark/ipaddr.js</w:t>
+              <w:t>https://github.com/beaugunderson/ip-address</w:t>
             </w:r>
           </w:p>
         </w:tc>
@@ -12355,7 +12355,7 @@
                 <w:sz w:val="14"/>
                 <w:szCs w:val="14"/>
               </w:rPr>
-              <w:t>is-promise</w:t>
+              <w:t>ipaddr.js</w:t>
             </w:r>
           </w:p>
         </w:tc>
@@ -12389,7 +12389,7 @@
                 <w:sz w:val="14"/>
                 <w:szCs w:val="14"/>
               </w:rPr>
-              <w:t>4.0.0</w:t>
+              <w:t>1.9.1</w:t>
             </w:r>
           </w:p>
         </w:tc>
@@ -12457,7 +12457,7 @@
                 <w:sz w:val="14"/>
                 <w:szCs w:val="14"/>
               </w:rPr>
-              <w:t>https://github.com/then/is-promise</w:t>
+              <w:t>https://github.com/whitequark/ipaddr.js</w:t>
             </w:r>
           </w:p>
         </w:tc>
@@ -12564,7 +12564,7 @@
                 <w:sz w:val="14"/>
                 <w:szCs w:val="14"/>
               </w:rPr>
-              <w:t>isexe</w:t>
+              <w:t>is-promise</w:t>
             </w:r>
           </w:p>
         </w:tc>
@@ -12598,7 +12598,7 @@
                 <w:sz w:val="14"/>
                 <w:szCs w:val="14"/>
               </w:rPr>
-              <w:t>2.0.0</w:t>
+              <w:t>4.0.0</w:t>
             </w:r>
           </w:p>
         </w:tc>
@@ -12632,7 +12632,7 @@
                 <w:sz w:val="14"/>
                 <w:szCs w:val="14"/>
               </w:rPr>
-              <w:t>ISC</w:t>
+              <w:t>MIT</w:t>
             </w:r>
           </w:p>
         </w:tc>
@@ -12666,7 +12666,7 @@
                 <w:sz w:val="14"/>
                 <w:szCs w:val="14"/>
               </w:rPr>
-              <w:t>https://github.com/isaacs/isexe</w:t>
+              <w:t>https://github.com/then/is-promise</w:t>
             </w:r>
           </w:p>
         </w:tc>
@@ -12773,7 +12773,7 @@
                 <w:sz w:val="14"/>
                 <w:szCs w:val="14"/>
               </w:rPr>
-              <w:t>jose</w:t>
+              <w:t>isexe</w:t>
             </w:r>
           </w:p>
         </w:tc>
@@ -12807,7 +12807,7 @@
                 <w:sz w:val="14"/>
                 <w:szCs w:val="14"/>
               </w:rPr>
-              <w:t>6.2.3</w:t>
+              <w:t>2.0.0</w:t>
             </w:r>
           </w:p>
         </w:tc>
@@ -12841,7 +12841,7 @@
                 <w:sz w:val="14"/>
                 <w:szCs w:val="14"/>
               </w:rPr>
-              <w:t>MIT</w:t>
+              <w:t>ISC</w:t>
             </w:r>
           </w:p>
         </w:tc>
@@ -12875,7 +12875,7 @@
                 <w:sz w:val="14"/>
                 <w:szCs w:val="14"/>
               </w:rPr>
-              <w:t>https://github.com/panva/jose</w:t>
+              <w:t>https://github.com/isaacs/isexe</w:t>
             </w:r>
           </w:p>
         </w:tc>
@@ -12982,7 +12982,7 @@
                 <w:sz w:val="14"/>
                 <w:szCs w:val="14"/>
               </w:rPr>
-              <w:t>json-schema-traverse</w:t>
+              <w:t>jose</w:t>
             </w:r>
           </w:p>
         </w:tc>
@@ -13016,7 +13016,7 @@
                 <w:sz w:val="14"/>
                 <w:szCs w:val="14"/>
               </w:rPr>
-              <w:t>1.0.0</w:t>
+              <w:t>6.2.3</w:t>
             </w:r>
           </w:p>
         </w:tc>
@@ -13084,7 +13084,7 @@
                 <w:sz w:val="14"/>
                 <w:szCs w:val="14"/>
               </w:rPr>
-              <w:t>https://github.com/epoberezkin/json-schema-traverse</w:t>
+              <w:t>https://github.com/panva/jose</w:t>
             </w:r>
           </w:p>
         </w:tc>
@@ -13191,7 +13191,7 @@
                 <w:sz w:val="14"/>
                 <w:szCs w:val="14"/>
               </w:rPr>
-              <w:t>json-schema-typed</w:t>
+              <w:t>json-schema-traverse</w:t>
             </w:r>
           </w:p>
         </w:tc>
@@ -13225,7 +13225,7 @@
                 <w:sz w:val="14"/>
                 <w:szCs w:val="14"/>
               </w:rPr>
-              <w:t>8.0.2</w:t>
+              <w:t>1.0.0</w:t>
             </w:r>
           </w:p>
         </w:tc>
@@ -13259,7 +13259,7 @@
                 <w:sz w:val="14"/>
                 <w:szCs w:val="14"/>
               </w:rPr>
-              <w:t>BSD-2-Clause</w:t>
+              <w:t>MIT</w:t>
             </w:r>
           </w:p>
         </w:tc>
@@ -13293,7 +13293,7 @@
                 <w:sz w:val="14"/>
                 <w:szCs w:val="14"/>
               </w:rPr>
-              <w:t>https://github.com/RemyRylan/json-schema-typed</w:t>
+              <w:t>https://github.com/epoberezkin/json-schema-traverse</w:t>
             </w:r>
           </w:p>
         </w:tc>
@@ -13400,7 +13400,7 @@
                 <w:sz w:val="14"/>
                 <w:szCs w:val="14"/>
               </w:rPr>
-              <w:t>math-intrinsics</w:t>
+              <w:t>json-schema-typed</w:t>
             </w:r>
           </w:p>
         </w:tc>
@@ -13434,7 +13434,7 @@
                 <w:sz w:val="14"/>
                 <w:szCs w:val="14"/>
               </w:rPr>
-              <w:t>1.1.0</w:t>
+              <w:t>8.0.2</w:t>
             </w:r>
           </w:p>
         </w:tc>
@@ -13468,7 +13468,7 @@
                 <w:sz w:val="14"/>
                 <w:szCs w:val="14"/>
               </w:rPr>
-              <w:t>MIT</w:t>
+              <w:t>BSD-2-Clause</w:t>
             </w:r>
           </w:p>
         </w:tc>
@@ -13502,7 +13502,7 @@
                 <w:sz w:val="14"/>
                 <w:szCs w:val="14"/>
               </w:rPr>
-              <w:t>https://github.com/es-shims/math-intrinsics</w:t>
+              <w:t>https://github.com/RemyRylan/json-schema-typed</w:t>
             </w:r>
           </w:p>
         </w:tc>
@@ -13609,7 +13609,7 @@
                 <w:sz w:val="14"/>
                 <w:szCs w:val="14"/>
               </w:rPr>
-              <w:t>media-typer</w:t>
+              <w:t>math-intrinsics</w:t>
             </w:r>
           </w:p>
         </w:tc>
@@ -13711,7 +13711,7 @@
                 <w:sz w:val="14"/>
                 <w:szCs w:val="14"/>
               </w:rPr>
-              <w:t>https://github.com/jshttp/media-typer</w:t>
+              <w:t>https://github.com/es-shims/math-intrinsics</w:t>
             </w:r>
           </w:p>
         </w:tc>
@@ -13818,7 +13818,7 @@
                 <w:sz w:val="14"/>
                 <w:szCs w:val="14"/>
               </w:rPr>
-              <w:t>merge-descriptors</w:t>
+              <w:t>media-typer</w:t>
             </w:r>
           </w:p>
         </w:tc>
@@ -13852,7 +13852,7 @@
                 <w:sz w:val="14"/>
                 <w:szCs w:val="14"/>
               </w:rPr>
-              <w:t>2.0.0</w:t>
+              <w:t>1.1.0</w:t>
             </w:r>
           </w:p>
         </w:tc>
@@ -13920,7 +13920,7 @@
                 <w:sz w:val="14"/>
                 <w:szCs w:val="14"/>
               </w:rPr>
-              <w:t>https://github.com/sindresorhus/merge-descriptors</w:t>
+              <w:t>https://github.com/jshttp/media-typer</w:t>
             </w:r>
           </w:p>
         </w:tc>
@@ -14027,7 +14027,7 @@
                 <w:sz w:val="14"/>
                 <w:szCs w:val="14"/>
               </w:rPr>
-              <w:t>mime-db</w:t>
+              <w:t>merge-descriptors</w:t>
             </w:r>
           </w:p>
         </w:tc>
@@ -14061,7 +14061,7 @@
                 <w:sz w:val="14"/>
                 <w:szCs w:val="14"/>
               </w:rPr>
-              <w:t>1.54.0</w:t>
+              <w:t>2.0.0</w:t>
             </w:r>
           </w:p>
         </w:tc>
@@ -14129,7 +14129,7 @@
                 <w:sz w:val="14"/>
                 <w:szCs w:val="14"/>
               </w:rPr>
-              <w:t>https://github.com/jshttp/mime-db</w:t>
+              <w:t>https://github.com/sindresorhus/merge-descriptors</w:t>
             </w:r>
           </w:p>
         </w:tc>
@@ -14236,7 +14236,7 @@
                 <w:sz w:val="14"/>
                 <w:szCs w:val="14"/>
               </w:rPr>
-              <w:t>mime-types</w:t>
+              <w:t>mime-db</w:t>
             </w:r>
           </w:p>
         </w:tc>
@@ -14270,7 +14270,7 @@
                 <w:sz w:val="14"/>
                 <w:szCs w:val="14"/>
               </w:rPr>
-              <w:t>3.0.2</w:t>
+              <w:t>1.54.0</w:t>
             </w:r>
           </w:p>
         </w:tc>
@@ -14338,7 +14338,7 @@
                 <w:sz w:val="14"/>
                 <w:szCs w:val="14"/>
               </w:rPr>
-              <w:t>https://github.com/jshttp/mime-types</w:t>
+              <w:t>https://github.com/jshttp/mime-db</w:t>
             </w:r>
           </w:p>
         </w:tc>
@@ -14445,7 +14445,7 @@
                 <w:sz w:val="14"/>
                 <w:szCs w:val="14"/>
               </w:rPr>
-              <w:t>ms</w:t>
+              <w:t>mime-types</w:t>
             </w:r>
           </w:p>
         </w:tc>
@@ -14479,7 +14479,7 @@
                 <w:sz w:val="14"/>
                 <w:szCs w:val="14"/>
               </w:rPr>
-              <w:t>2.1.3</w:t>
+              <w:t>3.0.2</w:t>
             </w:r>
           </w:p>
         </w:tc>
@@ -14547,7 +14547,7 @@
                 <w:sz w:val="14"/>
                 <w:szCs w:val="14"/>
               </w:rPr>
-              <w:t>https://github.com/vercel/ms</w:t>
+              <w:t>https://github.com/jshttp/mime-types</w:t>
             </w:r>
           </w:p>
         </w:tc>
@@ -14654,7 +14654,7 @@
                 <w:sz w:val="14"/>
                 <w:szCs w:val="14"/>
               </w:rPr>
-              <w:t>negotiator</w:t>
+              <w:t>ms</w:t>
             </w:r>
           </w:p>
         </w:tc>
@@ -14688,7 +14688,7 @@
                 <w:sz w:val="14"/>
                 <w:szCs w:val="14"/>
               </w:rPr>
-              <w:t>1.0.0</w:t>
+              <w:t>2.1.3</w:t>
             </w:r>
           </w:p>
         </w:tc>
@@ -14756,7 +14756,7 @@
                 <w:sz w:val="14"/>
                 <w:szCs w:val="14"/>
               </w:rPr>
-              <w:t>https://github.com/jshttp/negotiator</w:t>
+              <w:t>https://github.com/vercel/ms</w:t>
             </w:r>
           </w:p>
         </w:tc>
@@ -14863,7 +14863,7 @@
                 <w:sz w:val="14"/>
                 <w:szCs w:val="14"/>
               </w:rPr>
-              <w:t>object-assign</w:t>
+              <w:t>negotiator</w:t>
             </w:r>
           </w:p>
         </w:tc>
@@ -14897,7 +14897,7 @@
                 <w:sz w:val="14"/>
                 <w:szCs w:val="14"/>
               </w:rPr>
-              <w:t>4.1.1</w:t>
+              <w:t>1.0.0</w:t>
             </w:r>
           </w:p>
         </w:tc>
@@ -14965,7 +14965,7 @@
                 <w:sz w:val="14"/>
                 <w:szCs w:val="14"/>
               </w:rPr>
-              <w:t>https://github.com/sindresorhus/object-assign</w:t>
+              <w:t>https://github.com/jshttp/negotiator</w:t>
             </w:r>
           </w:p>
         </w:tc>
@@ -15072,7 +15072,7 @@
                 <w:sz w:val="14"/>
                 <w:szCs w:val="14"/>
               </w:rPr>
-              <w:t>object-inspect</w:t>
+              <w:t>object-assign</w:t>
             </w:r>
           </w:p>
         </w:tc>
@@ -15106,7 +15106,7 @@
                 <w:sz w:val="14"/>
                 <w:szCs w:val="14"/>
               </w:rPr>
-              <w:t>1.13.4</w:t>
+              <w:t>4.1.1</w:t>
             </w:r>
           </w:p>
         </w:tc>
@@ -15174,7 +15174,7 @@
                 <w:sz w:val="14"/>
                 <w:szCs w:val="14"/>
               </w:rPr>
-              <w:t>https://github.com/inspect-js/object-inspect</w:t>
+              <w:t>https://github.com/sindresorhus/object-assign</w:t>
             </w:r>
           </w:p>
         </w:tc>
@@ -15281,7 +15281,7 @@
                 <w:sz w:val="14"/>
                 <w:szCs w:val="14"/>
               </w:rPr>
-              <w:t>on-finished</w:t>
+              <w:t>object-inspect</w:t>
             </w:r>
           </w:p>
         </w:tc>
@@ -15315,7 +15315,7 @@
                 <w:sz w:val="14"/>
                 <w:szCs w:val="14"/>
               </w:rPr>
-              <w:t>2.4.1</w:t>
+              <w:t>1.13.4</w:t>
             </w:r>
           </w:p>
         </w:tc>
@@ -15383,7 +15383,7 @@
                 <w:sz w:val="14"/>
                 <w:szCs w:val="14"/>
               </w:rPr>
-              <w:t>https://github.com/jshttp/on-finished</w:t>
+              <w:t>https://github.com/inspect-js/object-inspect</w:t>
             </w:r>
           </w:p>
         </w:tc>
@@ -15490,7 +15490,7 @@
                 <w:sz w:val="14"/>
                 <w:szCs w:val="14"/>
               </w:rPr>
-              <w:t>once</w:t>
+              <w:t>on-finished</w:t>
             </w:r>
           </w:p>
         </w:tc>
@@ -15524,7 +15524,7 @@
                 <w:sz w:val="14"/>
                 <w:szCs w:val="14"/>
               </w:rPr>
-              <w:t>1.4.0</w:t>
+              <w:t>2.4.1</w:t>
             </w:r>
           </w:p>
         </w:tc>
@@ -15558,7 +15558,7 @@
                 <w:sz w:val="14"/>
                 <w:szCs w:val="14"/>
               </w:rPr>
-              <w:t>ISC</w:t>
+              <w:t>MIT</w:t>
             </w:r>
           </w:p>
         </w:tc>
@@ -15592,7 +15592,7 @@
                 <w:sz w:val="14"/>
                 <w:szCs w:val="14"/>
               </w:rPr>
-              <w:t>https://github.com/isaacs/once</w:t>
+              <w:t>https://github.com/jshttp/on-finished</w:t>
             </w:r>
           </w:p>
         </w:tc>
@@ -15699,7 +15699,7 @@
                 <w:sz w:val="14"/>
                 <w:szCs w:val="14"/>
               </w:rPr>
-              <w:t>parseurl</w:t>
+              <w:t>once</w:t>
             </w:r>
           </w:p>
         </w:tc>
@@ -15733,7 +15733,7 @@
                 <w:sz w:val="14"/>
                 <w:szCs w:val="14"/>
               </w:rPr>
-              <w:t>1.3.3</w:t>
+              <w:t>1.4.0</w:t>
             </w:r>
           </w:p>
         </w:tc>
@@ -15767,7 +15767,7 @@
                 <w:sz w:val="14"/>
                 <w:szCs w:val="14"/>
               </w:rPr>
-              <w:t>MIT</w:t>
+              <w:t>ISC</w:t>
             </w:r>
           </w:p>
         </w:tc>
@@ -15801,7 +15801,7 @@
                 <w:sz w:val="14"/>
                 <w:szCs w:val="14"/>
               </w:rPr>
-              <w:t>https://github.com/pillarjs/parseurl</w:t>
+              <w:t>https://github.com/isaacs/once</w:t>
             </w:r>
           </w:p>
         </w:tc>
@@ -15908,7 +15908,7 @@
                 <w:sz w:val="14"/>
                 <w:szCs w:val="14"/>
               </w:rPr>
-              <w:t>path-key</w:t>
+              <w:t>parseurl</w:t>
             </w:r>
           </w:p>
         </w:tc>
@@ -15942,7 +15942,7 @@
                 <w:sz w:val="14"/>
                 <w:szCs w:val="14"/>
               </w:rPr>
-              <w:t>3.1.1</w:t>
+              <w:t>1.3.3</w:t>
             </w:r>
           </w:p>
         </w:tc>
@@ -16010,7 +16010,7 @@
                 <w:sz w:val="14"/>
                 <w:szCs w:val="14"/>
               </w:rPr>
-              <w:t>https://github.com/sindresorhus/path-key</w:t>
+              <w:t>https://github.com/pillarjs/parseurl</w:t>
             </w:r>
           </w:p>
         </w:tc>
@@ -16117,7 +16117,7 @@
                 <w:sz w:val="14"/>
                 <w:szCs w:val="14"/>
               </w:rPr>
-              <w:t>path-to-regexp</w:t>
+              <w:t>path-key</w:t>
             </w:r>
           </w:p>
         </w:tc>
@@ -16151,7 +16151,7 @@
                 <w:sz w:val="14"/>
                 <w:szCs w:val="14"/>
               </w:rPr>
-              <w:t>8.4.2</w:t>
+              <w:t>3.1.1</w:t>
             </w:r>
           </w:p>
         </w:tc>
@@ -16219,7 +16219,7 @@
                 <w:sz w:val="14"/>
                 <w:szCs w:val="14"/>
               </w:rPr>
-              <w:t>https://github.com/pillarjs/path-to-regexp</w:t>
+              <w:t>https://github.com/sindresorhus/path-key</w:t>
             </w:r>
           </w:p>
         </w:tc>
@@ -16326,7 +16326,7 @@
                 <w:sz w:val="14"/>
                 <w:szCs w:val="14"/>
               </w:rPr>
-              <w:t>pkce-challenge</w:t>
+              <w:t>path-to-regexp</w:t>
             </w:r>
           </w:p>
         </w:tc>
@@ -16360,7 +16360,7 @@
                 <w:sz w:val="14"/>
                 <w:szCs w:val="14"/>
               </w:rPr>
-              <w:t>5.0.1</w:t>
+              <w:t>8.4.2</w:t>
             </w:r>
           </w:p>
         </w:tc>
@@ -16428,7 +16428,7 @@
                 <w:sz w:val="14"/>
                 <w:szCs w:val="14"/>
               </w:rPr>
-              <w:t>https://github.com/crouchcd/pkce-challenge</w:t>
+              <w:t>https://github.com/pillarjs/path-to-regexp</w:t>
             </w:r>
           </w:p>
         </w:tc>
@@ -16535,7 +16535,7 @@
                 <w:sz w:val="14"/>
                 <w:szCs w:val="14"/>
               </w:rPr>
-              <w:t>proxy-addr</w:t>
+              <w:t>pkce-challenge</w:t>
             </w:r>
           </w:p>
         </w:tc>
@@ -16569,7 +16569,7 @@
                 <w:sz w:val="14"/>
                 <w:szCs w:val="14"/>
               </w:rPr>
-              <w:t>2.0.7</w:t>
+              <w:t>5.0.1</w:t>
             </w:r>
           </w:p>
         </w:tc>
@@ -16637,7 +16637,7 @@
                 <w:sz w:val="14"/>
                 <w:szCs w:val="14"/>
               </w:rPr>
-              <w:t>https://github.com/jshttp/proxy-addr</w:t>
+              <w:t>https://github.com/crouchcd/pkce-challenge</w:t>
             </w:r>
           </w:p>
         </w:tc>
@@ -16744,7 +16744,7 @@
                 <w:sz w:val="14"/>
                 <w:szCs w:val="14"/>
               </w:rPr>
-              <w:t>qs</w:t>
+              <w:t>proxy-addr</w:t>
             </w:r>
           </w:p>
         </w:tc>
@@ -16778,7 +16778,7 @@
                 <w:sz w:val="14"/>
                 <w:szCs w:val="14"/>
               </w:rPr>
-              <w:t>6.15.3</w:t>
+              <w:t>2.0.7</w:t>
             </w:r>
           </w:p>
         </w:tc>
@@ -16812,7 +16812,7 @@
                 <w:sz w:val="14"/>
                 <w:szCs w:val="14"/>
               </w:rPr>
-              <w:t>BSD-3-Clause</w:t>
+              <w:t>MIT</w:t>
             </w:r>
           </w:p>
         </w:tc>
@@ -16846,7 +16846,7 @@
                 <w:sz w:val="14"/>
                 <w:szCs w:val="14"/>
               </w:rPr>
-              <w:t>https://github.com/ljharb/qs</w:t>
+              <w:t>https://github.com/jshttp/proxy-addr</w:t>
             </w:r>
           </w:p>
         </w:tc>
@@ -16953,7 +16953,7 @@
                 <w:sz w:val="14"/>
                 <w:szCs w:val="14"/>
               </w:rPr>
-              <w:t>range-parser</w:t>
+              <w:t>qs</w:t>
             </w:r>
           </w:p>
         </w:tc>
@@ -16987,7 +16987,7 @@
                 <w:sz w:val="14"/>
                 <w:szCs w:val="14"/>
               </w:rPr>
-              <w:t>1.3.0</w:t>
+              <w:t>6.15.3</w:t>
             </w:r>
           </w:p>
         </w:tc>
@@ -17021,7 +17021,7 @@
                 <w:sz w:val="14"/>
                 <w:szCs w:val="14"/>
               </w:rPr>
-              <w:t>MIT</w:t>
+              <w:t>BSD-3-Clause</w:t>
             </w:r>
           </w:p>
         </w:tc>
@@ -17055,7 +17055,7 @@
                 <w:sz w:val="14"/>
                 <w:szCs w:val="14"/>
               </w:rPr>
-              <w:t>https://github.com/jshttp/range-parser</w:t>
+              <w:t>https://github.com/ljharb/qs</w:t>
             </w:r>
           </w:p>
         </w:tc>
@@ -17162,7 +17162,7 @@
                 <w:sz w:val="14"/>
                 <w:szCs w:val="14"/>
               </w:rPr>
-              <w:t>raw-body</w:t>
+              <w:t>range-parser</w:t>
             </w:r>
           </w:p>
         </w:tc>
@@ -17196,7 +17196,7 @@
                 <w:sz w:val="14"/>
                 <w:szCs w:val="14"/>
               </w:rPr>
-              <w:t>3.0.2</w:t>
+              <w:t>1.3.0</w:t>
             </w:r>
           </w:p>
         </w:tc>
@@ -17264,7 +17264,7 @@
                 <w:sz w:val="14"/>
                 <w:szCs w:val="14"/>
               </w:rPr>
-              <w:t>https://github.com/stream-utils/raw-body</w:t>
+              <w:t>https://github.com/jshttp/range-parser</w:t>
             </w:r>
           </w:p>
         </w:tc>
@@ -17371,7 +17371,7 @@
                 <w:sz w:val="14"/>
                 <w:szCs w:val="14"/>
               </w:rPr>
-              <w:t>require-from-string</w:t>
+              <w:t>raw-body</w:t>
             </w:r>
           </w:p>
         </w:tc>
@@ -17405,7 +17405,7 @@
                 <w:sz w:val="14"/>
                 <w:szCs w:val="14"/>
               </w:rPr>
-              <w:t>2.0.2</w:t>
+              <w:t>3.0.2</w:t>
             </w:r>
           </w:p>
         </w:tc>
@@ -17473,7 +17473,7 @@
                 <w:sz w:val="14"/>
                 <w:szCs w:val="14"/>
               </w:rPr>
-              <w:t>https://github.com/floatdrop/require-from-string</w:t>
+              <w:t>https://github.com/stream-utils/raw-body</w:t>
             </w:r>
           </w:p>
         </w:tc>
@@ -17580,7 +17580,7 @@
                 <w:sz w:val="14"/>
                 <w:szCs w:val="14"/>
               </w:rPr>
-              <w:t>router</w:t>
+              <w:t>require-from-string</w:t>
             </w:r>
           </w:p>
         </w:tc>
@@ -17614,7 +17614,7 @@
                 <w:sz w:val="14"/>
                 <w:szCs w:val="14"/>
               </w:rPr>
-              <w:t>2.2.0</w:t>
+              <w:t>2.0.2</w:t>
             </w:r>
           </w:p>
         </w:tc>
@@ -17682,7 +17682,7 @@
                 <w:sz w:val="14"/>
                 <w:szCs w:val="14"/>
               </w:rPr>
-              <w:t>https://github.com/pillarjs/router</w:t>
+              <w:t>https://github.com/floatdrop/require-from-string</w:t>
             </w:r>
           </w:p>
         </w:tc>
@@ -17789,7 +17789,7 @@
                 <w:sz w:val="14"/>
                 <w:szCs w:val="14"/>
               </w:rPr>
-              <w:t>safer-buffer</w:t>
+              <w:t>router</w:t>
             </w:r>
           </w:p>
         </w:tc>
@@ -17823,7 +17823,7 @@
                 <w:sz w:val="14"/>
                 <w:szCs w:val="14"/>
               </w:rPr>
-              <w:t>2.1.2</w:t>
+              <w:t>2.2.0</w:t>
             </w:r>
           </w:p>
         </w:tc>
@@ -17891,7 +17891,7 @@
                 <w:sz w:val="14"/>
                 <w:szCs w:val="14"/>
               </w:rPr>
-              <w:t>https://github.com/ChALkeR/safer-buffer</w:t>
+              <w:t>https://github.com/pillarjs/router</w:t>
             </w:r>
           </w:p>
         </w:tc>
@@ -17998,7 +17998,7 @@
                 <w:sz w:val="14"/>
                 <w:szCs w:val="14"/>
               </w:rPr>
-              <w:t>send</w:t>
+              <w:t>safer-buffer</w:t>
             </w:r>
           </w:p>
         </w:tc>
@@ -18032,7 +18032,7 @@
                 <w:sz w:val="14"/>
                 <w:szCs w:val="14"/>
               </w:rPr>
-              <w:t>1.2.1</w:t>
+              <w:t>2.1.2</w:t>
             </w:r>
           </w:p>
         </w:tc>
@@ -18100,7 +18100,7 @@
                 <w:sz w:val="14"/>
                 <w:szCs w:val="14"/>
               </w:rPr>
-              <w:t>https://github.com/pillarjs/send</w:t>
+              <w:t>https://github.com/ChALkeR/safer-buffer</w:t>
             </w:r>
           </w:p>
         </w:tc>
@@ -18207,7 +18207,7 @@
                 <w:sz w:val="14"/>
                 <w:szCs w:val="14"/>
               </w:rPr>
-              <w:t>serve-static</w:t>
+              <w:t>send</w:t>
             </w:r>
           </w:p>
         </w:tc>
@@ -18241,7 +18241,7 @@
                 <w:sz w:val="14"/>
                 <w:szCs w:val="14"/>
               </w:rPr>
-              <w:t>2.2.1</w:t>
+              <w:t>1.2.1</w:t>
             </w:r>
           </w:p>
         </w:tc>
@@ -18309,7 +18309,7 @@
                 <w:sz w:val="14"/>
                 <w:szCs w:val="14"/>
               </w:rPr>
-              <w:t>https://github.com/expressjs/serve-static</w:t>
+              <w:t>https://github.com/pillarjs/send</w:t>
             </w:r>
           </w:p>
         </w:tc>
@@ -18416,7 +18416,7 @@
                 <w:sz w:val="14"/>
                 <w:szCs w:val="14"/>
               </w:rPr>
-              <w:t>setprototypeof</w:t>
+              <w:t>serve-static</w:t>
             </w:r>
           </w:p>
         </w:tc>
@@ -18450,7 +18450,7 @@
                 <w:sz w:val="14"/>
                 <w:szCs w:val="14"/>
               </w:rPr>
-              <w:t>1.2.0</w:t>
+              <w:t>2.2.1</w:t>
             </w:r>
           </w:p>
         </w:tc>
@@ -18484,7 +18484,7 @@
                 <w:sz w:val="14"/>
                 <w:szCs w:val="14"/>
               </w:rPr>
-              <w:t>ISC</w:t>
+              <w:t>MIT</w:t>
             </w:r>
           </w:p>
         </w:tc>
@@ -18518,7 +18518,7 @@
                 <w:sz w:val="14"/>
                 <w:szCs w:val="14"/>
               </w:rPr>
-              <w:t>https://github.com/wesleytodd/setprototypeof</w:t>
+              <w:t>https://github.com/expressjs/serve-static</w:t>
             </w:r>
           </w:p>
         </w:tc>
@@ -18625,7 +18625,7 @@
                 <w:sz w:val="14"/>
                 <w:szCs w:val="14"/>
               </w:rPr>
-              <w:t>shebang-command</w:t>
+              <w:t>setprototypeof</w:t>
             </w:r>
           </w:p>
         </w:tc>
@@ -18659,7 +18659,7 @@
                 <w:sz w:val="14"/>
                 <w:szCs w:val="14"/>
               </w:rPr>
-              <w:t>2.0.0</w:t>
+              <w:t>1.2.0</w:t>
             </w:r>
           </w:p>
         </w:tc>
@@ -18693,7 +18693,7 @@
                 <w:sz w:val="14"/>
                 <w:szCs w:val="14"/>
               </w:rPr>
-              <w:t>MIT</w:t>
+              <w:t>ISC</w:t>
             </w:r>
           </w:p>
         </w:tc>
@@ -18727,7 +18727,7 @@
                 <w:sz w:val="14"/>
                 <w:szCs w:val="14"/>
               </w:rPr>
-              <w:t>https://github.com/kevva/shebang-command</w:t>
+              <w:t>https://github.com/wesleytodd/setprototypeof</w:t>
             </w:r>
           </w:p>
         </w:tc>
@@ -18834,7 +18834,7 @@
                 <w:sz w:val="14"/>
                 <w:szCs w:val="14"/>
               </w:rPr>
-              <w:t>shebang-regex</w:t>
+              <w:t>shebang-command</w:t>
             </w:r>
           </w:p>
         </w:tc>
@@ -18868,7 +18868,7 @@
                 <w:sz w:val="14"/>
                 <w:szCs w:val="14"/>
               </w:rPr>
-              <w:t>3.0.0</w:t>
+              <w:t>2.0.0</w:t>
             </w:r>
           </w:p>
         </w:tc>
@@ -18936,7 +18936,7 @@
                 <w:sz w:val="14"/>
                 <w:szCs w:val="14"/>
               </w:rPr>
-              <w:t>https://github.com/sindresorhus/shebang-regex</w:t>
+              <w:t>https://github.com/kevva/shebang-command</w:t>
             </w:r>
           </w:p>
         </w:tc>
@@ -19043,7 +19043,7 @@
                 <w:sz w:val="14"/>
                 <w:szCs w:val="14"/>
               </w:rPr>
-              <w:t>side-channel</w:t>
+              <w:t>shebang-regex</w:t>
             </w:r>
           </w:p>
         </w:tc>
@@ -19077,7 +19077,7 @@
                 <w:sz w:val="14"/>
                 <w:szCs w:val="14"/>
               </w:rPr>
-              <w:t>1.1.1</w:t>
+              <w:t>3.0.0</w:t>
             </w:r>
           </w:p>
         </w:tc>
@@ -19145,7 +19145,7 @@
                 <w:sz w:val="14"/>
                 <w:szCs w:val="14"/>
               </w:rPr>
-              <w:t>https://github.com/ljharb/side-channel</w:t>
+              <w:t>https://github.com/sindresorhus/shebang-regex</w:t>
             </w:r>
           </w:p>
         </w:tc>
@@ -19252,7 +19252,7 @@
                 <w:sz w:val="14"/>
                 <w:szCs w:val="14"/>
               </w:rPr>
-              <w:t>side-channel-list</w:t>
+              <w:t>side-channel</w:t>
             </w:r>
           </w:p>
         </w:tc>
@@ -19286,7 +19286,7 @@
                 <w:sz w:val="14"/>
                 <w:szCs w:val="14"/>
               </w:rPr>
-              <w:t>1.0.1</w:t>
+              <w:t>1.1.1</w:t>
             </w:r>
           </w:p>
         </w:tc>
@@ -19354,7 +19354,7 @@
                 <w:sz w:val="14"/>
                 <w:szCs w:val="14"/>
               </w:rPr>
-              <w:t>https://github.com/ljharb/side-channel-list</w:t>
+              <w:t>https://github.com/ljharb/side-channel</w:t>
             </w:r>
           </w:p>
         </w:tc>
@@ -19461,7 +19461,7 @@
                 <w:sz w:val="14"/>
                 <w:szCs w:val="14"/>
               </w:rPr>
-              <w:t>side-channel-map</w:t>
+              <w:t>side-channel-list</w:t>
             </w:r>
           </w:p>
         </w:tc>
@@ -19563,7 +19563,7 @@
                 <w:sz w:val="14"/>
                 <w:szCs w:val="14"/>
               </w:rPr>
-              <w:t>https://github.com/ljharb/side-channel-map</w:t>
+              <w:t>https://github.com/ljharb/side-channel-list</w:t>
             </w:r>
           </w:p>
         </w:tc>
@@ -19670,7 +19670,7 @@
                 <w:sz w:val="14"/>
                 <w:szCs w:val="14"/>
               </w:rPr>
-              <w:t>side-channel-weakmap</w:t>
+              <w:t>side-channel-map</w:t>
             </w:r>
           </w:p>
         </w:tc>
@@ -19704,7 +19704,7 @@
                 <w:sz w:val="14"/>
                 <w:szCs w:val="14"/>
               </w:rPr>
-              <w:t>1.0.2</w:t>
+              <w:t>1.0.1</w:t>
             </w:r>
           </w:p>
         </w:tc>
@@ -19772,7 +19772,7 @@
                 <w:sz w:val="14"/>
                 <w:szCs w:val="14"/>
               </w:rPr>
-              <w:t>https://github.com/ljharb/side-channel-weakmap</w:t>
+              <w:t>https://github.com/ljharb/side-channel-map</w:t>
             </w:r>
           </w:p>
         </w:tc>
@@ -19879,7 +19879,7 @@
                 <w:sz w:val="14"/>
                 <w:szCs w:val="14"/>
               </w:rPr>
-              <w:t>statuses</w:t>
+              <w:t>side-channel-weakmap</w:t>
             </w:r>
           </w:p>
         </w:tc>
@@ -19913,7 +19913,7 @@
                 <w:sz w:val="14"/>
                 <w:szCs w:val="14"/>
               </w:rPr>
-              <w:t>2.0.2</w:t>
+              <w:t>1.0.2</w:t>
             </w:r>
           </w:p>
         </w:tc>
@@ -19981,7 +19981,7 @@
                 <w:sz w:val="14"/>
                 <w:szCs w:val="14"/>
               </w:rPr>
-              <w:t>https://github.com/jshttp/statuses</w:t>
+              <w:t>https://github.com/ljharb/side-channel-weakmap</w:t>
             </w:r>
           </w:p>
         </w:tc>
@@ -20088,7 +20088,7 @@
                 <w:sz w:val="14"/>
                 <w:szCs w:val="14"/>
               </w:rPr>
-              <w:t>toidentifier</w:t>
+              <w:t>statuses</w:t>
             </w:r>
           </w:p>
         </w:tc>
@@ -20122,7 +20122,7 @@
                 <w:sz w:val="14"/>
                 <w:szCs w:val="14"/>
               </w:rPr>
-              <w:t>1.0.1</w:t>
+              <w:t>2.0.2</w:t>
             </w:r>
           </w:p>
         </w:tc>
@@ -20190,7 +20190,7 @@
                 <w:sz w:val="14"/>
                 <w:szCs w:val="14"/>
               </w:rPr>
-              <w:t>https://github.com/component/toidentifier</w:t>
+              <w:t>https://github.com/jshttp/statuses</w:t>
             </w:r>
           </w:p>
         </w:tc>
@@ -20297,7 +20297,7 @@
                 <w:sz w:val="14"/>
                 <w:szCs w:val="14"/>
               </w:rPr>
-              <w:t>type-is</w:t>
+              <w:t>toidentifier</w:t>
             </w:r>
           </w:p>
         </w:tc>
@@ -20331,7 +20331,7 @@
                 <w:sz w:val="14"/>
                 <w:szCs w:val="14"/>
               </w:rPr>
-              <w:t>2.1.0</w:t>
+              <w:t>1.0.1</w:t>
             </w:r>
           </w:p>
         </w:tc>
@@ -20399,7 +20399,7 @@
                 <w:sz w:val="14"/>
                 <w:szCs w:val="14"/>
               </w:rPr>
-              <w:t>https://github.com/jshttp/type-is</w:t>
+              <w:t>https://github.com/component/toidentifier</w:t>
             </w:r>
           </w:p>
         </w:tc>
@@ -20506,7 +20506,7 @@
                 <w:sz w:val="14"/>
                 <w:szCs w:val="14"/>
               </w:rPr>
-              <w:t>unpipe</w:t>
+              <w:t>type-is</w:t>
             </w:r>
           </w:p>
         </w:tc>
@@ -20540,7 +20540,7 @@
                 <w:sz w:val="14"/>
                 <w:szCs w:val="14"/>
               </w:rPr>
-              <w:t>1.0.0</w:t>
+              <w:t>2.1.0</w:t>
             </w:r>
           </w:p>
         </w:tc>
@@ -20608,7 +20608,7 @@
                 <w:sz w:val="14"/>
                 <w:szCs w:val="14"/>
               </w:rPr>
-              <w:t>https://github.com/stream-utils/unpipe</w:t>
+              <w:t>https://github.com/jshttp/type-is</w:t>
             </w:r>
           </w:p>
         </w:tc>
@@ -20715,7 +20715,7 @@
                 <w:sz w:val="14"/>
                 <w:szCs w:val="14"/>
               </w:rPr>
-              <w:t>vary</w:t>
+              <w:t>unpipe</w:t>
             </w:r>
           </w:p>
         </w:tc>
@@ -20749,7 +20749,7 @@
                 <w:sz w:val="14"/>
                 <w:szCs w:val="14"/>
               </w:rPr>
-              <w:t>1.1.2</w:t>
+              <w:t>1.0.0</w:t>
             </w:r>
           </w:p>
         </w:tc>
@@ -20817,7 +20817,7 @@
                 <w:sz w:val="14"/>
                 <w:szCs w:val="14"/>
               </w:rPr>
-              <w:t>https://github.com/jshttp/vary</w:t>
+              <w:t>https://github.com/stream-utils/unpipe</w:t>
             </w:r>
           </w:p>
         </w:tc>
@@ -20924,7 +20924,7 @@
                 <w:sz w:val="14"/>
                 <w:szCs w:val="14"/>
               </w:rPr>
-              <w:t>which</w:t>
+              <w:t>vary</w:t>
             </w:r>
           </w:p>
         </w:tc>
@@ -20958,7 +20958,7 @@
                 <w:sz w:val="14"/>
                 <w:szCs w:val="14"/>
               </w:rPr>
-              <w:t>2.0.2</w:t>
+              <w:t>1.1.2</w:t>
             </w:r>
           </w:p>
         </w:tc>
@@ -20992,7 +20992,7 @@
                 <w:sz w:val="14"/>
                 <w:szCs w:val="14"/>
               </w:rPr>
-              <w:t>ISC</w:t>
+              <w:t>MIT</w:t>
             </w:r>
           </w:p>
         </w:tc>
@@ -21026,7 +21026,7 @@
                 <w:sz w:val="14"/>
                 <w:szCs w:val="14"/>
               </w:rPr>
-              <w:t>https://github.com/isaacs/node-which</w:t>
+              <w:t>https://github.com/jshttp/vary</w:t>
             </w:r>
           </w:p>
         </w:tc>
@@ -21133,7 +21133,7 @@
                 <w:sz w:val="14"/>
                 <w:szCs w:val="14"/>
               </w:rPr>
-              <w:t>wrappy</w:t>
+              <w:t>which</w:t>
             </w:r>
           </w:p>
         </w:tc>
@@ -21167,7 +21167,7 @@
                 <w:sz w:val="14"/>
                 <w:szCs w:val="14"/>
               </w:rPr>
-              <w:t>1.0.2</w:t>
+              <w:t>2.0.2</w:t>
             </w:r>
           </w:p>
         </w:tc>
@@ -21235,7 +21235,7 @@
                 <w:sz w:val="14"/>
                 <w:szCs w:val="14"/>
               </w:rPr>
-              <w:t>https://github.com/npm/wrappy</w:t>
+              <w:t>https://github.com/isaacs/node-which</w:t>
             </w:r>
           </w:p>
         </w:tc>
@@ -21342,7 +21342,7 @@
                 <w:sz w:val="14"/>
                 <w:szCs w:val="14"/>
               </w:rPr>
-              <w:t>zod-to-json-schema</w:t>
+              <w:t>wrappy</w:t>
             </w:r>
           </w:p>
         </w:tc>
@@ -21376,7 +21376,7 @@
                 <w:sz w:val="14"/>
                 <w:szCs w:val="14"/>
               </w:rPr>
-              <w:t>3.25.2</w:t>
+              <w:t>1.0.2</w:t>
             </w:r>
           </w:p>
         </w:tc>
@@ -21444,7 +21444,7 @@
                 <w:sz w:val="14"/>
                 <w:szCs w:val="14"/>
               </w:rPr>
-              <w:t>https://github.com/StefanTerdell/zod-to-json-schema</w:t>
+              <w:t>https://github.com/npm/wrappy</w:t>
             </w:r>
           </w:p>
         </w:tc>
@@ -21551,7 +21551,7 @@
                 <w:sz w:val="14"/>
                 <w:szCs w:val="14"/>
               </w:rPr>
-              <w:t>@cyclonedx/cyclonedx-npm</w:t>
+              <w:t>zod-to-json-schema</w:t>
             </w:r>
           </w:p>
         </w:tc>
@@ -21585,7 +21585,7 @@
                 <w:sz w:val="14"/>
                 <w:szCs w:val="14"/>
               </w:rPr>
-              <w:t>6.0.1</w:t>
+              <w:t>3.25.2</w:t>
             </w:r>
           </w:p>
         </w:tc>
@@ -21619,7 +21619,7 @@
                 <w:sz w:val="14"/>
                 <w:szCs w:val="14"/>
               </w:rPr>
-              <w:t>Apache-2.0</w:t>
+              <w:t>ISC</w:t>
             </w:r>
           </w:p>
         </w:tc>
@@ -21653,7 +21653,7 @@
                 <w:sz w:val="14"/>
                 <w:szCs w:val="14"/>
               </w:rPr>
-              <w:t>https://github.com/CycloneDX/cyclonedx-node-npm</w:t>
+              <w:t>https://github.com/StefanTerdell/zod-to-json-schema</w:t>
             </w:r>
           </w:p>
         </w:tc>
@@ -21687,7 +21687,7 @@
                 <w:sz w:val="14"/>
                 <w:szCs w:val="14"/>
               </w:rPr>
-              <w:t>CycloneDX SBOM generation</w:t>
+              <w:t>런타임 의존</w:t>
             </w:r>
           </w:p>
         </w:tc>
@@ -21760,7 +21760,7 @@
                 <w:sz w:val="14"/>
                 <w:szCs w:val="14"/>
               </w:rPr>
-              <w:t>@types/node</w:t>
+              <w:t>@cyclonedx/cyclonedx-npm</w:t>
             </w:r>
           </w:p>
         </w:tc>
@@ -21794,7 +21794,7 @@
                 <w:sz w:val="14"/>
                 <w:szCs w:val="14"/>
               </w:rPr>
-              <w:t>20.19.43</w:t>
+              <w:t>6.0.1</w:t>
             </w:r>
           </w:p>
         </w:tc>
@@ -21828,7 +21828,7 @@
                 <w:sz w:val="14"/>
                 <w:szCs w:val="14"/>
               </w:rPr>
-              <w:t>MIT</w:t>
+              <w:t>Apache-2.0</w:t>
             </w:r>
           </w:p>
         </w:tc>
@@ -21862,7 +21862,7 @@
                 <w:sz w:val="14"/>
                 <w:szCs w:val="14"/>
               </w:rPr>
-              <w:t>https://github.com/DefinitelyTyped/DefinitelyTyped</w:t>
+              <w:t>https://github.com/CycloneDX/cyclonedx-node-npm</w:t>
             </w:r>
           </w:p>
         </w:tc>
@@ -21896,7 +21896,7 @@
                 <w:sz w:val="14"/>
                 <w:szCs w:val="14"/>
               </w:rPr>
-              <w:t>Node TypeScript declarations</w:t>
+              <w:t>CycloneDX SBOM generation</w:t>
             </w:r>
           </w:p>
         </w:tc>
@@ -21969,7 +21969,7 @@
                 <w:sz w:val="14"/>
                 <w:szCs w:val="14"/>
               </w:rPr>
-              <w:t>jsdom</w:t>
+              <w:t>@types/node</w:t>
             </w:r>
           </w:p>
         </w:tc>
@@ -22003,7 +22003,7 @@
                 <w:sz w:val="14"/>
                 <w:szCs w:val="14"/>
               </w:rPr>
-              <w:t>25.0.1</w:t>
+              <w:t>20.19.43</w:t>
             </w:r>
           </w:p>
         </w:tc>
@@ -22071,7 +22071,7 @@
                 <w:sz w:val="14"/>
                 <w:szCs w:val="14"/>
               </w:rPr>
-              <w:t>https://github.com/jsdom/jsdom</w:t>
+              <w:t>https://github.com/DefinitelyTyped/DefinitelyTyped</w:t>
             </w:r>
           </w:p>
         </w:tc>
@@ -22105,7 +22105,7 @@
                 <w:sz w:val="14"/>
                 <w:szCs w:val="14"/>
               </w:rPr>
-              <w:t>DOM unit-test environment</w:t>
+              <w:t>Node TypeScript declarations</w:t>
             </w:r>
           </w:p>
         </w:tc>
@@ -22178,7 +22178,7 @@
                 <w:sz w:val="14"/>
                 <w:szCs w:val="14"/>
               </w:rPr>
-              <w:t>playwright-core</w:t>
+              <w:t>jsdom</w:t>
             </w:r>
           </w:p>
         </w:tc>
@@ -22212,7 +22212,7 @@
                 <w:sz w:val="14"/>
                 <w:szCs w:val="14"/>
               </w:rPr>
-              <w:t>1.61.1</w:t>
+              <w:t>25.0.1</w:t>
             </w:r>
           </w:p>
         </w:tc>
@@ -22246,7 +22246,7 @@
                 <w:sz w:val="14"/>
                 <w:szCs w:val="14"/>
               </w:rPr>
-              <w:t>Apache-2.0</w:t>
+              <w:t>MIT</w:t>
             </w:r>
           </w:p>
         </w:tc>
@@ -22280,7 +22280,7 @@
                 <w:sz w:val="14"/>
                 <w:szCs w:val="14"/>
               </w:rPr>
-              <w:t>https://github.com/microsoft/playwright</w:t>
+              <w:t>https://github.com/jsdom/jsdom</w:t>
             </w:r>
           </w:p>
         </w:tc>
@@ -22314,7 +22314,7 @@
                 <w:sz w:val="14"/>
                 <w:szCs w:val="14"/>
               </w:rPr>
-              <w:t>installed-Chrome E2E</w:t>
+              <w:t>DOM unit-test environment</w:t>
             </w:r>
           </w:p>
         </w:tc>
@@ -22387,7 +22387,7 @@
                 <w:sz w:val="14"/>
                 <w:szCs w:val="14"/>
               </w:rPr>
-              <w:t>typescript</w:t>
+              <w:t>playwright-core</w:t>
             </w:r>
           </w:p>
         </w:tc>
@@ -22421,7 +22421,7 @@
                 <w:sz w:val="14"/>
                 <w:szCs w:val="14"/>
               </w:rPr>
-              <w:t>5.9.3</w:t>
+              <w:t>1.61.1</w:t>
             </w:r>
           </w:p>
         </w:tc>
@@ -22489,7 +22489,7 @@
                 <w:sz w:val="14"/>
                 <w:szCs w:val="14"/>
               </w:rPr>
-              <w:t>https://github.com/microsoft/TypeScript</w:t>
+              <w:t>https://github.com/microsoft/playwright</w:t>
             </w:r>
           </w:p>
         </w:tc>
@@ -22523,7 +22523,7 @@
                 <w:sz w:val="14"/>
                 <w:szCs w:val="14"/>
               </w:rPr>
-              <w:t>TypeScript compiler</w:t>
+              <w:t>installed-Chrome E2E</w:t>
             </w:r>
           </w:p>
         </w:tc>
@@ -22596,7 +22596,7 @@
                 <w:sz w:val="14"/>
                 <w:szCs w:val="14"/>
               </w:rPr>
-              <w:t>vitest</w:t>
+              <w:t>typescript</w:t>
             </w:r>
           </w:p>
         </w:tc>
@@ -22630,7 +22630,7 @@
                 <w:sz w:val="14"/>
                 <w:szCs w:val="14"/>
               </w:rPr>
-              <w:t>2.1.9</w:t>
+              <w:t>5.9.3</w:t>
             </w:r>
           </w:p>
         </w:tc>
@@ -22664,7 +22664,7 @@
                 <w:sz w:val="14"/>
                 <w:szCs w:val="14"/>
               </w:rPr>
-              <w:t>MIT</w:t>
+              <w:t>Apache-2.0</w:t>
             </w:r>
           </w:p>
         </w:tc>
@@ -22698,7 +22698,7 @@
                 <w:sz w:val="14"/>
                 <w:szCs w:val="14"/>
               </w:rPr>
-              <w:t>https://github.com/vitest-dev/vitest</w:t>
+              <w:t>https://github.com/microsoft/TypeScript</w:t>
             </w:r>
           </w:p>
         </w:tc>
@@ -22732,7 +22732,7 @@
                 <w:sz w:val="14"/>
                 <w:szCs w:val="14"/>
               </w:rPr>
-              <w:t>unit/integration test runner</w:t>
+              <w:t>TypeScript compiler</w:t>
             </w:r>
           </w:p>
         </w:tc>
@@ -22805,7 +22805,7 @@
                 <w:sz w:val="14"/>
                 <w:szCs w:val="14"/>
               </w:rPr>
-              <w:t>@asamuzakjp/css-color</w:t>
+              <w:t>vitest</w:t>
             </w:r>
           </w:p>
         </w:tc>
@@ -22839,7 +22839,7 @@
                 <w:sz w:val="14"/>
                 <w:szCs w:val="14"/>
               </w:rPr>
-              <w:t>3.2.0</w:t>
+              <w:t>2.1.9</w:t>
             </w:r>
           </w:p>
         </w:tc>
@@ -22907,7 +22907,7 @@
                 <w:sz w:val="14"/>
                 <w:szCs w:val="14"/>
               </w:rPr>
-              <w:t>https://github.com/asamuzaK/cssColor</w:t>
+              <w:t>https://github.com/vitest-dev/vitest</w:t>
             </w:r>
           </w:p>
         </w:tc>
@@ -22941,7 +22941,7 @@
                 <w:sz w:val="14"/>
                 <w:szCs w:val="14"/>
               </w:rPr>
-              <w:t>개발 도구 의존</w:t>
+              <w:t>unit/integration test runner</w:t>
             </w:r>
           </w:p>
         </w:tc>
@@ -23014,7 +23014,7 @@
                 <w:sz w:val="14"/>
                 <w:szCs w:val="14"/>
               </w:rPr>
-              <w:t>@csstools/color-helpers</w:t>
+              <w:t>@asamuzakjp/css-color</w:t>
             </w:r>
           </w:p>
         </w:tc>
@@ -23048,7 +23048,7 @@
                 <w:sz w:val="14"/>
                 <w:szCs w:val="14"/>
               </w:rPr>
-              <w:t>5.1.0</w:t>
+              <w:t>3.2.0</w:t>
             </w:r>
           </w:p>
         </w:tc>
@@ -23082,7 +23082,7 @@
                 <w:sz w:val="14"/>
                 <w:szCs w:val="14"/>
               </w:rPr>
-              <w:t>MIT-0</w:t>
+              <w:t>MIT</w:t>
             </w:r>
           </w:p>
         </w:tc>
@@ -23116,7 +23116,7 @@
                 <w:sz w:val="14"/>
                 <w:szCs w:val="14"/>
               </w:rPr>
-              <w:t>https://github.com/csstools/postcss-plugins</w:t>
+              <w:t>https://github.com/asamuzaK/cssColor</w:t>
             </w:r>
           </w:p>
         </w:tc>
@@ -23223,7 +23223,7 @@
                 <w:sz w:val="14"/>
                 <w:szCs w:val="14"/>
               </w:rPr>
-              <w:t>@csstools/css-calc</w:t>
+              <w:t>@csstools/color-helpers</w:t>
             </w:r>
           </w:p>
         </w:tc>
@@ -23257,7 +23257,7 @@
                 <w:sz w:val="14"/>
                 <w:szCs w:val="14"/>
               </w:rPr>
-              <w:t>2.1.4</w:t>
+              <w:t>5.1.0</w:t>
             </w:r>
           </w:p>
         </w:tc>
@@ -23291,7 +23291,7 @@
                 <w:sz w:val="14"/>
                 <w:szCs w:val="14"/>
               </w:rPr>
-              <w:t>MIT</w:t>
+              <w:t>MIT-0</w:t>
             </w:r>
           </w:p>
         </w:tc>
@@ -23432,7 +23432,7 @@
                 <w:sz w:val="14"/>
                 <w:szCs w:val="14"/>
               </w:rPr>
-              <w:t>@csstools/css-color-parser</w:t>
+              <w:t>@csstools/css-calc</w:t>
             </w:r>
           </w:p>
         </w:tc>
@@ -23466,7 +23466,7 @@
                 <w:sz w:val="14"/>
                 <w:szCs w:val="14"/>
               </w:rPr>
-              <w:t>3.1.0</w:t>
+              <w:t>2.1.4</w:t>
             </w:r>
           </w:p>
         </w:tc>
@@ -23641,7 +23641,7 @@
                 <w:sz w:val="14"/>
                 <w:szCs w:val="14"/>
               </w:rPr>
-              <w:t>@csstools/css-parser-algorithms</w:t>
+              <w:t>@csstools/css-color-parser</w:t>
             </w:r>
           </w:p>
         </w:tc>
@@ -23675,7 +23675,7 @@
                 <w:sz w:val="14"/>
                 <w:szCs w:val="14"/>
               </w:rPr>
-              <w:t>3.0.5</w:t>
+              <w:t>3.1.0</w:t>
             </w:r>
           </w:p>
         </w:tc>
@@ -23850,7 +23850,7 @@
                 <w:sz w:val="14"/>
                 <w:szCs w:val="14"/>
               </w:rPr>
-              <w:t>@csstools/css-tokenizer</w:t>
+              <w:t>@csstools/css-parser-algorithms</w:t>
             </w:r>
           </w:p>
         </w:tc>
@@ -23884,7 +23884,7 @@
                 <w:sz w:val="14"/>
                 <w:szCs w:val="14"/>
               </w:rPr>
-              <w:t>3.0.4</w:t>
+              <w:t>3.0.5</w:t>
             </w:r>
           </w:p>
         </w:tc>
@@ -24059,7 +24059,7 @@
                 <w:sz w:val="14"/>
                 <w:szCs w:val="14"/>
               </w:rPr>
-              <w:t>@cyclonedx/cyclonedx-library</w:t>
+              <w:t>@csstools/css-tokenizer</w:t>
             </w:r>
           </w:p>
         </w:tc>
@@ -24093,7 +24093,7 @@
                 <w:sz w:val="14"/>
                 <w:szCs w:val="14"/>
               </w:rPr>
-              <w:t>10.2.0</w:t>
+              <w:t>3.0.4</w:t>
             </w:r>
           </w:p>
         </w:tc>
@@ -24127,7 +24127,7 @@
                 <w:sz w:val="14"/>
                 <w:szCs w:val="14"/>
               </w:rPr>
-              <w:t>Apache-2.0</w:t>
+              <w:t>MIT</w:t>
             </w:r>
           </w:p>
         </w:tc>
@@ -24161,7 +24161,7 @@
                 <w:sz w:val="14"/>
                 <w:szCs w:val="14"/>
               </w:rPr>
-              <w:t>https://github.com/CycloneDX/cyclonedx-javascript-library</w:t>
+              <w:t>https://github.com/csstools/postcss-plugins</w:t>
             </w:r>
           </w:p>
         </w:tc>
@@ -24268,7 +24268,7 @@
                 <w:sz w:val="14"/>
                 <w:szCs w:val="14"/>
               </w:rPr>
-              <w:t>@esbuild/darwin-arm64</w:t>
+              <w:t>@cyclonedx/cyclonedx-library</w:t>
             </w:r>
           </w:p>
         </w:tc>
@@ -24302,7 +24302,7 @@
                 <w:sz w:val="14"/>
                 <w:szCs w:val="14"/>
               </w:rPr>
-              <w:t>0.21.5</w:t>
+              <w:t>10.2.0</w:t>
             </w:r>
           </w:p>
         </w:tc>
@@ -24336,7 +24336,7 @@
                 <w:sz w:val="14"/>
                 <w:szCs w:val="14"/>
               </w:rPr>
-              <w:t>MIT</w:t>
+              <w:t>Apache-2.0</w:t>
             </w:r>
           </w:p>
         </w:tc>
@@ -24370,7 +24370,7 @@
                 <w:sz w:val="14"/>
                 <w:szCs w:val="14"/>
               </w:rPr>
-              <w:t>https://github.com/evanw/esbuild</w:t>
+              <w:t>https://github.com/CycloneDX/cyclonedx-javascript-library</w:t>
             </w:r>
           </w:p>
         </w:tc>
@@ -24477,7 +24477,7 @@
                 <w:sz w:val="14"/>
                 <w:szCs w:val="14"/>
               </w:rPr>
-              <w:t>@jridgewell/sourcemap-codec</w:t>
+              <w:t>@esbuild/darwin-arm64</w:t>
             </w:r>
           </w:p>
         </w:tc>
@@ -24511,7 +24511,7 @@
                 <w:sz w:val="14"/>
                 <w:szCs w:val="14"/>
               </w:rPr>
-              <w:t>1.5.5</w:t>
+              <w:t>0.21.5</w:t>
             </w:r>
           </w:p>
         </w:tc>
@@ -24579,7 +24579,7 @@
                 <w:sz w:val="14"/>
                 <w:szCs w:val="14"/>
               </w:rPr>
-              <w:t>https://github.com/jridgewell/sourcemaps</w:t>
+              <w:t>https://github.com/evanw/esbuild</w:t>
             </w:r>
           </w:p>
         </w:tc>
@@ -24686,7 +24686,7 @@
                 <w:sz w:val="14"/>
                 <w:szCs w:val="14"/>
               </w:rPr>
-              <w:t>@oozcitak/dom</w:t>
+              <w:t>@jridgewell/sourcemap-codec</w:t>
             </w:r>
           </w:p>
         </w:tc>
@@ -24720,7 +24720,7 @@
                 <w:sz w:val="14"/>
                 <w:szCs w:val="14"/>
               </w:rPr>
-              <w:t>2.0.2</w:t>
+              <w:t>1.5.5</w:t>
             </w:r>
           </w:p>
         </w:tc>
@@ -24788,7 +24788,7 @@
                 <w:sz w:val="14"/>
                 <w:szCs w:val="14"/>
               </w:rPr>
-              <w:t>https://github.com/oozcitak/dom</w:t>
+              <w:t>https://github.com/jridgewell/sourcemaps</w:t>
             </w:r>
           </w:p>
         </w:tc>
@@ -24895,7 +24895,7 @@
                 <w:sz w:val="14"/>
                 <w:szCs w:val="14"/>
               </w:rPr>
-              <w:t>@oozcitak/infra</w:t>
+              <w:t>@oozcitak/dom</w:t>
             </w:r>
           </w:p>
         </w:tc>
@@ -24997,7 +24997,7 @@
                 <w:sz w:val="14"/>
                 <w:szCs w:val="14"/>
               </w:rPr>
-              <w:t>https://github.com/oozcitak/infra</w:t>
+              <w:t>https://github.com/oozcitak/dom</w:t>
             </w:r>
           </w:p>
         </w:tc>
@@ -25104,7 +25104,7 @@
                 <w:sz w:val="14"/>
                 <w:szCs w:val="14"/>
               </w:rPr>
-              <w:t>@oozcitak/url</w:t>
+              <w:t>@oozcitak/infra</w:t>
             </w:r>
           </w:p>
         </w:tc>
@@ -25138,7 +25138,7 @@
                 <w:sz w:val="14"/>
                 <w:szCs w:val="14"/>
               </w:rPr>
-              <w:t>3.0.0</w:t>
+              <w:t>2.0.2</w:t>
             </w:r>
           </w:p>
         </w:tc>
@@ -25206,7 +25206,7 @@
                 <w:sz w:val="14"/>
                 <w:szCs w:val="14"/>
               </w:rPr>
-              <w:t>https://github.com/oozcitak/url</w:t>
+              <w:t>https://github.com/oozcitak/infra</w:t>
             </w:r>
           </w:p>
         </w:tc>
@@ -25313,7 +25313,7 @@
                 <w:sz w:val="14"/>
                 <w:szCs w:val="14"/>
               </w:rPr>
-              <w:t>@oozcitak/util</w:t>
+              <w:t>@oozcitak/url</w:t>
             </w:r>
           </w:p>
         </w:tc>
@@ -25347,7 +25347,7 @@
                 <w:sz w:val="14"/>
                 <w:szCs w:val="14"/>
               </w:rPr>
-              <w:t>10.0.0</w:t>
+              <w:t>3.0.0</w:t>
             </w:r>
           </w:p>
         </w:tc>
@@ -25415,7 +25415,7 @@
                 <w:sz w:val="14"/>
                 <w:szCs w:val="14"/>
               </w:rPr>
-              <w:t>https://github.com/oozcitak/util</w:t>
+              <w:t>https://github.com/oozcitak/url</w:t>
             </w:r>
           </w:p>
         </w:tc>
@@ -25522,7 +25522,7 @@
                 <w:sz w:val="14"/>
                 <w:szCs w:val="14"/>
               </w:rPr>
-              <w:t>@pkgjs/parseargs</w:t>
+              <w:t>@oozcitak/util</w:t>
             </w:r>
           </w:p>
         </w:tc>
@@ -25556,7 +25556,7 @@
                 <w:sz w:val="14"/>
                 <w:szCs w:val="14"/>
               </w:rPr>
-              <w:t>0.11.0</w:t>
+              <w:t>10.0.0</w:t>
             </w:r>
           </w:p>
         </w:tc>
@@ -25624,7 +25624,7 @@
                 <w:sz w:val="14"/>
                 <w:szCs w:val="14"/>
               </w:rPr>
-              <w:t>https://github.com/pkgjs/parseargs</w:t>
+              <w:t>https://github.com/oozcitak/util</w:t>
             </w:r>
           </w:p>
         </w:tc>
@@ -25731,7 +25731,7 @@
                 <w:sz w:val="14"/>
                 <w:szCs w:val="14"/>
               </w:rPr>
-              <w:t>@rollup/rollup-darwin-arm64</w:t>
+              <w:t>@pkgjs/parseargs</w:t>
             </w:r>
           </w:p>
         </w:tc>
@@ -25765,7 +25765,7 @@
                 <w:sz w:val="14"/>
                 <w:szCs w:val="14"/>
               </w:rPr>
-              <w:t>4.62.2</w:t>
+              <w:t>0.11.0</w:t>
             </w:r>
           </w:p>
         </w:tc>
@@ -25833,7 +25833,7 @@
                 <w:sz w:val="14"/>
                 <w:szCs w:val="14"/>
               </w:rPr>
-              <w:t>https://github.com/rollup/rollup</w:t>
+              <w:t>https://github.com/pkgjs/parseargs</w:t>
             </w:r>
           </w:p>
         </w:tc>
@@ -25940,7 +25940,7 @@
                 <w:sz w:val="14"/>
                 <w:szCs w:val="14"/>
               </w:rPr>
-              <w:t>@types/estree</w:t>
+              <w:t>@rollup/rollup-darwin-arm64</w:t>
             </w:r>
           </w:p>
         </w:tc>
@@ -25974,7 +25974,7 @@
                 <w:sz w:val="14"/>
                 <w:szCs w:val="14"/>
               </w:rPr>
-              <w:t>1.0.9</w:t>
+              <w:t>4.62.2</w:t>
             </w:r>
           </w:p>
         </w:tc>
@@ -26042,7 +26042,7 @@
                 <w:sz w:val="14"/>
                 <w:szCs w:val="14"/>
               </w:rPr>
-              <w:t>https://github.com/DefinitelyTyped/DefinitelyTyped</w:t>
+              <w:t>https://github.com/rollup/rollup</w:t>
             </w:r>
           </w:p>
         </w:tc>
@@ -26149,7 +26149,7 @@
                 <w:sz w:val="14"/>
                 <w:szCs w:val="14"/>
               </w:rPr>
-              <w:t>@vitest/expect</w:t>
+              <w:t>@types/estree</w:t>
             </w:r>
           </w:p>
         </w:tc>
@@ -26183,7 +26183,7 @@
                 <w:sz w:val="14"/>
                 <w:szCs w:val="14"/>
               </w:rPr>
-              <w:t>2.1.9</w:t>
+              <w:t>1.0.9</w:t>
             </w:r>
           </w:p>
         </w:tc>
@@ -26251,7 +26251,7 @@
                 <w:sz w:val="14"/>
                 <w:szCs w:val="14"/>
               </w:rPr>
-              <w:t>https://github.com/vitest-dev/vitest</w:t>
+              <w:t>https://github.com/DefinitelyTyped/DefinitelyTyped</w:t>
             </w:r>
           </w:p>
         </w:tc>
@@ -26358,7 +26358,7 @@
                 <w:sz w:val="14"/>
                 <w:szCs w:val="14"/>
               </w:rPr>
-              <w:t>@vitest/mocker</w:t>
+              <w:t>@vitest/expect</w:t>
             </w:r>
           </w:p>
         </w:tc>
@@ -26567,7 +26567,7 @@
                 <w:sz w:val="14"/>
                 <w:szCs w:val="14"/>
               </w:rPr>
-              <w:t>@vitest/pretty-format</w:t>
+              <w:t>@vitest/mocker</w:t>
             </w:r>
           </w:p>
         </w:tc>
@@ -26776,7 +26776,7 @@
                 <w:sz w:val="14"/>
                 <w:szCs w:val="14"/>
               </w:rPr>
-              <w:t>@vitest/runner</w:t>
+              <w:t>@vitest/pretty-format</w:t>
             </w:r>
           </w:p>
         </w:tc>
@@ -26985,7 +26985,7 @@
                 <w:sz w:val="14"/>
                 <w:szCs w:val="14"/>
               </w:rPr>
-              <w:t>@vitest/snapshot</w:t>
+              <w:t>@vitest/runner</w:t>
             </w:r>
           </w:p>
         </w:tc>
@@ -27194,7 +27194,7 @@
                 <w:sz w:val="14"/>
                 <w:szCs w:val="14"/>
               </w:rPr>
-              <w:t>@vitest/spy</w:t>
+              <w:t>@vitest/snapshot</w:t>
             </w:r>
           </w:p>
         </w:tc>
@@ -27403,7 +27403,7 @@
                 <w:sz w:val="14"/>
                 <w:szCs w:val="14"/>
               </w:rPr>
-              <w:t>@vitest/utils</w:t>
+              <w:t>@vitest/spy</w:t>
             </w:r>
           </w:p>
         </w:tc>
@@ -27612,7 +27612,7 @@
                 <w:sz w:val="14"/>
                 <w:szCs w:val="14"/>
               </w:rPr>
-              <w:t>agent-base</w:t>
+              <w:t>@vitest/utils</w:t>
             </w:r>
           </w:p>
         </w:tc>
@@ -27646,7 +27646,7 @@
                 <w:sz w:val="14"/>
                 <w:szCs w:val="14"/>
               </w:rPr>
-              <w:t>7.1.4</w:t>
+              <w:t>2.1.9</w:t>
             </w:r>
           </w:p>
         </w:tc>
@@ -27714,7 +27714,7 @@
                 <w:sz w:val="14"/>
                 <w:szCs w:val="14"/>
               </w:rPr>
-              <w:t>https://github.com/TooTallNate/proxy-agents</w:t>
+              <w:t>https://github.com/vitest-dev/vitest</w:t>
             </w:r>
           </w:p>
         </w:tc>
@@ -27821,7 +27821,7 @@
                 <w:sz w:val="14"/>
                 <w:szCs w:val="14"/>
               </w:rPr>
-              <w:t>ajv-formats-draft2019</w:t>
+              <w:t>agent-base</w:t>
             </w:r>
           </w:p>
         </w:tc>
@@ -27855,7 +27855,7 @@
                 <w:sz w:val="14"/>
                 <w:szCs w:val="14"/>
               </w:rPr>
-              <w:t>1.6.1</w:t>
+              <w:t>7.1.4</w:t>
             </w:r>
           </w:p>
         </w:tc>
@@ -27923,7 +27923,7 @@
                 <w:sz w:val="14"/>
                 <w:szCs w:val="14"/>
               </w:rPr>
-              <w:t>https://github.com/luzlab/ajv-formats-draft2019</w:t>
+              <w:t>https://github.com/TooTallNate/proxy-agents</w:t>
             </w:r>
           </w:p>
         </w:tc>
@@ -28030,7 +28030,7 @@
                 <w:sz w:val="14"/>
                 <w:szCs w:val="14"/>
               </w:rPr>
-              <w:t>argparse</w:t>
+              <w:t>ajv-formats-draft2019</w:t>
             </w:r>
           </w:p>
         </w:tc>
@@ -28064,7 +28064,7 @@
                 <w:sz w:val="14"/>
                 <w:szCs w:val="14"/>
               </w:rPr>
-              <w:t>2.0.1</w:t>
+              <w:t>1.6.1</w:t>
             </w:r>
           </w:p>
         </w:tc>
@@ -28098,7 +28098,7 @@
                 <w:sz w:val="14"/>
                 <w:szCs w:val="14"/>
               </w:rPr>
-              <w:t>Python-2.0</w:t>
+              <w:t>MIT</w:t>
             </w:r>
           </w:p>
         </w:tc>
@@ -28132,7 +28132,7 @@
                 <w:sz w:val="14"/>
                 <w:szCs w:val="14"/>
               </w:rPr>
-              <w:t>https://github.com/nodeca/argparse</w:t>
+              <w:t>https://github.com/luzlab/ajv-formats-draft2019</w:t>
             </w:r>
           </w:p>
         </w:tc>
@@ -28239,7 +28239,7 @@
                 <w:sz w:val="14"/>
                 <w:szCs w:val="14"/>
               </w:rPr>
-              <w:t>assertion-error</w:t>
+              <w:t>argparse</w:t>
             </w:r>
           </w:p>
         </w:tc>
@@ -28307,7 +28307,7 @@
                 <w:sz w:val="14"/>
                 <w:szCs w:val="14"/>
               </w:rPr>
-              <w:t>MIT</w:t>
+              <w:t>Python-2.0</w:t>
             </w:r>
           </w:p>
         </w:tc>
@@ -28341,7 +28341,7 @@
                 <w:sz w:val="14"/>
                 <w:szCs w:val="14"/>
               </w:rPr>
-              <w:t>https://github.com/chaijs/assertion-error</w:t>
+              <w:t>https://github.com/nodeca/argparse</w:t>
             </w:r>
           </w:p>
         </w:tc>
@@ -28448,7 +28448,7 @@
                 <w:sz w:val="14"/>
                 <w:szCs w:val="14"/>
               </w:rPr>
-              <w:t>asynckit</w:t>
+              <w:t>assertion-error</w:t>
             </w:r>
           </w:p>
         </w:tc>
@@ -28482,7 +28482,7 @@
                 <w:sz w:val="14"/>
                 <w:szCs w:val="14"/>
               </w:rPr>
-              <w:t>0.4.0</w:t>
+              <w:t>2.0.1</w:t>
             </w:r>
           </w:p>
         </w:tc>
@@ -28550,7 +28550,7 @@
                 <w:sz w:val="14"/>
                 <w:szCs w:val="14"/>
               </w:rPr>
-              <w:t>https://github.com/alexindigo/asynckit</w:t>
+              <w:t>https://github.com/chaijs/assertion-error</w:t>
             </w:r>
           </w:p>
         </w:tc>
@@ -28657,7 +28657,7 @@
                 <w:sz w:val="14"/>
                 <w:szCs w:val="14"/>
               </w:rPr>
-              <w:t>cac</w:t>
+              <w:t>asynckit</w:t>
             </w:r>
           </w:p>
         </w:tc>
@@ -28691,7 +28691,7 @@
                 <w:sz w:val="14"/>
                 <w:szCs w:val="14"/>
               </w:rPr>
-              <w:t>6.7.14</w:t>
+              <w:t>0.4.0</w:t>
             </w:r>
           </w:p>
         </w:tc>
@@ -28759,7 +28759,7 @@
                 <w:sz w:val="14"/>
                 <w:szCs w:val="14"/>
               </w:rPr>
-              <w:t>https://github.com/egoist/cac</w:t>
+              <w:t>https://github.com/alexindigo/asynckit</w:t>
             </w:r>
           </w:p>
         </w:tc>
@@ -28866,7 +28866,7 @@
                 <w:sz w:val="14"/>
                 <w:szCs w:val="14"/>
               </w:rPr>
-              <w:t>chai</w:t>
+              <w:t>cac</w:t>
             </w:r>
           </w:p>
         </w:tc>
@@ -28900,7 +28900,7 @@
                 <w:sz w:val="14"/>
                 <w:szCs w:val="14"/>
               </w:rPr>
-              <w:t>5.3.3</w:t>
+              <w:t>6.7.14</w:t>
             </w:r>
           </w:p>
         </w:tc>
@@ -28968,7 +28968,7 @@
                 <w:sz w:val="14"/>
                 <w:szCs w:val="14"/>
               </w:rPr>
-              <w:t>https://github.com/chaijs/chai</w:t>
+              <w:t>https://github.com/egoist/cac</w:t>
             </w:r>
           </w:p>
         </w:tc>
@@ -29075,7 +29075,7 @@
                 <w:sz w:val="14"/>
                 <w:szCs w:val="14"/>
               </w:rPr>
-              <w:t>check-error</w:t>
+              <w:t>chai</w:t>
             </w:r>
           </w:p>
         </w:tc>
@@ -29109,7 +29109,7 @@
                 <w:sz w:val="14"/>
                 <w:szCs w:val="14"/>
               </w:rPr>
-              <w:t>2.1.3</w:t>
+              <w:t>5.3.3</w:t>
             </w:r>
           </w:p>
         </w:tc>
@@ -29177,7 +29177,7 @@
                 <w:sz w:val="14"/>
                 <w:szCs w:val="14"/>
               </w:rPr>
-              <w:t>https://github.com/chaijs/check-error</w:t>
+              <w:t>https://github.com/chaijs/chai</w:t>
             </w:r>
           </w:p>
         </w:tc>
@@ -29284,7 +29284,7 @@
                 <w:sz w:val="14"/>
                 <w:szCs w:val="14"/>
               </w:rPr>
-              <w:t>combined-stream</w:t>
+              <w:t>check-error</w:t>
             </w:r>
           </w:p>
         </w:tc>
@@ -29318,7 +29318,7 @@
                 <w:sz w:val="14"/>
                 <w:szCs w:val="14"/>
               </w:rPr>
-              <w:t>1.0.8</w:t>
+              <w:t>2.1.3</w:t>
             </w:r>
           </w:p>
         </w:tc>
@@ -29386,7 +29386,7 @@
                 <w:sz w:val="14"/>
                 <w:szCs w:val="14"/>
               </w:rPr>
-              <w:t>https://github.com/felixge/node-combined-stream</w:t>
+              <w:t>https://github.com/chaijs/check-error</w:t>
             </w:r>
           </w:p>
         </w:tc>
@@ -29493,7 +29493,7 @@
                 <w:sz w:val="14"/>
                 <w:szCs w:val="14"/>
               </w:rPr>
-              <w:t>commander</w:t>
+              <w:t>combined-stream</w:t>
             </w:r>
           </w:p>
         </w:tc>
@@ -29527,7 +29527,7 @@
                 <w:sz w:val="14"/>
                 <w:szCs w:val="14"/>
               </w:rPr>
-              <w:t>14.0.3</w:t>
+              <w:t>1.0.8</w:t>
             </w:r>
           </w:p>
         </w:tc>
@@ -29595,7 +29595,7 @@
                 <w:sz w:val="14"/>
                 <w:szCs w:val="14"/>
               </w:rPr>
-              <w:t>https://github.com/tj/commander.js</w:t>
+              <w:t>https://github.com/felixge/node-combined-stream</w:t>
             </w:r>
           </w:p>
         </w:tc>
@@ -29702,7 +29702,7 @@
                 <w:sz w:val="14"/>
                 <w:szCs w:val="14"/>
               </w:rPr>
-              <w:t>cssstyle</w:t>
+              <w:t>commander</w:t>
             </w:r>
           </w:p>
         </w:tc>
@@ -29736,7 +29736,7 @@
                 <w:sz w:val="14"/>
                 <w:szCs w:val="14"/>
               </w:rPr>
-              <w:t>4.6.0</w:t>
+              <w:t>14.0.3</w:t>
             </w:r>
           </w:p>
         </w:tc>
@@ -29804,7 +29804,7 @@
                 <w:sz w:val="14"/>
                 <w:szCs w:val="14"/>
               </w:rPr>
-              <w:t>https://github.com/jsdom/cssstyle</w:t>
+              <w:t>https://github.com/tj/commander.js</w:t>
             </w:r>
           </w:p>
         </w:tc>
@@ -29911,7 +29911,7 @@
                 <w:sz w:val="14"/>
                 <w:szCs w:val="14"/>
               </w:rPr>
-              <w:t>data-urls</w:t>
+              <w:t>commander</w:t>
             </w:r>
           </w:p>
         </w:tc>
@@ -29945,7 +29945,7 @@
                 <w:sz w:val="14"/>
                 <w:szCs w:val="14"/>
               </w:rPr>
-              <w:t>5.0.0</w:t>
+              <w:t>2.20.3</w:t>
             </w:r>
           </w:p>
         </w:tc>
@@ -30013,7 +30013,7 @@
                 <w:sz w:val="14"/>
                 <w:szCs w:val="14"/>
               </w:rPr>
-              <w:t>https://github.com/jsdom/data-urls</w:t>
+              <w:t>https://github.com/tj/commander.js</w:t>
             </w:r>
           </w:p>
         </w:tc>
@@ -30120,7 +30120,7 @@
                 <w:sz w:val="14"/>
                 <w:szCs w:val="14"/>
               </w:rPr>
-              <w:t>decimal.js</w:t>
+              <w:t>cssstyle</w:t>
             </w:r>
           </w:p>
         </w:tc>
@@ -30154,7 +30154,7 @@
                 <w:sz w:val="14"/>
                 <w:szCs w:val="14"/>
               </w:rPr>
-              <w:t>10.6.0</w:t>
+              <w:t>4.6.0</w:t>
             </w:r>
           </w:p>
         </w:tc>
@@ -30222,7 +30222,7 @@
                 <w:sz w:val="14"/>
                 <w:szCs w:val="14"/>
               </w:rPr>
-              <w:t>https://github.com/MikeMcl/decimal.js</w:t>
+              <w:t>https://github.com/jsdom/cssstyle</w:t>
             </w:r>
           </w:p>
         </w:tc>
@@ -30329,7 +30329,7 @@
                 <w:sz w:val="14"/>
                 <w:szCs w:val="14"/>
               </w:rPr>
-              <w:t>deep-eql</w:t>
+              <w:t>data-urls</w:t>
             </w:r>
           </w:p>
         </w:tc>
@@ -30363,7 +30363,7 @@
                 <w:sz w:val="14"/>
                 <w:szCs w:val="14"/>
               </w:rPr>
-              <w:t>5.0.2</w:t>
+              <w:t>5.0.0</w:t>
             </w:r>
           </w:p>
         </w:tc>
@@ -30431,7 +30431,7 @@
                 <w:sz w:val="14"/>
                 <w:szCs w:val="14"/>
               </w:rPr>
-              <w:t>https://github.com/chaijs/deep-eql</w:t>
+              <w:t>https://github.com/jsdom/data-urls</w:t>
             </w:r>
           </w:p>
         </w:tc>
@@ -30538,7 +30538,7 @@
                 <w:sz w:val="14"/>
                 <w:szCs w:val="14"/>
               </w:rPr>
-              <w:t>delayed-stream</w:t>
+              <w:t>decimal.js</w:t>
             </w:r>
           </w:p>
         </w:tc>
@@ -30572,7 +30572,7 @@
                 <w:sz w:val="14"/>
                 <w:szCs w:val="14"/>
               </w:rPr>
-              <w:t>1.0.0</w:t>
+              <w:t>10.6.0</w:t>
             </w:r>
           </w:p>
         </w:tc>
@@ -30640,7 +30640,7 @@
                 <w:sz w:val="14"/>
                 <w:szCs w:val="14"/>
               </w:rPr>
-              <w:t>https://github.com/felixge/node-delayed-stream</w:t>
+              <w:t>https://github.com/MikeMcl/decimal.js</w:t>
             </w:r>
           </w:p>
         </w:tc>
@@ -30747,7 +30747,7 @@
                 <w:sz w:val="14"/>
                 <w:szCs w:val="14"/>
               </w:rPr>
-              <w:t>discontinuous-range</w:t>
+              <w:t>deep-eql</w:t>
             </w:r>
           </w:p>
         </w:tc>
@@ -30781,7 +30781,7 @@
                 <w:sz w:val="14"/>
                 <w:szCs w:val="14"/>
               </w:rPr>
-              <w:t>1.0.0</w:t>
+              <w:t>5.0.2</w:t>
             </w:r>
           </w:p>
         </w:tc>
@@ -30849,7 +30849,7 @@
                 <w:sz w:val="14"/>
                 <w:szCs w:val="14"/>
               </w:rPr>
-              <w:t>https://github.com/dtudury/discontinuous-range</w:t>
+              <w:t>https://github.com/chaijs/deep-eql</w:t>
             </w:r>
           </w:p>
         </w:tc>
@@ -30956,7 +30956,7 @@
                 <w:sz w:val="14"/>
                 <w:szCs w:val="14"/>
               </w:rPr>
-              <w:t>encoding</w:t>
+              <w:t>delayed-stream</w:t>
             </w:r>
           </w:p>
         </w:tc>
@@ -30990,7 +30990,7 @@
                 <w:sz w:val="14"/>
                 <w:szCs w:val="14"/>
               </w:rPr>
-              <w:t>0.1.13</w:t>
+              <w:t>1.0.0</w:t>
             </w:r>
           </w:p>
         </w:tc>
@@ -31058,7 +31058,7 @@
                 <w:sz w:val="14"/>
                 <w:szCs w:val="14"/>
               </w:rPr>
-              <w:t>https://github.com/andris9/encoding</w:t>
+              <w:t>https://github.com/felixge/node-delayed-stream</w:t>
             </w:r>
           </w:p>
         </w:tc>
@@ -31165,7 +31165,7 @@
                 <w:sz w:val="14"/>
                 <w:szCs w:val="14"/>
               </w:rPr>
-              <w:t>entities</w:t>
+              <w:t>discontinuous-range</w:t>
             </w:r>
           </w:p>
         </w:tc>
@@ -31199,7 +31199,7 @@
                 <w:sz w:val="14"/>
                 <w:szCs w:val="14"/>
               </w:rPr>
-              <w:t>6.0.1</w:t>
+              <w:t>1.0.0</w:t>
             </w:r>
           </w:p>
         </w:tc>
@@ -31233,7 +31233,7 @@
                 <w:sz w:val="14"/>
                 <w:szCs w:val="14"/>
               </w:rPr>
-              <w:t>BSD-2-Clause</w:t>
+              <w:t>MIT</w:t>
             </w:r>
           </w:p>
         </w:tc>
@@ -31267,7 +31267,7 @@
                 <w:sz w:val="14"/>
                 <w:szCs w:val="14"/>
               </w:rPr>
-              <w:t>https://github.com/fb55/entities</w:t>
+              <w:t>https://github.com/dtudury/discontinuous-range</w:t>
             </w:r>
           </w:p>
         </w:tc>
@@ -31374,7 +31374,7 @@
                 <w:sz w:val="14"/>
                 <w:szCs w:val="14"/>
               </w:rPr>
-              <w:t>es-module-lexer</w:t>
+              <w:t>encoding</w:t>
             </w:r>
           </w:p>
         </w:tc>
@@ -31408,7 +31408,7 @@
                 <w:sz w:val="14"/>
                 <w:szCs w:val="14"/>
               </w:rPr>
-              <w:t>1.7.0</w:t>
+              <w:t>0.1.13</w:t>
             </w:r>
           </w:p>
         </w:tc>
@@ -31476,7 +31476,7 @@
                 <w:sz w:val="14"/>
                 <w:szCs w:val="14"/>
               </w:rPr>
-              <w:t>https://github.com/guybedford/es-module-lexer</w:t>
+              <w:t>https://github.com/andris9/encoding</w:t>
             </w:r>
           </w:p>
         </w:tc>
@@ -31583,7 +31583,7 @@
                 <w:sz w:val="14"/>
                 <w:szCs w:val="14"/>
               </w:rPr>
-              <w:t>es-set-tostringtag</w:t>
+              <w:t>entities</w:t>
             </w:r>
           </w:p>
         </w:tc>
@@ -31617,7 +31617,7 @@
                 <w:sz w:val="14"/>
                 <w:szCs w:val="14"/>
               </w:rPr>
-              <w:t>2.1.0</w:t>
+              <w:t>6.0.1</w:t>
             </w:r>
           </w:p>
         </w:tc>
@@ -31651,7 +31651,7 @@
                 <w:sz w:val="14"/>
                 <w:szCs w:val="14"/>
               </w:rPr>
-              <w:t>MIT</w:t>
+              <w:t>BSD-2-Clause</w:t>
             </w:r>
           </w:p>
         </w:tc>
@@ -31685,7 +31685,7 @@
                 <w:sz w:val="14"/>
                 <w:szCs w:val="14"/>
               </w:rPr>
-              <w:t>https://github.com/es-shims/es-set-tostringtag</w:t>
+              <w:t>https://github.com/fb55/entities</w:t>
             </w:r>
           </w:p>
         </w:tc>
@@ -31792,7 +31792,7 @@
                 <w:sz w:val="14"/>
                 <w:szCs w:val="14"/>
               </w:rPr>
-              <w:t>esbuild</w:t>
+              <w:t>es-module-lexer</w:t>
             </w:r>
           </w:p>
         </w:tc>
@@ -31826,7 +31826,7 @@
                 <w:sz w:val="14"/>
                 <w:szCs w:val="14"/>
               </w:rPr>
-              <w:t>0.21.5</w:t>
+              <w:t>1.7.0</w:t>
             </w:r>
           </w:p>
         </w:tc>
@@ -31894,7 +31894,7 @@
                 <w:sz w:val="14"/>
                 <w:szCs w:val="14"/>
               </w:rPr>
-              <w:t>https://github.com/evanw/esbuild</w:t>
+              <w:t>https://github.com/guybedford/es-module-lexer</w:t>
             </w:r>
           </w:p>
         </w:tc>
@@ -32001,7 +32001,7 @@
                 <w:sz w:val="14"/>
                 <w:szCs w:val="14"/>
               </w:rPr>
-              <w:t>estree-walker</w:t>
+              <w:t>es-set-tostringtag</w:t>
             </w:r>
           </w:p>
         </w:tc>
@@ -32035,7 +32035,7 @@
                 <w:sz w:val="14"/>
                 <w:szCs w:val="14"/>
               </w:rPr>
-              <w:t>3.0.3</w:t>
+              <w:t>2.1.0</w:t>
             </w:r>
           </w:p>
         </w:tc>
@@ -32103,7 +32103,7 @@
                 <w:sz w:val="14"/>
                 <w:szCs w:val="14"/>
               </w:rPr>
-              <w:t>https://github.com/Rich-Harris/estree-walker</w:t>
+              <w:t>https://github.com/es-shims/es-set-tostringtag</w:t>
             </w:r>
           </w:p>
         </w:tc>
@@ -32210,7 +32210,7 @@
                 <w:sz w:val="14"/>
                 <w:szCs w:val="14"/>
               </w:rPr>
-              <w:t>expect-type</w:t>
+              <w:t>esbuild</w:t>
             </w:r>
           </w:p>
         </w:tc>
@@ -32244,7 +32244,7 @@
                 <w:sz w:val="14"/>
                 <w:szCs w:val="14"/>
               </w:rPr>
-              <w:t>1.4.0</w:t>
+              <w:t>0.21.5</w:t>
             </w:r>
           </w:p>
         </w:tc>
@@ -32278,7 +32278,7 @@
                 <w:sz w:val="14"/>
                 <w:szCs w:val="14"/>
               </w:rPr>
-              <w:t>Apache-2.0</w:t>
+              <w:t>MIT</w:t>
             </w:r>
           </w:p>
         </w:tc>
@@ -32312,7 +32312,7 @@
                 <w:sz w:val="14"/>
                 <w:szCs w:val="14"/>
               </w:rPr>
-              <w:t>https://github.com/mmkal/expect-type</w:t>
+              <w:t>https://github.com/evanw/esbuild</w:t>
             </w:r>
           </w:p>
         </w:tc>
@@ -32419,7 +32419,7 @@
                 <w:sz w:val="14"/>
                 <w:szCs w:val="14"/>
               </w:rPr>
-              <w:t>extend</w:t>
+              <w:t>estree-walker</w:t>
             </w:r>
           </w:p>
         </w:tc>
@@ -32453,7 +32453,7 @@
                 <w:sz w:val="14"/>
                 <w:szCs w:val="14"/>
               </w:rPr>
-              <w:t>3.0.2</w:t>
+              <w:t>3.0.3</w:t>
             </w:r>
           </w:p>
         </w:tc>
@@ -32521,7 +32521,7 @@
                 <w:sz w:val="14"/>
                 <w:szCs w:val="14"/>
               </w:rPr>
-              <w:t>https://github.com/justmoon/node-extend</w:t>
+              <w:t>https://github.com/Rich-Harris/estree-walker</w:t>
             </w:r>
           </w:p>
         </w:tc>
@@ -32628,7 +32628,7 @@
                 <w:sz w:val="14"/>
                 <w:szCs w:val="14"/>
               </w:rPr>
-              <w:t>form-data</w:t>
+              <w:t>expect-type</w:t>
             </w:r>
           </w:p>
         </w:tc>
@@ -32662,7 +32662,7 @@
                 <w:sz w:val="14"/>
                 <w:szCs w:val="14"/>
               </w:rPr>
-              <w:t>4.0.6</w:t>
+              <w:t>1.4.0</w:t>
             </w:r>
           </w:p>
         </w:tc>
@@ -32696,7 +32696,7 @@
                 <w:sz w:val="14"/>
                 <w:szCs w:val="14"/>
               </w:rPr>
-              <w:t>MIT</w:t>
+              <w:t>Apache-2.0</w:t>
             </w:r>
           </w:p>
         </w:tc>
@@ -32730,7 +32730,7 @@
                 <w:sz w:val="14"/>
                 <w:szCs w:val="14"/>
               </w:rPr>
-              <w:t>https://github.com/form-data/form-data</w:t>
+              <w:t>https://github.com/mmkal/expect-type</w:t>
             </w:r>
           </w:p>
         </w:tc>
@@ -32837,7 +32837,7 @@
                 <w:sz w:val="14"/>
                 <w:szCs w:val="14"/>
               </w:rPr>
-              <w:t>fsevents</w:t>
+              <w:t>extend</w:t>
             </w:r>
           </w:p>
         </w:tc>
@@ -32871,7 +32871,7 @@
                 <w:sz w:val="14"/>
                 <w:szCs w:val="14"/>
               </w:rPr>
-              <w:t>2.3.3</w:t>
+              <w:t>3.0.2</w:t>
             </w:r>
           </w:p>
         </w:tc>
@@ -32939,7 +32939,7 @@
                 <w:sz w:val="14"/>
                 <w:szCs w:val="14"/>
               </w:rPr>
-              <w:t>https://github.com/fsevents/fsevents</w:t>
+              <w:t>https://github.com/justmoon/node-extend</w:t>
             </w:r>
           </w:p>
         </w:tc>
@@ -33046,7 +33046,7 @@
                 <w:sz w:val="14"/>
                 <w:szCs w:val="14"/>
               </w:rPr>
-              <w:t>has-tostringtag</w:t>
+              <w:t>form-data</w:t>
             </w:r>
           </w:p>
         </w:tc>
@@ -33080,7 +33080,7 @@
                 <w:sz w:val="14"/>
                 <w:szCs w:val="14"/>
               </w:rPr>
-              <w:t>1.0.2</w:t>
+              <w:t>4.0.6</w:t>
             </w:r>
           </w:p>
         </w:tc>
@@ -33148,7 +33148,7 @@
                 <w:sz w:val="14"/>
                 <w:szCs w:val="14"/>
               </w:rPr>
-              <w:t>https://github.com/inspect-js/has-tostringtag</w:t>
+              <w:t>https://github.com/form-data/form-data</w:t>
             </w:r>
           </w:p>
         </w:tc>
@@ -33255,7 +33255,7 @@
                 <w:sz w:val="14"/>
                 <w:szCs w:val="14"/>
               </w:rPr>
-              <w:t>hosted-git-info</w:t>
+              <w:t>fsevents</w:t>
             </w:r>
           </w:p>
         </w:tc>
@@ -33289,7 +33289,7 @@
                 <w:sz w:val="14"/>
                 <w:szCs w:val="14"/>
               </w:rPr>
-              <w:t>9.0.3</w:t>
+              <w:t>2.3.3</w:t>
             </w:r>
           </w:p>
         </w:tc>
@@ -33323,7 +33323,7 @@
                 <w:sz w:val="14"/>
                 <w:szCs w:val="14"/>
               </w:rPr>
-              <w:t>ISC</w:t>
+              <w:t>MIT</w:t>
             </w:r>
           </w:p>
         </w:tc>
@@ -33357,7 +33357,7 @@
                 <w:sz w:val="14"/>
                 <w:szCs w:val="14"/>
               </w:rPr>
-              <w:t>https://github.com/npm/hosted-git-info</w:t>
+              <w:t>https://github.com/fsevents/fsevents</w:t>
             </w:r>
           </w:p>
         </w:tc>
@@ -33464,7 +33464,7 @@
                 <w:sz w:val="14"/>
                 <w:szCs w:val="14"/>
               </w:rPr>
-              <w:t>html-encoding-sniffer</w:t>
+              <w:t>has-tostringtag</w:t>
             </w:r>
           </w:p>
         </w:tc>
@@ -33498,7 +33498,7 @@
                 <w:sz w:val="14"/>
                 <w:szCs w:val="14"/>
               </w:rPr>
-              <w:t>4.0.0</w:t>
+              <w:t>1.0.2</w:t>
             </w:r>
           </w:p>
         </w:tc>
@@ -33566,7 +33566,7 @@
                 <w:sz w:val="14"/>
                 <w:szCs w:val="14"/>
               </w:rPr>
-              <w:t>https://github.com/jsdom/html-encoding-sniffer</w:t>
+              <w:t>https://github.com/inspect-js/has-tostringtag</w:t>
             </w:r>
           </w:p>
         </w:tc>
@@ -33673,7 +33673,7 @@
                 <w:sz w:val="14"/>
                 <w:szCs w:val="14"/>
               </w:rPr>
-              <w:t>http-proxy-agent</w:t>
+              <w:t>hosted-git-info</w:t>
             </w:r>
           </w:p>
         </w:tc>
@@ -33707,7 +33707,7 @@
                 <w:sz w:val="14"/>
                 <w:szCs w:val="14"/>
               </w:rPr>
-              <w:t>7.0.2</w:t>
+              <w:t>9.0.3</w:t>
             </w:r>
           </w:p>
         </w:tc>
@@ -33741,7 +33741,7 @@
                 <w:sz w:val="14"/>
                 <w:szCs w:val="14"/>
               </w:rPr>
-              <w:t>MIT</w:t>
+              <w:t>ISC</w:t>
             </w:r>
           </w:p>
         </w:tc>
@@ -33775,7 +33775,7 @@
                 <w:sz w:val="14"/>
                 <w:szCs w:val="14"/>
               </w:rPr>
-              <w:t>https://github.com/TooTallNate/proxy-agents</w:t>
+              <w:t>https://github.com/npm/hosted-git-info</w:t>
             </w:r>
           </w:p>
         </w:tc>
@@ -33882,7 +33882,7 @@
                 <w:sz w:val="14"/>
                 <w:szCs w:val="14"/>
               </w:rPr>
-              <w:t>https-proxy-agent</w:t>
+              <w:t>html-encoding-sniffer</w:t>
             </w:r>
           </w:p>
         </w:tc>
@@ -33916,7 +33916,7 @@
                 <w:sz w:val="14"/>
                 <w:szCs w:val="14"/>
               </w:rPr>
-              <w:t>7.0.6</w:t>
+              <w:t>4.0.0</w:t>
             </w:r>
           </w:p>
         </w:tc>
@@ -33984,7 +33984,7 @@
                 <w:sz w:val="14"/>
                 <w:szCs w:val="14"/>
               </w:rPr>
-              <w:t>https://github.com/TooTallNate/proxy-agents</w:t>
+              <w:t>https://github.com/jsdom/html-encoding-sniffer</w:t>
             </w:r>
           </w:p>
         </w:tc>
@@ -34091,7 +34091,7 @@
                 <w:sz w:val="14"/>
                 <w:szCs w:val="14"/>
               </w:rPr>
-              <w:t>is-potential-custom-element-name</w:t>
+              <w:t>http-proxy-agent</w:t>
             </w:r>
           </w:p>
         </w:tc>
@@ -34125,7 +34125,7 @@
                 <w:sz w:val="14"/>
                 <w:szCs w:val="14"/>
               </w:rPr>
-              <w:t>1.0.1</w:t>
+              <w:t>7.0.2</w:t>
             </w:r>
           </w:p>
         </w:tc>
@@ -34193,7 +34193,7 @@
                 <w:sz w:val="14"/>
                 <w:szCs w:val="14"/>
               </w:rPr>
-              <w:t>https://github.com/mathiasbynens/is-potential-custom-element-name</w:t>
+              <w:t>https://github.com/TooTallNate/proxy-agents</w:t>
             </w:r>
           </w:p>
         </w:tc>
@@ -34300,7 +34300,7 @@
                 <w:sz w:val="14"/>
                 <w:szCs w:val="14"/>
               </w:rPr>
-              <w:t>js-yaml</w:t>
+              <w:t>https-proxy-agent</w:t>
             </w:r>
           </w:p>
         </w:tc>
@@ -34334,7 +34334,7 @@
                 <w:sz w:val="14"/>
                 <w:szCs w:val="14"/>
               </w:rPr>
-              <w:t>4.3.1</w:t>
+              <w:t>7.0.6</w:t>
             </w:r>
           </w:p>
         </w:tc>
@@ -34402,7 +34402,7 @@
                 <w:sz w:val="14"/>
                 <w:szCs w:val="14"/>
               </w:rPr>
-              <w:t>https://github.com/nodeca/js-yaml</w:t>
+              <w:t>https://github.com/TooTallNate/proxy-agents</w:t>
             </w:r>
           </w:p>
         </w:tc>
@@ -34509,7 +34509,7 @@
                 <w:sz w:val="14"/>
                 <w:szCs w:val="14"/>
               </w:rPr>
-              <w:t>loupe</w:t>
+              <w:t>iconv-lite</w:t>
             </w:r>
           </w:p>
         </w:tc>
@@ -34543,7 +34543,7 @@
                 <w:sz w:val="14"/>
                 <w:szCs w:val="14"/>
               </w:rPr>
-              <w:t>3.2.1</w:t>
+              <w:t>0.6.3</w:t>
             </w:r>
           </w:p>
         </w:tc>
@@ -34611,7 +34611,7 @@
                 <w:sz w:val="14"/>
                 <w:szCs w:val="14"/>
               </w:rPr>
-              <w:t>https://github.com/chaijs/loupe</w:t>
+              <w:t>https://github.com/ashtuchkin/iconv-lite</w:t>
             </w:r>
           </w:p>
         </w:tc>
@@ -34718,7 +34718,7 @@
                 <w:sz w:val="14"/>
                 <w:szCs w:val="14"/>
               </w:rPr>
-              <w:t>lru-cache</w:t>
+              <w:t>is-potential-custom-element-name</w:t>
             </w:r>
           </w:p>
         </w:tc>
@@ -34752,7 +34752,7 @@
                 <w:sz w:val="14"/>
                 <w:szCs w:val="14"/>
               </w:rPr>
-              <w:t>10.4.3</w:t>
+              <w:t>1.0.1</w:t>
             </w:r>
           </w:p>
         </w:tc>
@@ -34786,7 +34786,7 @@
                 <w:sz w:val="14"/>
                 <w:szCs w:val="14"/>
               </w:rPr>
-              <w:t>ISC</w:t>
+              <w:t>MIT</w:t>
             </w:r>
           </w:p>
         </w:tc>
@@ -34820,7 +34820,7 @@
                 <w:sz w:val="14"/>
                 <w:szCs w:val="14"/>
               </w:rPr>
-              <w:t>https://github.com/isaacs/node-lru-cache</w:t>
+              <w:t>https://github.com/mathiasbynens/is-potential-custom-element-name</w:t>
             </w:r>
           </w:p>
         </w:tc>
@@ -34927,7 +34927,7 @@
                 <w:sz w:val="14"/>
                 <w:szCs w:val="14"/>
               </w:rPr>
-              <w:t>magic-string</w:t>
+              <w:t>js-yaml</w:t>
             </w:r>
           </w:p>
         </w:tc>
@@ -34961,7 +34961,7 @@
                 <w:sz w:val="14"/>
                 <w:szCs w:val="14"/>
               </w:rPr>
-              <w:t>0.30.21</w:t>
+              <w:t>4.3.1</w:t>
             </w:r>
           </w:p>
         </w:tc>
@@ -35029,7 +35029,7 @@
                 <w:sz w:val="14"/>
                 <w:szCs w:val="14"/>
               </w:rPr>
-              <w:t>https://github.com/Rich-Harris/magic-string</w:t>
+              <w:t>https://github.com/nodeca/js-yaml</w:t>
             </w:r>
           </w:p>
         </w:tc>
@@ -35136,7 +35136,7 @@
                 <w:sz w:val="14"/>
                 <w:szCs w:val="14"/>
               </w:rPr>
-              <w:t>moo</w:t>
+              <w:t>loupe</w:t>
             </w:r>
           </w:p>
         </w:tc>
@@ -35170,7 +35170,7 @@
                 <w:sz w:val="14"/>
                 <w:szCs w:val="14"/>
               </w:rPr>
-              <w:t>0.5.3</w:t>
+              <w:t>3.2.1</w:t>
             </w:r>
           </w:p>
         </w:tc>
@@ -35204,7 +35204,7 @@
                 <w:sz w:val="14"/>
                 <w:szCs w:val="14"/>
               </w:rPr>
-              <w:t>BSD-3-Clause</w:t>
+              <w:t>MIT</w:t>
             </w:r>
           </w:p>
         </w:tc>
@@ -35238,7 +35238,7 @@
                 <w:sz w:val="14"/>
                 <w:szCs w:val="14"/>
               </w:rPr>
-              <w:t>https://github.com/tjvr/moo</w:t>
+              <w:t>https://github.com/chaijs/loupe</w:t>
             </w:r>
           </w:p>
         </w:tc>
@@ -35345,7 +35345,7 @@
                 <w:sz w:val="14"/>
                 <w:szCs w:val="14"/>
               </w:rPr>
-              <w:t>nanoid</w:t>
+              <w:t>lru-cache</w:t>
             </w:r>
           </w:p>
         </w:tc>
@@ -35379,7 +35379,7 @@
                 <w:sz w:val="14"/>
                 <w:szCs w:val="14"/>
               </w:rPr>
-              <w:t>3.3.18</w:t>
+              <w:t>10.4.3</w:t>
             </w:r>
           </w:p>
         </w:tc>
@@ -35413,7 +35413,7 @@
                 <w:sz w:val="14"/>
                 <w:szCs w:val="14"/>
               </w:rPr>
-              <w:t>MIT</w:t>
+              <w:t>ISC</w:t>
             </w:r>
           </w:p>
         </w:tc>
@@ -35447,7 +35447,7 @@
                 <w:sz w:val="14"/>
                 <w:szCs w:val="14"/>
               </w:rPr>
-              <w:t>https://github.com/ai/nanoid</w:t>
+              <w:t>https://github.com/isaacs/node-lru-cache</w:t>
             </w:r>
           </w:p>
         </w:tc>
@@ -35554,7 +35554,7 @@
                 <w:sz w:val="14"/>
                 <w:szCs w:val="14"/>
               </w:rPr>
-              <w:t>nearley</w:t>
+              <w:t>lru-cache</w:t>
             </w:r>
           </w:p>
         </w:tc>
@@ -35588,7 +35588,7 @@
                 <w:sz w:val="14"/>
                 <w:szCs w:val="14"/>
               </w:rPr>
-              <w:t>2.20.1</w:t>
+              <w:t>11.5.2</w:t>
             </w:r>
           </w:p>
         </w:tc>
@@ -35622,7 +35622,7 @@
                 <w:sz w:val="14"/>
                 <w:szCs w:val="14"/>
               </w:rPr>
-              <w:t>MIT</w:t>
+              <w:t>BlueOak-1.0.0</w:t>
             </w:r>
           </w:p>
         </w:tc>
@@ -35656,7 +35656,7 @@
                 <w:sz w:val="14"/>
                 <w:szCs w:val="14"/>
               </w:rPr>
-              <w:t>https://github.com/hardmath123/nearley</w:t>
+              <w:t>https://github.com/isaacs/node-lru-cache</w:t>
             </w:r>
           </w:p>
         </w:tc>
@@ -35763,7 +35763,7 @@
                 <w:sz w:val="14"/>
                 <w:szCs w:val="14"/>
               </w:rPr>
-              <w:t>normalize-package-data</w:t>
+              <w:t>magic-string</w:t>
             </w:r>
           </w:p>
         </w:tc>
@@ -35797,7 +35797,7 @@
                 <w:sz w:val="14"/>
                 <w:szCs w:val="14"/>
               </w:rPr>
-              <w:t>8.0.0</w:t>
+              <w:t>0.30.21</w:t>
             </w:r>
           </w:p>
         </w:tc>
@@ -35831,7 +35831,7 @@
                 <w:sz w:val="14"/>
                 <w:szCs w:val="14"/>
               </w:rPr>
-              <w:t>BSD-2-Clause</w:t>
+              <w:t>MIT</w:t>
             </w:r>
           </w:p>
         </w:tc>
@@ -35865,7 +35865,7 @@
                 <w:sz w:val="14"/>
                 <w:szCs w:val="14"/>
               </w:rPr>
-              <w:t>https://github.com/npm/normalize-package-data</w:t>
+              <w:t>https://github.com/Rich-Harris/magic-string</w:t>
             </w:r>
           </w:p>
         </w:tc>
@@ -35972,7 +35972,7 @@
                 <w:sz w:val="14"/>
                 <w:szCs w:val="14"/>
               </w:rPr>
-              <w:t>nwsapi</w:t>
+              <w:t>mime-db</w:t>
             </w:r>
           </w:p>
         </w:tc>
@@ -36006,7 +36006,7 @@
                 <w:sz w:val="14"/>
                 <w:szCs w:val="14"/>
               </w:rPr>
-              <w:t>2.2.24</w:t>
+              <w:t>1.52.0</w:t>
             </w:r>
           </w:p>
         </w:tc>
@@ -36074,7 +36074,7 @@
                 <w:sz w:val="14"/>
                 <w:szCs w:val="14"/>
               </w:rPr>
-              <w:t>https://github.com/dperini/nwsapi</w:t>
+              <w:t>https://github.com/jshttp/mime-db</w:t>
             </w:r>
           </w:p>
         </w:tc>
@@ -36181,7 +36181,7 @@
                 <w:sz w:val="14"/>
                 <w:szCs w:val="14"/>
               </w:rPr>
-              <w:t>packageurl-js</w:t>
+              <w:t>mime-types</w:t>
             </w:r>
           </w:p>
         </w:tc>
@@ -36215,7 +36215,7 @@
                 <w:sz w:val="14"/>
                 <w:szCs w:val="14"/>
               </w:rPr>
-              <w:t>2.0.1</w:t>
+              <w:t>2.1.35</w:t>
             </w:r>
           </w:p>
         </w:tc>
@@ -36283,7 +36283,7 @@
                 <w:sz w:val="14"/>
                 <w:szCs w:val="14"/>
               </w:rPr>
-              <w:t>https://github.com/package-url/packageurl-js</w:t>
+              <w:t>https://github.com/jshttp/mime-types</w:t>
             </w:r>
           </w:p>
         </w:tc>
@@ -36390,7 +36390,7 @@
                 <w:sz w:val="14"/>
                 <w:szCs w:val="14"/>
               </w:rPr>
-              <w:t>parse5</w:t>
+              <w:t>moo</w:t>
             </w:r>
           </w:p>
         </w:tc>
@@ -36424,7 +36424,7 @@
                 <w:sz w:val="14"/>
                 <w:szCs w:val="14"/>
               </w:rPr>
-              <w:t>7.3.0</w:t>
+              <w:t>0.5.3</w:t>
             </w:r>
           </w:p>
         </w:tc>
@@ -36458,7 +36458,7 @@
                 <w:sz w:val="14"/>
                 <w:szCs w:val="14"/>
               </w:rPr>
-              <w:t>MIT</w:t>
+              <w:t>BSD-3-Clause</w:t>
             </w:r>
           </w:p>
         </w:tc>
@@ -36492,7 +36492,7 @@
                 <w:sz w:val="14"/>
                 <w:szCs w:val="14"/>
               </w:rPr>
-              <w:t>https://github.com/inikulin/parse5</w:t>
+              <w:t>https://github.com/tjvr/moo</w:t>
             </w:r>
           </w:p>
         </w:tc>
@@ -36599,7 +36599,7 @@
                 <w:sz w:val="14"/>
                 <w:szCs w:val="14"/>
               </w:rPr>
-              <w:t>pathe</w:t>
+              <w:t>nanoid</w:t>
             </w:r>
           </w:p>
         </w:tc>
@@ -36633,7 +36633,7 @@
                 <w:sz w:val="14"/>
                 <w:szCs w:val="14"/>
               </w:rPr>
-              <w:t>1.1.2</w:t>
+              <w:t>3.3.18</w:t>
             </w:r>
           </w:p>
         </w:tc>
@@ -36701,7 +36701,7 @@
                 <w:sz w:val="14"/>
                 <w:szCs w:val="14"/>
               </w:rPr>
-              <w:t>https://github.com/unjs/pathe</w:t>
+              <w:t>https://github.com/ai/nanoid</w:t>
             </w:r>
           </w:p>
         </w:tc>
@@ -36808,7 +36808,7 @@
                 <w:sz w:val="14"/>
                 <w:szCs w:val="14"/>
               </w:rPr>
-              <w:t>pathval</w:t>
+              <w:t>nearley</w:t>
             </w:r>
           </w:p>
         </w:tc>
@@ -36842,7 +36842,7 @@
                 <w:sz w:val="14"/>
                 <w:szCs w:val="14"/>
               </w:rPr>
-              <w:t>2.0.1</w:t>
+              <w:t>2.20.1</w:t>
             </w:r>
           </w:p>
         </w:tc>
@@ -36910,7 +36910,7 @@
                 <w:sz w:val="14"/>
                 <w:szCs w:val="14"/>
               </w:rPr>
-              <w:t>https://github.com/chaijs/pathval</w:t>
+              <w:t>https://github.com/hardmath123/nearley</w:t>
             </w:r>
           </w:p>
         </w:tc>
@@ -37017,7 +37017,7 @@
                 <w:sz w:val="14"/>
                 <w:szCs w:val="14"/>
               </w:rPr>
-              <w:t>picocolors</w:t>
+              <w:t>normalize-package-data</w:t>
             </w:r>
           </w:p>
         </w:tc>
@@ -37051,7 +37051,7 @@
                 <w:sz w:val="14"/>
                 <w:szCs w:val="14"/>
               </w:rPr>
-              <w:t>1.1.1</w:t>
+              <w:t>8.0.0</w:t>
             </w:r>
           </w:p>
         </w:tc>
@@ -37085,7 +37085,7 @@
                 <w:sz w:val="14"/>
                 <w:szCs w:val="14"/>
               </w:rPr>
-              <w:t>ISC</w:t>
+              <w:t>BSD-2-Clause</w:t>
             </w:r>
           </w:p>
         </w:tc>
@@ -37119,7 +37119,7 @@
                 <w:sz w:val="14"/>
                 <w:szCs w:val="14"/>
               </w:rPr>
-              <w:t>https://github.com/alexeyraspopov/picocolors</w:t>
+              <w:t>https://github.com/npm/normalize-package-data</w:t>
             </w:r>
           </w:p>
         </w:tc>
@@ -37226,7 +37226,7 @@
                 <w:sz w:val="14"/>
                 <w:szCs w:val="14"/>
               </w:rPr>
-              <w:t>postcss</w:t>
+              <w:t>nwsapi</w:t>
             </w:r>
           </w:p>
         </w:tc>
@@ -37260,7 +37260,7 @@
                 <w:sz w:val="14"/>
                 <w:szCs w:val="14"/>
               </w:rPr>
-              <w:t>8.5.26</w:t>
+              <w:t>2.2.24</w:t>
             </w:r>
           </w:p>
         </w:tc>
@@ -37328,7 +37328,7 @@
                 <w:sz w:val="14"/>
                 <w:szCs w:val="14"/>
               </w:rPr>
-              <w:t>https://github.com/postcss/postcss</w:t>
+              <w:t>https://github.com/dperini/nwsapi</w:t>
             </w:r>
           </w:p>
         </w:tc>
@@ -37435,7 +37435,7 @@
                 <w:sz w:val="14"/>
                 <w:szCs w:val="14"/>
               </w:rPr>
-              <w:t>punycode</w:t>
+              <w:t>packageurl-js</w:t>
             </w:r>
           </w:p>
         </w:tc>
@@ -37469,7 +37469,7 @@
                 <w:sz w:val="14"/>
                 <w:szCs w:val="14"/>
               </w:rPr>
-              <w:t>2.3.1</w:t>
+              <w:t>2.0.1</w:t>
             </w:r>
           </w:p>
         </w:tc>
@@ -37537,7 +37537,7 @@
                 <w:sz w:val="14"/>
                 <w:szCs w:val="14"/>
               </w:rPr>
-              <w:t>https://github.com/mathiasbynens/punycode.js</w:t>
+              <w:t>https://github.com/package-url/packageurl-js</w:t>
             </w:r>
           </w:p>
         </w:tc>
@@ -37644,7 +37644,7 @@
                 <w:sz w:val="14"/>
                 <w:szCs w:val="14"/>
               </w:rPr>
-              <w:t>railroad-diagrams</w:t>
+              <w:t>parse5</w:t>
             </w:r>
           </w:p>
         </w:tc>
@@ -37678,7 +37678,7 @@
                 <w:sz w:val="14"/>
                 <w:szCs w:val="14"/>
               </w:rPr>
-              <w:t>1.0.0</w:t>
+              <w:t>7.3.0</w:t>
             </w:r>
           </w:p>
         </w:tc>
@@ -37712,7 +37712,7 @@
                 <w:sz w:val="14"/>
                 <w:szCs w:val="14"/>
               </w:rPr>
-              <w:t>CC0-1.0</w:t>
+              <w:t>MIT</w:t>
             </w:r>
           </w:p>
         </w:tc>
@@ -37746,7 +37746,7 @@
                 <w:sz w:val="14"/>
                 <w:szCs w:val="14"/>
               </w:rPr>
-              <w:t>https://github.com/tabatkins/railroad-diagrams</w:t>
+              <w:t>https://github.com/inikulin/parse5</w:t>
             </w:r>
           </w:p>
         </w:tc>
@@ -37853,7 +37853,7 @@
                 <w:sz w:val="14"/>
                 <w:szCs w:val="14"/>
               </w:rPr>
-              <w:t>randexp</w:t>
+              <w:t>pathe</w:t>
             </w:r>
           </w:p>
         </w:tc>
@@ -37887,7 +37887,7 @@
                 <w:sz w:val="14"/>
                 <w:szCs w:val="14"/>
               </w:rPr>
-              <w:t>0.4.6</w:t>
+              <w:t>1.1.2</w:t>
             </w:r>
           </w:p>
         </w:tc>
@@ -37955,7 +37955,7 @@
                 <w:sz w:val="14"/>
                 <w:szCs w:val="14"/>
               </w:rPr>
-              <w:t>https://github.com/fent/randexp.js</w:t>
+              <w:t>https://github.com/unjs/pathe</w:t>
             </w:r>
           </w:p>
         </w:tc>
@@ -38062,7 +38062,7 @@
                 <w:sz w:val="14"/>
                 <w:szCs w:val="14"/>
               </w:rPr>
-              <w:t>ret</w:t>
+              <w:t>pathval</w:t>
             </w:r>
           </w:p>
         </w:tc>
@@ -38096,7 +38096,7 @@
                 <w:sz w:val="14"/>
                 <w:szCs w:val="14"/>
               </w:rPr>
-              <w:t>0.1.15</w:t>
+              <w:t>2.0.1</w:t>
             </w:r>
           </w:p>
         </w:tc>
@@ -38164,7 +38164,7 @@
                 <w:sz w:val="14"/>
                 <w:szCs w:val="14"/>
               </w:rPr>
-              <w:t>https://github.com/fent/ret.js</w:t>
+              <w:t>https://github.com/chaijs/pathval</w:t>
             </w:r>
           </w:p>
         </w:tc>
@@ -38271,7 +38271,7 @@
                 <w:sz w:val="14"/>
                 <w:szCs w:val="14"/>
               </w:rPr>
-              <w:t>rollup</w:t>
+              <w:t>picocolors</w:t>
             </w:r>
           </w:p>
         </w:tc>
@@ -38305,7 +38305,7 @@
                 <w:sz w:val="14"/>
                 <w:szCs w:val="14"/>
               </w:rPr>
-              <w:t>4.62.2</w:t>
+              <w:t>1.1.1</w:t>
             </w:r>
           </w:p>
         </w:tc>
@@ -38339,7 +38339,7 @@
                 <w:sz w:val="14"/>
                 <w:szCs w:val="14"/>
               </w:rPr>
-              <w:t>MIT</w:t>
+              <w:t>ISC</w:t>
             </w:r>
           </w:p>
         </w:tc>
@@ -38373,7 +38373,7 @@
                 <w:sz w:val="14"/>
                 <w:szCs w:val="14"/>
               </w:rPr>
-              <w:t>https://github.com/rollup/rollup</w:t>
+              <w:t>https://github.com/alexeyraspopov/picocolors</w:t>
             </w:r>
           </w:p>
         </w:tc>
@@ -38480,7 +38480,7 @@
                 <w:sz w:val="14"/>
                 <w:szCs w:val="14"/>
               </w:rPr>
-              <w:t>rrweb-cssom</w:t>
+              <w:t>postcss</w:t>
             </w:r>
           </w:p>
         </w:tc>
@@ -38514,7 +38514,7 @@
                 <w:sz w:val="14"/>
                 <w:szCs w:val="14"/>
               </w:rPr>
-              <w:t>0.7.1</w:t>
+              <w:t>8.5.26</w:t>
             </w:r>
           </w:p>
         </w:tc>
@@ -38582,7 +38582,7 @@
                 <w:sz w:val="14"/>
                 <w:szCs w:val="14"/>
               </w:rPr>
-              <w:t>https://github.com/rrweb-io/CSSOM</w:t>
+              <w:t>https://github.com/postcss/postcss</w:t>
             </w:r>
           </w:p>
         </w:tc>
@@ -38689,7 +38689,7 @@
                 <w:sz w:val="14"/>
                 <w:szCs w:val="14"/>
               </w:rPr>
-              <w:t>saxes</w:t>
+              <w:t>punycode</w:t>
             </w:r>
           </w:p>
         </w:tc>
@@ -38723,7 +38723,7 @@
                 <w:sz w:val="14"/>
                 <w:szCs w:val="14"/>
               </w:rPr>
-              <w:t>6.0.0</w:t>
+              <w:t>2.3.1</w:t>
             </w:r>
           </w:p>
         </w:tc>
@@ -38757,7 +38757,7 @@
                 <w:sz w:val="14"/>
                 <w:szCs w:val="14"/>
               </w:rPr>
-              <w:t>ISC</w:t>
+              <w:t>MIT</w:t>
             </w:r>
           </w:p>
         </w:tc>
@@ -38791,7 +38791,7 @@
                 <w:sz w:val="14"/>
                 <w:szCs w:val="14"/>
               </w:rPr>
-              <w:t>https://github.com/lddubeau/saxes</w:t>
+              <w:t>https://github.com/mathiasbynens/punycode.js</w:t>
             </w:r>
           </w:p>
         </w:tc>
@@ -38898,7 +38898,7 @@
                 <w:sz w:val="14"/>
                 <w:szCs w:val="14"/>
               </w:rPr>
-              <w:t>schemes</w:t>
+              <w:t>railroad-diagrams</w:t>
             </w:r>
           </w:p>
         </w:tc>
@@ -38932,7 +38932,7 @@
                 <w:sz w:val="14"/>
                 <w:szCs w:val="14"/>
               </w:rPr>
-              <w:t>1.4.0</w:t>
+              <w:t>1.0.0</w:t>
             </w:r>
           </w:p>
         </w:tc>
@@ -38966,7 +38966,7 @@
                 <w:sz w:val="14"/>
                 <w:szCs w:val="14"/>
               </w:rPr>
-              <w:t>MIT</w:t>
+              <w:t>CC0-1.0</w:t>
             </w:r>
           </w:p>
         </w:tc>
@@ -39000,7 +39000,7 @@
                 <w:sz w:val="14"/>
                 <w:szCs w:val="14"/>
               </w:rPr>
-              <w:t>https://github.com/Munter/schemes</w:t>
+              <w:t>https://github.com/tabatkins/railroad-diagrams</w:t>
             </w:r>
           </w:p>
         </w:tc>
@@ -39107,7 +39107,7 @@
                 <w:sz w:val="14"/>
                 <w:szCs w:val="14"/>
               </w:rPr>
-              <w:t>semver</w:t>
+              <w:t>randexp</w:t>
             </w:r>
           </w:p>
         </w:tc>
@@ -39141,7 +39141,7 @@
                 <w:sz w:val="14"/>
                 <w:szCs w:val="14"/>
               </w:rPr>
-              <w:t>7.8.5</w:t>
+              <w:t>0.4.6</w:t>
             </w:r>
           </w:p>
         </w:tc>
@@ -39175,7 +39175,7 @@
                 <w:sz w:val="14"/>
                 <w:szCs w:val="14"/>
               </w:rPr>
-              <w:t>ISC</w:t>
+              <w:t>MIT</w:t>
             </w:r>
           </w:p>
         </w:tc>
@@ -39209,7 +39209,7 @@
                 <w:sz w:val="14"/>
                 <w:szCs w:val="14"/>
               </w:rPr>
-              <w:t>https://github.com/npm/node-semver</w:t>
+              <w:t>https://github.com/fent/randexp.js</w:t>
             </w:r>
           </w:p>
         </w:tc>
@@ -39316,7 +39316,7 @@
                 <w:sz w:val="14"/>
                 <w:szCs w:val="14"/>
               </w:rPr>
-              <w:t>siginfo</w:t>
+              <w:t>ret</w:t>
             </w:r>
           </w:p>
         </w:tc>
@@ -39350,7 +39350,7 @@
                 <w:sz w:val="14"/>
                 <w:szCs w:val="14"/>
               </w:rPr>
-              <w:t>2.0.0</w:t>
+              <w:t>0.1.15</w:t>
             </w:r>
           </w:p>
         </w:tc>
@@ -39384,7 +39384,7 @@
                 <w:sz w:val="14"/>
                 <w:szCs w:val="14"/>
               </w:rPr>
-              <w:t>ISC</w:t>
+              <w:t>MIT</w:t>
             </w:r>
           </w:p>
         </w:tc>
@@ -39418,7 +39418,7 @@
                 <w:sz w:val="14"/>
                 <w:szCs w:val="14"/>
               </w:rPr>
-              <w:t>https://github.com/emilbayes/siginfo</w:t>
+              <w:t>https://github.com/fent/ret.js</w:t>
             </w:r>
           </w:p>
         </w:tc>
@@ -39525,7 +39525,7 @@
                 <w:sz w:val="14"/>
                 <w:szCs w:val="14"/>
               </w:rPr>
-              <w:t>smtp-address-parser</w:t>
+              <w:t>rollup</w:t>
             </w:r>
           </w:p>
         </w:tc>
@@ -39559,7 +39559,7 @@
                 <w:sz w:val="14"/>
                 <w:szCs w:val="14"/>
               </w:rPr>
-              <w:t>1.1.0</w:t>
+              <w:t>4.62.2</w:t>
             </w:r>
           </w:p>
         </w:tc>
@@ -39627,7 +39627,7 @@
                 <w:sz w:val="14"/>
                 <w:szCs w:val="14"/>
               </w:rPr>
-              <w:t>https://github.com/gene-hightower/smtp-address-parser</w:t>
+              <w:t>https://github.com/rollup/rollup</w:t>
             </w:r>
           </w:p>
         </w:tc>
@@ -39734,7 +39734,7 @@
                 <w:sz w:val="14"/>
                 <w:szCs w:val="14"/>
               </w:rPr>
-              <w:t>source-map-js</w:t>
+              <w:t>rrweb-cssom</w:t>
             </w:r>
           </w:p>
         </w:tc>
@@ -39768,7 +39768,7 @@
                 <w:sz w:val="14"/>
                 <w:szCs w:val="14"/>
               </w:rPr>
-              <w:t>1.2.1</w:t>
+              <w:t>0.7.1</w:t>
             </w:r>
           </w:p>
         </w:tc>
@@ -39802,7 +39802,7 @@
                 <w:sz w:val="14"/>
                 <w:szCs w:val="14"/>
               </w:rPr>
-              <w:t>BSD-3-Clause</w:t>
+              <w:t>MIT</w:t>
             </w:r>
           </w:p>
         </w:tc>
@@ -39836,7 +39836,7 @@
                 <w:sz w:val="14"/>
                 <w:szCs w:val="14"/>
               </w:rPr>
-              <w:t>https://github.com/7rulnik/source-map-js</w:t>
+              <w:t>https://github.com/rrweb-io/CSSOM</w:t>
             </w:r>
           </w:p>
         </w:tc>
@@ -39943,7 +39943,7 @@
                 <w:sz w:val="14"/>
                 <w:szCs w:val="14"/>
               </w:rPr>
-              <w:t>spdx-correct</w:t>
+              <w:t>rrweb-cssom</w:t>
             </w:r>
           </w:p>
         </w:tc>
@@ -39977,7 +39977,7 @@
                 <w:sz w:val="14"/>
                 <w:szCs w:val="14"/>
               </w:rPr>
-              <w:t>3.2.0</w:t>
+              <w:t>0.8.0</w:t>
             </w:r>
           </w:p>
         </w:tc>
@@ -40011,7 +40011,7 @@
                 <w:sz w:val="14"/>
                 <w:szCs w:val="14"/>
               </w:rPr>
-              <w:t>Apache-2.0</w:t>
+              <w:t>MIT</w:t>
             </w:r>
           </w:p>
         </w:tc>
@@ -40045,7 +40045,7 @@
                 <w:sz w:val="14"/>
                 <w:szCs w:val="14"/>
               </w:rPr>
-              <w:t>https://github.com/jslicense/spdx-correct.js</w:t>
+              <w:t>https://github.com/rrweb-io/CSSOM</w:t>
             </w:r>
           </w:p>
         </w:tc>
@@ -40152,7 +40152,7 @@
                 <w:sz w:val="14"/>
                 <w:szCs w:val="14"/>
               </w:rPr>
-              <w:t>spdx-exceptions</w:t>
+              <w:t>saxes</w:t>
             </w:r>
           </w:p>
         </w:tc>
@@ -40186,7 +40186,7 @@
                 <w:sz w:val="14"/>
                 <w:szCs w:val="14"/>
               </w:rPr>
-              <w:t>2.5.0</w:t>
+              <w:t>6.0.0</w:t>
             </w:r>
           </w:p>
         </w:tc>
@@ -40220,7 +40220,7 @@
                 <w:sz w:val="14"/>
                 <w:szCs w:val="14"/>
               </w:rPr>
-              <w:t>CC-BY-3.0</w:t>
+              <w:t>ISC</w:t>
             </w:r>
           </w:p>
         </w:tc>
@@ -40254,7 +40254,7 @@
                 <w:sz w:val="14"/>
                 <w:szCs w:val="14"/>
               </w:rPr>
-              <w:t>https://github.com/kemitchell/spdx-exceptions.json</w:t>
+              <w:t>https://github.com/lddubeau/saxes</w:t>
             </w:r>
           </w:p>
         </w:tc>
@@ -40361,7 +40361,7 @@
                 <w:sz w:val="14"/>
                 <w:szCs w:val="14"/>
               </w:rPr>
-              <w:t>spdx-expression-parse</w:t>
+              <w:t>schemes</w:t>
             </w:r>
           </w:p>
         </w:tc>
@@ -40395,7 +40395,7 @@
                 <w:sz w:val="14"/>
                 <w:szCs w:val="14"/>
               </w:rPr>
-              <w:t>4.0.0</w:t>
+              <w:t>1.4.0</w:t>
             </w:r>
           </w:p>
         </w:tc>
@@ -40463,7 +40463,7 @@
                 <w:sz w:val="14"/>
                 <w:szCs w:val="14"/>
               </w:rPr>
-              <w:t>https://github.com/jslicense/spdx-expression-parse.js</w:t>
+              <w:t>https://github.com/Munter/schemes</w:t>
             </w:r>
           </w:p>
         </w:tc>
@@ -40570,7 +40570,7 @@
                 <w:sz w:val="14"/>
                 <w:szCs w:val="14"/>
               </w:rPr>
-              <w:t>spdx-license-ids</w:t>
+              <w:t>semver</w:t>
             </w:r>
           </w:p>
         </w:tc>
@@ -40604,7 +40604,7 @@
                 <w:sz w:val="14"/>
                 <w:szCs w:val="14"/>
               </w:rPr>
-              <w:t>3.0.23</w:t>
+              <w:t>7.8.5</w:t>
             </w:r>
           </w:p>
         </w:tc>
@@ -40638,7 +40638,7 @@
                 <w:sz w:val="14"/>
                 <w:szCs w:val="14"/>
               </w:rPr>
-              <w:t>CC0-1.0</w:t>
+              <w:t>ISC</w:t>
             </w:r>
           </w:p>
         </w:tc>
@@ -40672,7 +40672,7 @@
                 <w:sz w:val="14"/>
                 <w:szCs w:val="14"/>
               </w:rPr>
-              <w:t>https://github.com/jslicense/spdx-license-ids</w:t>
+              <w:t>https://github.com/npm/node-semver</w:t>
             </w:r>
           </w:p>
         </w:tc>
@@ -40779,7 +40779,7 @@
                 <w:sz w:val="14"/>
                 <w:szCs w:val="14"/>
               </w:rPr>
-              <w:t>stackback</w:t>
+              <w:t>siginfo</w:t>
             </w:r>
           </w:p>
         </w:tc>
@@ -40813,7 +40813,7 @@
                 <w:sz w:val="14"/>
                 <w:szCs w:val="14"/>
               </w:rPr>
-              <w:t>0.0.2</w:t>
+              <w:t>2.0.0</w:t>
             </w:r>
           </w:p>
         </w:tc>
@@ -40847,7 +40847,7 @@
                 <w:sz w:val="14"/>
                 <w:szCs w:val="14"/>
               </w:rPr>
-              <w:t>MIT</w:t>
+              <w:t>ISC</w:t>
             </w:r>
           </w:p>
         </w:tc>
@@ -40881,7 +40881,7 @@
                 <w:sz w:val="14"/>
                 <w:szCs w:val="14"/>
               </w:rPr>
-              <w:t>https://github.com/shtylman/node-stackback</w:t>
+              <w:t>https://github.com/emilbayes/siginfo</w:t>
             </w:r>
           </w:p>
         </w:tc>
@@ -40988,7 +40988,7 @@
                 <w:sz w:val="14"/>
                 <w:szCs w:val="14"/>
               </w:rPr>
-              <w:t>std-env</w:t>
+              <w:t>smtp-address-parser</w:t>
             </w:r>
           </w:p>
         </w:tc>
@@ -41022,7 +41022,7 @@
                 <w:sz w:val="14"/>
                 <w:szCs w:val="14"/>
               </w:rPr>
-              <w:t>3.10.0</w:t>
+              <w:t>1.1.0</w:t>
             </w:r>
           </w:p>
         </w:tc>
@@ -41090,7 +41090,7 @@
                 <w:sz w:val="14"/>
                 <w:szCs w:val="14"/>
               </w:rPr>
-              <w:t>https://github.com/unjs/std-env</w:t>
+              <w:t>https://github.com/gene-hightower/smtp-address-parser</w:t>
             </w:r>
           </w:p>
         </w:tc>
@@ -41197,7 +41197,7 @@
                 <w:sz w:val="14"/>
                 <w:szCs w:val="14"/>
               </w:rPr>
-              <w:t>symbol-tree</w:t>
+              <w:t>source-map-js</w:t>
             </w:r>
           </w:p>
         </w:tc>
@@ -41231,7 +41231,7 @@
                 <w:sz w:val="14"/>
                 <w:szCs w:val="14"/>
               </w:rPr>
-              <w:t>3.2.4</w:t>
+              <w:t>1.2.1</w:t>
             </w:r>
           </w:p>
         </w:tc>
@@ -41265,7 +41265,7 @@
                 <w:sz w:val="14"/>
                 <w:szCs w:val="14"/>
               </w:rPr>
-              <w:t>MIT</w:t>
+              <w:t>BSD-3-Clause</w:t>
             </w:r>
           </w:p>
         </w:tc>
@@ -41299,7 +41299,7 @@
                 <w:sz w:val="14"/>
                 <w:szCs w:val="14"/>
               </w:rPr>
-              <w:t>https://github.com/jsdom/js-symbol-tree</w:t>
+              <w:t>https://github.com/7rulnik/source-map-js</w:t>
             </w:r>
           </w:p>
         </w:tc>
@@ -41406,7 +41406,7 @@
                 <w:sz w:val="14"/>
                 <w:szCs w:val="14"/>
               </w:rPr>
-              <w:t>tinybench</w:t>
+              <w:t>spdx-correct</w:t>
             </w:r>
           </w:p>
         </w:tc>
@@ -41440,7 +41440,7 @@
                 <w:sz w:val="14"/>
                 <w:szCs w:val="14"/>
               </w:rPr>
-              <w:t>2.9.0</w:t>
+              <w:t>3.2.0</w:t>
             </w:r>
           </w:p>
         </w:tc>
@@ -41474,7 +41474,7 @@
                 <w:sz w:val="14"/>
                 <w:szCs w:val="14"/>
               </w:rPr>
-              <w:t>MIT</w:t>
+              <w:t>Apache-2.0</w:t>
             </w:r>
           </w:p>
         </w:tc>
@@ -41508,7 +41508,7 @@
                 <w:sz w:val="14"/>
                 <w:szCs w:val="14"/>
               </w:rPr>
-              <w:t>https://github.com/tinylibs/tinybench</w:t>
+              <w:t>https://github.com/jslicense/spdx-correct.js</w:t>
             </w:r>
           </w:p>
         </w:tc>
@@ -41615,7 +41615,7 @@
                 <w:sz w:val="14"/>
                 <w:szCs w:val="14"/>
               </w:rPr>
-              <w:t>tinyexec</w:t>
+              <w:t>spdx-exceptions</w:t>
             </w:r>
           </w:p>
         </w:tc>
@@ -41649,7 +41649,7 @@
                 <w:sz w:val="14"/>
                 <w:szCs w:val="14"/>
               </w:rPr>
-              <w:t>0.3.2</w:t>
+              <w:t>2.5.0</w:t>
             </w:r>
           </w:p>
         </w:tc>
@@ -41683,7 +41683,7 @@
                 <w:sz w:val="14"/>
                 <w:szCs w:val="14"/>
               </w:rPr>
-              <w:t>MIT</w:t>
+              <w:t>CC-BY-3.0</w:t>
             </w:r>
           </w:p>
         </w:tc>
@@ -41717,7 +41717,7 @@
                 <w:sz w:val="14"/>
                 <w:szCs w:val="14"/>
               </w:rPr>
-              <w:t>https://github.com/tinylibs/tinyexec</w:t>
+              <w:t>https://github.com/kemitchell/spdx-exceptions.json</w:t>
             </w:r>
           </w:p>
         </w:tc>
@@ -41824,7 +41824,7 @@
                 <w:sz w:val="14"/>
                 <w:szCs w:val="14"/>
               </w:rPr>
-              <w:t>tinypool</w:t>
+              <w:t>spdx-expression-parse</w:t>
             </w:r>
           </w:p>
         </w:tc>
@@ -41858,7 +41858,7 @@
                 <w:sz w:val="14"/>
                 <w:szCs w:val="14"/>
               </w:rPr>
-              <w:t>1.1.1</w:t>
+              <w:t>3.0.1</w:t>
             </w:r>
           </w:p>
         </w:tc>
@@ -41926,7 +41926,7 @@
                 <w:sz w:val="14"/>
                 <w:szCs w:val="14"/>
               </w:rPr>
-              <w:t>https://github.com/tinylibs/tinypool</w:t>
+              <w:t>https://github.com/jslicense/spdx-expression-parse.js</w:t>
             </w:r>
           </w:p>
         </w:tc>
@@ -42033,7 +42033,7 @@
                 <w:sz w:val="14"/>
                 <w:szCs w:val="14"/>
               </w:rPr>
-              <w:t>tinyrainbow</w:t>
+              <w:t>spdx-expression-parse</w:t>
             </w:r>
           </w:p>
         </w:tc>
@@ -42067,7 +42067,7 @@
                 <w:sz w:val="14"/>
                 <w:szCs w:val="14"/>
               </w:rPr>
-              <w:t>1.2.0</w:t>
+              <w:t>4.0.0</w:t>
             </w:r>
           </w:p>
         </w:tc>
@@ -42135,7 +42135,7 @@
                 <w:sz w:val="14"/>
                 <w:szCs w:val="14"/>
               </w:rPr>
-              <w:t>https://github.com/tinylibs/tinyrainbow</w:t>
+              <w:t>https://github.com/jslicense/spdx-expression-parse.js</w:t>
             </w:r>
           </w:p>
         </w:tc>
@@ -42242,7 +42242,7 @@
                 <w:sz w:val="14"/>
                 <w:szCs w:val="14"/>
               </w:rPr>
-              <w:t>tinyspy</w:t>
+              <w:t>spdx-license-ids</w:t>
             </w:r>
           </w:p>
         </w:tc>
@@ -42276,7 +42276,7 @@
                 <w:sz w:val="14"/>
                 <w:szCs w:val="14"/>
               </w:rPr>
-              <w:t>3.0.2</w:t>
+              <w:t>3.0.23</w:t>
             </w:r>
           </w:p>
         </w:tc>
@@ -42310,7 +42310,7 @@
                 <w:sz w:val="14"/>
                 <w:szCs w:val="14"/>
               </w:rPr>
-              <w:t>MIT</w:t>
+              <w:t>CC0-1.0</w:t>
             </w:r>
           </w:p>
         </w:tc>
@@ -42344,7 +42344,7 @@
                 <w:sz w:val="14"/>
                 <w:szCs w:val="14"/>
               </w:rPr>
-              <w:t>https://github.com/tinylibs/tinyspy</w:t>
+              <w:t>https://github.com/jslicense/spdx-license-ids</w:t>
             </w:r>
           </w:p>
         </w:tc>
@@ -42451,7 +42451,7 @@
                 <w:sz w:val="14"/>
                 <w:szCs w:val="14"/>
               </w:rPr>
-              <w:t>tldts</w:t>
+              <w:t>stackback</w:t>
             </w:r>
           </w:p>
         </w:tc>
@@ -42485,7 +42485,7 @@
                 <w:sz w:val="14"/>
                 <w:szCs w:val="14"/>
               </w:rPr>
-              <w:t>6.1.86</w:t>
+              <w:t>0.0.2</w:t>
             </w:r>
           </w:p>
         </w:tc>
@@ -42553,7 +42553,7 @@
                 <w:sz w:val="14"/>
                 <w:szCs w:val="14"/>
               </w:rPr>
-              <w:t>https://github.com/remusao/tldts</w:t>
+              <w:t>https://github.com/shtylman/node-stackback</w:t>
             </w:r>
           </w:p>
         </w:tc>
@@ -42660,7 +42660,7 @@
                 <w:sz w:val="14"/>
                 <w:szCs w:val="14"/>
               </w:rPr>
-              <w:t>tldts-core</w:t>
+              <w:t>std-env</w:t>
             </w:r>
           </w:p>
         </w:tc>
@@ -42694,7 +42694,7 @@
                 <w:sz w:val="14"/>
                 <w:szCs w:val="14"/>
               </w:rPr>
-              <w:t>6.1.86</w:t>
+              <w:t>3.10.0</w:t>
             </w:r>
           </w:p>
         </w:tc>
@@ -42762,7 +42762,7 @@
                 <w:sz w:val="14"/>
                 <w:szCs w:val="14"/>
               </w:rPr>
-              <w:t>https://github.com/remusao/tldts</w:t>
+              <w:t>https://github.com/unjs/std-env</w:t>
             </w:r>
           </w:p>
         </w:tc>
@@ -42869,7 +42869,7 @@
                 <w:sz w:val="14"/>
                 <w:szCs w:val="14"/>
               </w:rPr>
-              <w:t>tough-cookie</w:t>
+              <w:t>symbol-tree</w:t>
             </w:r>
           </w:p>
         </w:tc>
@@ -42903,7 +42903,7 @@
                 <w:sz w:val="14"/>
                 <w:szCs w:val="14"/>
               </w:rPr>
-              <w:t>5.1.2</w:t>
+              <w:t>3.2.4</w:t>
             </w:r>
           </w:p>
         </w:tc>
@@ -42937,7 +42937,7 @@
                 <w:sz w:val="14"/>
                 <w:szCs w:val="14"/>
               </w:rPr>
-              <w:t>BSD-3-Clause</w:t>
+              <w:t>MIT</w:t>
             </w:r>
           </w:p>
         </w:tc>
@@ -42971,7 +42971,7 @@
                 <w:sz w:val="14"/>
                 <w:szCs w:val="14"/>
               </w:rPr>
-              <w:t>https://github.com/salesforce/tough-cookie</w:t>
+              <w:t>https://github.com/jsdom/js-symbol-tree</w:t>
             </w:r>
           </w:p>
         </w:tc>
@@ -43078,7 +43078,7 @@
                 <w:sz w:val="14"/>
                 <w:szCs w:val="14"/>
               </w:rPr>
-              <w:t>tr46</w:t>
+              <w:t>tinybench</w:t>
             </w:r>
           </w:p>
         </w:tc>
@@ -43112,7 +43112,7 @@
                 <w:sz w:val="14"/>
                 <w:szCs w:val="14"/>
               </w:rPr>
-              <w:t>5.1.1</w:t>
+              <w:t>2.9.0</w:t>
             </w:r>
           </w:p>
         </w:tc>
@@ -43180,7 +43180,7 @@
                 <w:sz w:val="14"/>
                 <w:szCs w:val="14"/>
               </w:rPr>
-              <w:t>https://github.com/jsdom/tr46</w:t>
+              <w:t>https://github.com/tinylibs/tinybench</w:t>
             </w:r>
           </w:p>
         </w:tc>
@@ -43287,7 +43287,7 @@
                 <w:sz w:val="14"/>
                 <w:szCs w:val="14"/>
               </w:rPr>
-              <w:t>undici-types</w:t>
+              <w:t>tinyexec</w:t>
             </w:r>
           </w:p>
         </w:tc>
@@ -43321,7 +43321,7 @@
                 <w:sz w:val="14"/>
                 <w:szCs w:val="14"/>
               </w:rPr>
-              <w:t>6.21.0</w:t>
+              <w:t>0.3.2</w:t>
             </w:r>
           </w:p>
         </w:tc>
@@ -43389,7 +43389,7 @@
                 <w:sz w:val="14"/>
                 <w:szCs w:val="14"/>
               </w:rPr>
-              <w:t>https://github.com/nodejs/undici</w:t>
+              <w:t>https://github.com/tinylibs/tinyexec</w:t>
             </w:r>
           </w:p>
         </w:tc>
@@ -43496,7 +43496,7 @@
                 <w:sz w:val="14"/>
                 <w:szCs w:val="14"/>
               </w:rPr>
-              <w:t>uri-js</w:t>
+              <w:t>tinypool</w:t>
             </w:r>
           </w:p>
         </w:tc>
@@ -43530,7 +43530,7 @@
                 <w:sz w:val="14"/>
                 <w:szCs w:val="14"/>
               </w:rPr>
-              <w:t>4.4.1</w:t>
+              <w:t>1.1.1</w:t>
             </w:r>
           </w:p>
         </w:tc>
@@ -43564,7 +43564,7 @@
                 <w:sz w:val="14"/>
                 <w:szCs w:val="14"/>
               </w:rPr>
-              <w:t>BSD-2-Clause</w:t>
+              <w:t>MIT</w:t>
             </w:r>
           </w:p>
         </w:tc>
@@ -43598,7 +43598,7 @@
                 <w:sz w:val="14"/>
                 <w:szCs w:val="14"/>
               </w:rPr>
-              <w:t>https://github.com/garycourt/uri-js</w:t>
+              <w:t>https://github.com/tinylibs/tinypool</w:t>
             </w:r>
           </w:p>
         </w:tc>
@@ -43705,7 +43705,7 @@
                 <w:sz w:val="14"/>
                 <w:szCs w:val="14"/>
               </w:rPr>
-              <w:t>validate-npm-package-license</w:t>
+              <w:t>tinyrainbow</w:t>
             </w:r>
           </w:p>
         </w:tc>
@@ -43739,7 +43739,7 @@
                 <w:sz w:val="14"/>
                 <w:szCs w:val="14"/>
               </w:rPr>
-              <w:t>3.0.4</w:t>
+              <w:t>1.2.0</w:t>
             </w:r>
           </w:p>
         </w:tc>
@@ -43773,7 +43773,7 @@
                 <w:sz w:val="14"/>
                 <w:szCs w:val="14"/>
               </w:rPr>
-              <w:t>Apache-2.0</w:t>
+              <w:t>MIT</w:t>
             </w:r>
           </w:p>
         </w:tc>
@@ -43807,7 +43807,7 @@
                 <w:sz w:val="14"/>
                 <w:szCs w:val="14"/>
               </w:rPr>
-              <w:t>https://github.com/kemitchell/validate-npm-package-license.js</w:t>
+              <w:t>https://github.com/tinylibs/tinyrainbow</w:t>
             </w:r>
           </w:p>
         </w:tc>
@@ -43914,7 +43914,7 @@
                 <w:sz w:val="14"/>
                 <w:szCs w:val="14"/>
               </w:rPr>
-              <w:t>vite</w:t>
+              <w:t>tinyspy</w:t>
             </w:r>
           </w:p>
         </w:tc>
@@ -43948,7 +43948,7 @@
                 <w:sz w:val="14"/>
                 <w:szCs w:val="14"/>
               </w:rPr>
-              <w:t>5.4.21</w:t>
+              <w:t>3.0.2</w:t>
             </w:r>
           </w:p>
         </w:tc>
@@ -44016,7 +44016,7 @@
                 <w:sz w:val="14"/>
                 <w:szCs w:val="14"/>
               </w:rPr>
-              <w:t>https://github.com/vitejs/vite</w:t>
+              <w:t>https://github.com/tinylibs/tinyspy</w:t>
             </w:r>
           </w:p>
         </w:tc>
@@ -44123,7 +44123,7 @@
                 <w:sz w:val="14"/>
                 <w:szCs w:val="14"/>
               </w:rPr>
-              <w:t>vite-node</w:t>
+              <w:t>tldts</w:t>
             </w:r>
           </w:p>
         </w:tc>
@@ -44157,7 +44157,7 @@
                 <w:sz w:val="14"/>
                 <w:szCs w:val="14"/>
               </w:rPr>
-              <w:t>2.1.9</w:t>
+              <w:t>6.1.86</w:t>
             </w:r>
           </w:p>
         </w:tc>
@@ -44225,7 +44225,7 @@
                 <w:sz w:val="14"/>
                 <w:szCs w:val="14"/>
               </w:rPr>
-              <w:t>https://github.com/vitest-dev/vitest</w:t>
+              <w:t>https://github.com/remusao/tldts</w:t>
             </w:r>
           </w:p>
         </w:tc>
@@ -44332,7 +44332,7 @@
                 <w:sz w:val="14"/>
                 <w:szCs w:val="14"/>
               </w:rPr>
-              <w:t>w3c-xmlserializer</w:t>
+              <w:t>tldts-core</w:t>
             </w:r>
           </w:p>
         </w:tc>
@@ -44366,7 +44366,7 @@
                 <w:sz w:val="14"/>
                 <w:szCs w:val="14"/>
               </w:rPr>
-              <w:t>5.0.0</w:t>
+              <w:t>6.1.86</w:t>
             </w:r>
           </w:p>
         </w:tc>
@@ -44434,7 +44434,7 @@
                 <w:sz w:val="14"/>
                 <w:szCs w:val="14"/>
               </w:rPr>
-              <w:t>https://github.com/jsdom/w3c-xmlserializer</w:t>
+              <w:t>https://github.com/remusao/tldts</w:t>
             </w:r>
           </w:p>
         </w:tc>
@@ -44541,7 +44541,7 @@
                 <w:sz w:val="14"/>
                 <w:szCs w:val="14"/>
               </w:rPr>
-              <w:t>webidl-conversions</w:t>
+              <w:t>tough-cookie</w:t>
             </w:r>
           </w:p>
         </w:tc>
@@ -44575,7 +44575,7 @@
                 <w:sz w:val="14"/>
                 <w:szCs w:val="14"/>
               </w:rPr>
-              <w:t>7.0.0</w:t>
+              <w:t>5.1.2</w:t>
             </w:r>
           </w:p>
         </w:tc>
@@ -44609,7 +44609,7 @@
                 <w:sz w:val="14"/>
                 <w:szCs w:val="14"/>
               </w:rPr>
-              <w:t>BSD-2-Clause</w:t>
+              <w:t>BSD-3-Clause</w:t>
             </w:r>
           </w:p>
         </w:tc>
@@ -44643,7 +44643,7 @@
                 <w:sz w:val="14"/>
                 <w:szCs w:val="14"/>
               </w:rPr>
-              <w:t>https://github.com/jsdom/webidl-conversions</w:t>
+              <w:t>https://github.com/salesforce/tough-cookie</w:t>
             </w:r>
           </w:p>
         </w:tc>
@@ -44750,7 +44750,7 @@
                 <w:sz w:val="14"/>
                 <w:szCs w:val="14"/>
               </w:rPr>
-              <w:t>whatwg-encoding</w:t>
+              <w:t>tr46</w:t>
             </w:r>
           </w:p>
         </w:tc>
@@ -44784,7 +44784,7 @@
                 <w:sz w:val="14"/>
                 <w:szCs w:val="14"/>
               </w:rPr>
-              <w:t>3.1.1</w:t>
+              <w:t>5.1.1</w:t>
             </w:r>
           </w:p>
         </w:tc>
@@ -44852,7 +44852,7 @@
                 <w:sz w:val="14"/>
                 <w:szCs w:val="14"/>
               </w:rPr>
-              <w:t>https://github.com/jsdom/whatwg-encoding</w:t>
+              <w:t>https://github.com/jsdom/tr46</w:t>
             </w:r>
           </w:p>
         </w:tc>
@@ -44959,7 +44959,7 @@
                 <w:sz w:val="14"/>
                 <w:szCs w:val="14"/>
               </w:rPr>
-              <w:t>whatwg-mimetype</w:t>
+              <w:t>undici-types</w:t>
             </w:r>
           </w:p>
         </w:tc>
@@ -44993,7 +44993,7 @@
                 <w:sz w:val="14"/>
                 <w:szCs w:val="14"/>
               </w:rPr>
-              <w:t>4.0.0</w:t>
+              <w:t>6.21.0</w:t>
             </w:r>
           </w:p>
         </w:tc>
@@ -45061,7 +45061,7 @@
                 <w:sz w:val="14"/>
                 <w:szCs w:val="14"/>
               </w:rPr>
-              <w:t>https://github.com/jsdom/whatwg-mimetype</w:t>
+              <w:t>https://github.com/nodejs/undici</w:t>
             </w:r>
           </w:p>
         </w:tc>
@@ -45168,7 +45168,7 @@
                 <w:sz w:val="14"/>
                 <w:szCs w:val="14"/>
               </w:rPr>
-              <w:t>whatwg-url</w:t>
+              <w:t>uri-js</w:t>
             </w:r>
           </w:p>
         </w:tc>
@@ -45202,7 +45202,7 @@
                 <w:sz w:val="14"/>
                 <w:szCs w:val="14"/>
               </w:rPr>
-              <w:t>14.2.0</w:t>
+              <w:t>4.4.1</w:t>
             </w:r>
           </w:p>
         </w:tc>
@@ -45236,7 +45236,7 @@
                 <w:sz w:val="14"/>
                 <w:szCs w:val="14"/>
               </w:rPr>
-              <w:t>MIT</w:t>
+              <w:t>BSD-2-Clause</w:t>
             </w:r>
           </w:p>
         </w:tc>
@@ -45270,7 +45270,7 @@
                 <w:sz w:val="14"/>
                 <w:szCs w:val="14"/>
               </w:rPr>
-              <w:t>https://github.com/jsdom/whatwg-url</w:t>
+              <w:t>https://github.com/garycourt/uri-js</w:t>
             </w:r>
           </w:p>
         </w:tc>
@@ -45377,7 +45377,7 @@
                 <w:sz w:val="14"/>
                 <w:szCs w:val="14"/>
               </w:rPr>
-              <w:t>why-is-node-running</w:t>
+              <w:t>validate-npm-package-license</w:t>
             </w:r>
           </w:p>
         </w:tc>
@@ -45411,7 +45411,7 @@
                 <w:sz w:val="14"/>
                 <w:szCs w:val="14"/>
               </w:rPr>
-              <w:t>2.3.0</w:t>
+              <w:t>3.0.4</w:t>
             </w:r>
           </w:p>
         </w:tc>
@@ -45445,7 +45445,7 @@
                 <w:sz w:val="14"/>
                 <w:szCs w:val="14"/>
               </w:rPr>
-              <w:t>MIT</w:t>
+              <w:t>Apache-2.0</w:t>
             </w:r>
           </w:p>
         </w:tc>
@@ -45479,7 +45479,7 @@
                 <w:sz w:val="14"/>
                 <w:szCs w:val="14"/>
               </w:rPr>
-              <w:t>https://github.com/mafintosh/why-is-node-running</w:t>
+              <w:t>https://github.com/kemitchell/validate-npm-package-license.js</w:t>
             </w:r>
           </w:p>
         </w:tc>
@@ -45586,7 +45586,7 @@
                 <w:sz w:val="14"/>
                 <w:szCs w:val="14"/>
               </w:rPr>
-              <w:t>ws</w:t>
+              <w:t>vite</w:t>
             </w:r>
           </w:p>
         </w:tc>
@@ -45620,7 +45620,7 @@
                 <w:sz w:val="14"/>
                 <w:szCs w:val="14"/>
               </w:rPr>
-              <w:t>8.21.1</w:t>
+              <w:t>5.4.21</w:t>
             </w:r>
           </w:p>
         </w:tc>
@@ -45688,7 +45688,7 @@
                 <w:sz w:val="14"/>
                 <w:szCs w:val="14"/>
               </w:rPr>
-              <w:t>https://github.com/websockets/ws</w:t>
+              <w:t>https://github.com/vitejs/vite</w:t>
             </w:r>
           </w:p>
         </w:tc>
@@ -45795,7 +45795,7 @@
                 <w:sz w:val="14"/>
                 <w:szCs w:val="14"/>
               </w:rPr>
-              <w:t>xml-name-validator</w:t>
+              <w:t>vite-node</w:t>
             </w:r>
           </w:p>
         </w:tc>
@@ -45829,7 +45829,7 @@
                 <w:sz w:val="14"/>
                 <w:szCs w:val="14"/>
               </w:rPr>
-              <w:t>5.0.0</w:t>
+              <w:t>2.1.9</w:t>
             </w:r>
           </w:p>
         </w:tc>
@@ -45863,7 +45863,7 @@
                 <w:sz w:val="14"/>
                 <w:szCs w:val="14"/>
               </w:rPr>
-              <w:t>Apache-2.0</w:t>
+              <w:t>MIT</w:t>
             </w:r>
           </w:p>
         </w:tc>
@@ -45897,7 +45897,7 @@
                 <w:sz w:val="14"/>
                 <w:szCs w:val="14"/>
               </w:rPr>
-              <w:t>https://github.com/jsdom/xml-name-validator</w:t>
+              <w:t>https://github.com/vitest-dev/vitest</w:t>
             </w:r>
           </w:p>
         </w:tc>
@@ -46004,7 +46004,7 @@
                 <w:sz w:val="14"/>
                 <w:szCs w:val="14"/>
               </w:rPr>
-              <w:t>xmlbuilder2</w:t>
+              <w:t>w3c-xmlserializer</w:t>
             </w:r>
           </w:p>
         </w:tc>
@@ -46038,7 +46038,7 @@
                 <w:sz w:val="14"/>
                 <w:szCs w:val="14"/>
               </w:rPr>
-              <w:t>4.0.3</w:t>
+              <w:t>5.0.0</w:t>
             </w:r>
           </w:p>
         </w:tc>
@@ -46106,7 +46106,7 @@
                 <w:sz w:val="14"/>
                 <w:szCs w:val="14"/>
               </w:rPr>
-              <w:t>https://github.com/oozcitak/xmlbuilder2</w:t>
+              <w:t>https://github.com/jsdom/w3c-xmlserializer</w:t>
             </w:r>
           </w:p>
         </w:tc>
@@ -46180,6 +46180,1678 @@
                 <w:szCs w:val="14"/>
               </w:rPr>
               <w:t>210</w:t>
+            </w:r>
+          </w:p>
+        </w:tc>
+        <w:tc>
+          <w:tcPr>
+            <w:tcW w:w="1878" w:type="dxa"/>
+            <w:tcBorders>
+              <w:top w:val="single" w:sz="1" w:space="0" w:color="000000"/>
+              <w:left w:val="single" w:sz="1" w:space="0" w:color="000000"/>
+              <w:bottom w:val="single" w:sz="1" w:space="0" w:color="000000"/>
+              <w:right w:val="single" w:sz="1" w:space="0" w:color="000000"/>
+            </w:tcBorders>
+            <w:shd w:val="clear" w:color="auto" w:fill="FFFFFF"/>
+            <w:tcMar>
+              <w:top w:w="60" w:type="dxa"/>
+              <w:left w:w="100" w:type="dxa"/>
+              <w:bottom w:w="60" w:type="dxa"/>
+              <w:right w:w="100" w:type="dxa"/>
+            </w:tcMar>
+            <w:vAlign w:val="top"/>
+          </w:tcPr>
+          <w:p>
+            <w:pPr>
+              <w:jc w:val="left"/>
+              <w:spacing w:before="0" w:after="0" w:line="200" w:lineRule="auto"/>
+            </w:pPr>
+            <w:r>
+              <w:rPr>
+                <w:rFonts w:ascii="Malgun Gothic" w:hAnsi="Malgun Gothic" w:eastAsia="맑은 고딕"/>
+                <w:color w:val="000000"/>
+                <w:sz w:val="14"/>
+                <w:szCs w:val="14"/>
+              </w:rPr>
+              <w:t>webidl-conversions</w:t>
+            </w:r>
+          </w:p>
+        </w:tc>
+        <w:tc>
+          <w:tcPr>
+            <w:tcW w:w="1387" w:type="dxa"/>
+            <w:tcBorders>
+              <w:top w:val="single" w:sz="1" w:space="0" w:color="000000"/>
+              <w:left w:val="single" w:sz="1" w:space="0" w:color="000000"/>
+              <w:bottom w:val="single" w:sz="1" w:space="0" w:color="000000"/>
+              <w:right w:val="single" w:sz="1" w:space="0" w:color="000000"/>
+            </w:tcBorders>
+            <w:shd w:val="clear" w:color="auto" w:fill="FFFFFF"/>
+            <w:tcMar>
+              <w:top w:w="60" w:type="dxa"/>
+              <w:left w:w="100" w:type="dxa"/>
+              <w:bottom w:w="60" w:type="dxa"/>
+              <w:right w:w="100" w:type="dxa"/>
+            </w:tcMar>
+            <w:vAlign w:val="center"/>
+          </w:tcPr>
+          <w:p>
+            <w:pPr>
+              <w:jc w:val="center"/>
+              <w:spacing w:before="0" w:after="0" w:line="200" w:lineRule="auto"/>
+            </w:pPr>
+            <w:r>
+              <w:rPr>
+                <w:rFonts w:ascii="Malgun Gothic" w:hAnsi="Malgun Gothic" w:eastAsia="맑은 고딕"/>
+                <w:color w:val="000000"/>
+                <w:sz w:val="14"/>
+                <w:szCs w:val="14"/>
+              </w:rPr>
+              <w:t>7.0.0</w:t>
+            </w:r>
+          </w:p>
+        </w:tc>
+        <w:tc>
+          <w:tcPr>
+            <w:tcW w:w="1495" w:type="dxa"/>
+            <w:tcBorders>
+              <w:top w:val="single" w:sz="1" w:space="0" w:color="000000"/>
+              <w:left w:val="single" w:sz="1" w:space="0" w:color="000000"/>
+              <w:bottom w:val="single" w:sz="1" w:space="0" w:color="000000"/>
+              <w:right w:val="single" w:sz="1" w:space="0" w:color="000000"/>
+            </w:tcBorders>
+            <w:shd w:val="clear" w:color="auto" w:fill="FFFFFF"/>
+            <w:tcMar>
+              <w:top w:w="60" w:type="dxa"/>
+              <w:left w:w="100" w:type="dxa"/>
+              <w:bottom w:w="60" w:type="dxa"/>
+              <w:right w:w="100" w:type="dxa"/>
+            </w:tcMar>
+            <w:vAlign w:val="center"/>
+          </w:tcPr>
+          <w:p>
+            <w:pPr>
+              <w:jc w:val="center"/>
+              <w:spacing w:before="0" w:after="0" w:line="200" w:lineRule="auto"/>
+            </w:pPr>
+            <w:r>
+              <w:rPr>
+                <w:rFonts w:ascii="Malgun Gothic" w:hAnsi="Malgun Gothic" w:eastAsia="맑은 고딕"/>
+                <w:color w:val="000000"/>
+                <w:sz w:val="14"/>
+                <w:szCs w:val="14"/>
+              </w:rPr>
+              <w:t>BSD-2-Clause</w:t>
+            </w:r>
+          </w:p>
+        </w:tc>
+        <w:tc>
+          <w:tcPr>
+            <w:tcW w:w="4536" w:type="dxa"/>
+            <w:tcBorders>
+              <w:top w:val="single" w:sz="1" w:space="0" w:color="000000"/>
+              <w:left w:val="single" w:sz="1" w:space="0" w:color="000000"/>
+              <w:bottom w:val="single" w:sz="1" w:space="0" w:color="000000"/>
+              <w:right w:val="single" w:sz="1" w:space="0" w:color="000000"/>
+            </w:tcBorders>
+            <w:shd w:val="clear" w:color="auto" w:fill="FFFFFF"/>
+            <w:tcMar>
+              <w:top w:w="60" w:type="dxa"/>
+              <w:left w:w="100" w:type="dxa"/>
+              <w:bottom w:w="60" w:type="dxa"/>
+              <w:right w:w="100" w:type="dxa"/>
+            </w:tcMar>
+            <w:vAlign w:val="top"/>
+          </w:tcPr>
+          <w:p>
+            <w:pPr>
+              <w:jc w:val="left"/>
+              <w:spacing w:before="0" w:after="0" w:line="200" w:lineRule="auto"/>
+            </w:pPr>
+            <w:r>
+              <w:rPr>
+                <w:rFonts w:ascii="Malgun Gothic" w:hAnsi="Malgun Gothic" w:eastAsia="맑은 고딕"/>
+                <w:color w:val="000000"/>
+                <w:sz w:val="14"/>
+                <w:szCs w:val="14"/>
+              </w:rPr>
+              <w:t>https://github.com/jsdom/webidl-conversions</w:t>
+            </w:r>
+          </w:p>
+        </w:tc>
+        <w:tc>
+          <w:tcPr>
+            <w:tcW w:w="4449" w:type="dxa"/>
+            <w:tcBorders>
+              <w:top w:val="single" w:sz="1" w:space="0" w:color="000000"/>
+              <w:left w:val="single" w:sz="1" w:space="0" w:color="000000"/>
+              <w:bottom w:val="single" w:sz="1" w:space="0" w:color="000000"/>
+              <w:right w:val="single" w:sz="1" w:space="0" w:color="000000"/>
+            </w:tcBorders>
+            <w:shd w:val="clear" w:color="auto" w:fill="FFFFFF"/>
+            <w:tcMar>
+              <w:top w:w="60" w:type="dxa"/>
+              <w:left w:w="100" w:type="dxa"/>
+              <w:bottom w:w="60" w:type="dxa"/>
+              <w:right w:w="100" w:type="dxa"/>
+            </w:tcMar>
+            <w:vAlign w:val="top"/>
+          </w:tcPr>
+          <w:p>
+            <w:pPr>
+              <w:jc w:val="left"/>
+              <w:spacing w:before="0" w:after="0" w:line="200" w:lineRule="auto"/>
+            </w:pPr>
+            <w:r>
+              <w:rPr>
+                <w:rFonts w:ascii="Malgun Gothic" w:hAnsi="Malgun Gothic" w:eastAsia="맑은 고딕"/>
+                <w:color w:val="000000"/>
+                <w:sz w:val="14"/>
+                <w:szCs w:val="14"/>
+              </w:rPr>
+              <w:t>개발 도구 의존</w:t>
+            </w:r>
+          </w:p>
+        </w:tc>
+      </w:tr>
+      <w:tr>
+        <w:trPr>
+          <w:cantSplit w:val="true"/>
+        </w:trPr>
+        <w:tc>
+          <w:tcPr>
+            <w:tcW w:w="768" w:type="dxa"/>
+            <w:tcBorders>
+              <w:top w:val="single" w:sz="1" w:space="0" w:color="000000"/>
+              <w:left w:val="single" w:sz="1" w:space="0" w:color="000000"/>
+              <w:bottom w:val="single" w:sz="1" w:space="0" w:color="000000"/>
+              <w:right w:val="single" w:sz="1" w:space="0" w:color="000000"/>
+            </w:tcBorders>
+            <w:shd w:val="clear" w:color="auto" w:fill="FFFFFF"/>
+            <w:tcMar>
+              <w:top w:w="60" w:type="dxa"/>
+              <w:left w:w="100" w:type="dxa"/>
+              <w:bottom w:w="60" w:type="dxa"/>
+              <w:right w:w="100" w:type="dxa"/>
+            </w:tcMar>
+            <w:vAlign w:val="center"/>
+          </w:tcPr>
+          <w:p>
+            <w:pPr>
+              <w:jc w:val="center"/>
+              <w:spacing w:before="0" w:after="0" w:line="200" w:lineRule="auto"/>
+            </w:pPr>
+            <w:r>
+              <w:rPr>
+                <w:rFonts w:ascii="Malgun Gothic" w:hAnsi="Malgun Gothic" w:eastAsia="맑은 고딕"/>
+                <w:color w:val="000000"/>
+                <w:sz w:val="14"/>
+                <w:szCs w:val="14"/>
+              </w:rPr>
+              <w:t>211</w:t>
+            </w:r>
+          </w:p>
+        </w:tc>
+        <w:tc>
+          <w:tcPr>
+            <w:tcW w:w="1878" w:type="dxa"/>
+            <w:tcBorders>
+              <w:top w:val="single" w:sz="1" w:space="0" w:color="000000"/>
+              <w:left w:val="single" w:sz="1" w:space="0" w:color="000000"/>
+              <w:bottom w:val="single" w:sz="1" w:space="0" w:color="000000"/>
+              <w:right w:val="single" w:sz="1" w:space="0" w:color="000000"/>
+            </w:tcBorders>
+            <w:shd w:val="clear" w:color="auto" w:fill="FFFFFF"/>
+            <w:tcMar>
+              <w:top w:w="60" w:type="dxa"/>
+              <w:left w:w="100" w:type="dxa"/>
+              <w:bottom w:w="60" w:type="dxa"/>
+              <w:right w:w="100" w:type="dxa"/>
+            </w:tcMar>
+            <w:vAlign w:val="top"/>
+          </w:tcPr>
+          <w:p>
+            <w:pPr>
+              <w:jc w:val="left"/>
+              <w:spacing w:before="0" w:after="0" w:line="200" w:lineRule="auto"/>
+            </w:pPr>
+            <w:r>
+              <w:rPr>
+                <w:rFonts w:ascii="Malgun Gothic" w:hAnsi="Malgun Gothic" w:eastAsia="맑은 고딕"/>
+                <w:color w:val="000000"/>
+                <w:sz w:val="14"/>
+                <w:szCs w:val="14"/>
+              </w:rPr>
+              <w:t>whatwg-encoding</w:t>
+            </w:r>
+          </w:p>
+        </w:tc>
+        <w:tc>
+          <w:tcPr>
+            <w:tcW w:w="1387" w:type="dxa"/>
+            <w:tcBorders>
+              <w:top w:val="single" w:sz="1" w:space="0" w:color="000000"/>
+              <w:left w:val="single" w:sz="1" w:space="0" w:color="000000"/>
+              <w:bottom w:val="single" w:sz="1" w:space="0" w:color="000000"/>
+              <w:right w:val="single" w:sz="1" w:space="0" w:color="000000"/>
+            </w:tcBorders>
+            <w:shd w:val="clear" w:color="auto" w:fill="FFFFFF"/>
+            <w:tcMar>
+              <w:top w:w="60" w:type="dxa"/>
+              <w:left w:w="100" w:type="dxa"/>
+              <w:bottom w:w="60" w:type="dxa"/>
+              <w:right w:w="100" w:type="dxa"/>
+            </w:tcMar>
+            <w:vAlign w:val="center"/>
+          </w:tcPr>
+          <w:p>
+            <w:pPr>
+              <w:jc w:val="center"/>
+              <w:spacing w:before="0" w:after="0" w:line="200" w:lineRule="auto"/>
+            </w:pPr>
+            <w:r>
+              <w:rPr>
+                <w:rFonts w:ascii="Malgun Gothic" w:hAnsi="Malgun Gothic" w:eastAsia="맑은 고딕"/>
+                <w:color w:val="000000"/>
+                <w:sz w:val="14"/>
+                <w:szCs w:val="14"/>
+              </w:rPr>
+              <w:t>3.1.1</w:t>
+            </w:r>
+          </w:p>
+        </w:tc>
+        <w:tc>
+          <w:tcPr>
+            <w:tcW w:w="1495" w:type="dxa"/>
+            <w:tcBorders>
+              <w:top w:val="single" w:sz="1" w:space="0" w:color="000000"/>
+              <w:left w:val="single" w:sz="1" w:space="0" w:color="000000"/>
+              <w:bottom w:val="single" w:sz="1" w:space="0" w:color="000000"/>
+              <w:right w:val="single" w:sz="1" w:space="0" w:color="000000"/>
+            </w:tcBorders>
+            <w:shd w:val="clear" w:color="auto" w:fill="FFFFFF"/>
+            <w:tcMar>
+              <w:top w:w="60" w:type="dxa"/>
+              <w:left w:w="100" w:type="dxa"/>
+              <w:bottom w:w="60" w:type="dxa"/>
+              <w:right w:w="100" w:type="dxa"/>
+            </w:tcMar>
+            <w:vAlign w:val="center"/>
+          </w:tcPr>
+          <w:p>
+            <w:pPr>
+              <w:jc w:val="center"/>
+              <w:spacing w:before="0" w:after="0" w:line="200" w:lineRule="auto"/>
+            </w:pPr>
+            <w:r>
+              <w:rPr>
+                <w:rFonts w:ascii="Malgun Gothic" w:hAnsi="Malgun Gothic" w:eastAsia="맑은 고딕"/>
+                <w:color w:val="000000"/>
+                <w:sz w:val="14"/>
+                <w:szCs w:val="14"/>
+              </w:rPr>
+              <w:t>MIT</w:t>
+            </w:r>
+          </w:p>
+        </w:tc>
+        <w:tc>
+          <w:tcPr>
+            <w:tcW w:w="4536" w:type="dxa"/>
+            <w:tcBorders>
+              <w:top w:val="single" w:sz="1" w:space="0" w:color="000000"/>
+              <w:left w:val="single" w:sz="1" w:space="0" w:color="000000"/>
+              <w:bottom w:val="single" w:sz="1" w:space="0" w:color="000000"/>
+              <w:right w:val="single" w:sz="1" w:space="0" w:color="000000"/>
+            </w:tcBorders>
+            <w:shd w:val="clear" w:color="auto" w:fill="FFFFFF"/>
+            <w:tcMar>
+              <w:top w:w="60" w:type="dxa"/>
+              <w:left w:w="100" w:type="dxa"/>
+              <w:bottom w:w="60" w:type="dxa"/>
+              <w:right w:w="100" w:type="dxa"/>
+            </w:tcMar>
+            <w:vAlign w:val="top"/>
+          </w:tcPr>
+          <w:p>
+            <w:pPr>
+              <w:jc w:val="left"/>
+              <w:spacing w:before="0" w:after="0" w:line="200" w:lineRule="auto"/>
+            </w:pPr>
+            <w:r>
+              <w:rPr>
+                <w:rFonts w:ascii="Malgun Gothic" w:hAnsi="Malgun Gothic" w:eastAsia="맑은 고딕"/>
+                <w:color w:val="000000"/>
+                <w:sz w:val="14"/>
+                <w:szCs w:val="14"/>
+              </w:rPr>
+              <w:t>https://github.com/jsdom/whatwg-encoding</w:t>
+            </w:r>
+          </w:p>
+        </w:tc>
+        <w:tc>
+          <w:tcPr>
+            <w:tcW w:w="4449" w:type="dxa"/>
+            <w:tcBorders>
+              <w:top w:val="single" w:sz="1" w:space="0" w:color="000000"/>
+              <w:left w:val="single" w:sz="1" w:space="0" w:color="000000"/>
+              <w:bottom w:val="single" w:sz="1" w:space="0" w:color="000000"/>
+              <w:right w:val="single" w:sz="1" w:space="0" w:color="000000"/>
+            </w:tcBorders>
+            <w:shd w:val="clear" w:color="auto" w:fill="FFFFFF"/>
+            <w:tcMar>
+              <w:top w:w="60" w:type="dxa"/>
+              <w:left w:w="100" w:type="dxa"/>
+              <w:bottom w:w="60" w:type="dxa"/>
+              <w:right w:w="100" w:type="dxa"/>
+            </w:tcMar>
+            <w:vAlign w:val="top"/>
+          </w:tcPr>
+          <w:p>
+            <w:pPr>
+              <w:jc w:val="left"/>
+              <w:spacing w:before="0" w:after="0" w:line="200" w:lineRule="auto"/>
+            </w:pPr>
+            <w:r>
+              <w:rPr>
+                <w:rFonts w:ascii="Malgun Gothic" w:hAnsi="Malgun Gothic" w:eastAsia="맑은 고딕"/>
+                <w:color w:val="000000"/>
+                <w:sz w:val="14"/>
+                <w:szCs w:val="14"/>
+              </w:rPr>
+              <w:t>개발 도구 의존</w:t>
+            </w:r>
+          </w:p>
+        </w:tc>
+      </w:tr>
+      <w:tr>
+        <w:trPr>
+          <w:cantSplit w:val="true"/>
+        </w:trPr>
+        <w:tc>
+          <w:tcPr>
+            <w:tcW w:w="768" w:type="dxa"/>
+            <w:tcBorders>
+              <w:top w:val="single" w:sz="1" w:space="0" w:color="000000"/>
+              <w:left w:val="single" w:sz="1" w:space="0" w:color="000000"/>
+              <w:bottom w:val="single" w:sz="1" w:space="0" w:color="000000"/>
+              <w:right w:val="single" w:sz="1" w:space="0" w:color="000000"/>
+            </w:tcBorders>
+            <w:shd w:val="clear" w:color="auto" w:fill="FFFFFF"/>
+            <w:tcMar>
+              <w:top w:w="60" w:type="dxa"/>
+              <w:left w:w="100" w:type="dxa"/>
+              <w:bottom w:w="60" w:type="dxa"/>
+              <w:right w:w="100" w:type="dxa"/>
+            </w:tcMar>
+            <w:vAlign w:val="center"/>
+          </w:tcPr>
+          <w:p>
+            <w:pPr>
+              <w:jc w:val="center"/>
+              <w:spacing w:before="0" w:after="0" w:line="200" w:lineRule="auto"/>
+            </w:pPr>
+            <w:r>
+              <w:rPr>
+                <w:rFonts w:ascii="Malgun Gothic" w:hAnsi="Malgun Gothic" w:eastAsia="맑은 고딕"/>
+                <w:color w:val="000000"/>
+                <w:sz w:val="14"/>
+                <w:szCs w:val="14"/>
+              </w:rPr>
+              <w:t>212</w:t>
+            </w:r>
+          </w:p>
+        </w:tc>
+        <w:tc>
+          <w:tcPr>
+            <w:tcW w:w="1878" w:type="dxa"/>
+            <w:tcBorders>
+              <w:top w:val="single" w:sz="1" w:space="0" w:color="000000"/>
+              <w:left w:val="single" w:sz="1" w:space="0" w:color="000000"/>
+              <w:bottom w:val="single" w:sz="1" w:space="0" w:color="000000"/>
+              <w:right w:val="single" w:sz="1" w:space="0" w:color="000000"/>
+            </w:tcBorders>
+            <w:shd w:val="clear" w:color="auto" w:fill="FFFFFF"/>
+            <w:tcMar>
+              <w:top w:w="60" w:type="dxa"/>
+              <w:left w:w="100" w:type="dxa"/>
+              <w:bottom w:w="60" w:type="dxa"/>
+              <w:right w:w="100" w:type="dxa"/>
+            </w:tcMar>
+            <w:vAlign w:val="top"/>
+          </w:tcPr>
+          <w:p>
+            <w:pPr>
+              <w:jc w:val="left"/>
+              <w:spacing w:before="0" w:after="0" w:line="200" w:lineRule="auto"/>
+            </w:pPr>
+            <w:r>
+              <w:rPr>
+                <w:rFonts w:ascii="Malgun Gothic" w:hAnsi="Malgun Gothic" w:eastAsia="맑은 고딕"/>
+                <w:color w:val="000000"/>
+                <w:sz w:val="14"/>
+                <w:szCs w:val="14"/>
+              </w:rPr>
+              <w:t>whatwg-mimetype</w:t>
+            </w:r>
+          </w:p>
+        </w:tc>
+        <w:tc>
+          <w:tcPr>
+            <w:tcW w:w="1387" w:type="dxa"/>
+            <w:tcBorders>
+              <w:top w:val="single" w:sz="1" w:space="0" w:color="000000"/>
+              <w:left w:val="single" w:sz="1" w:space="0" w:color="000000"/>
+              <w:bottom w:val="single" w:sz="1" w:space="0" w:color="000000"/>
+              <w:right w:val="single" w:sz="1" w:space="0" w:color="000000"/>
+            </w:tcBorders>
+            <w:shd w:val="clear" w:color="auto" w:fill="FFFFFF"/>
+            <w:tcMar>
+              <w:top w:w="60" w:type="dxa"/>
+              <w:left w:w="100" w:type="dxa"/>
+              <w:bottom w:w="60" w:type="dxa"/>
+              <w:right w:w="100" w:type="dxa"/>
+            </w:tcMar>
+            <w:vAlign w:val="center"/>
+          </w:tcPr>
+          <w:p>
+            <w:pPr>
+              <w:jc w:val="center"/>
+              <w:spacing w:before="0" w:after="0" w:line="200" w:lineRule="auto"/>
+            </w:pPr>
+            <w:r>
+              <w:rPr>
+                <w:rFonts w:ascii="Malgun Gothic" w:hAnsi="Malgun Gothic" w:eastAsia="맑은 고딕"/>
+                <w:color w:val="000000"/>
+                <w:sz w:val="14"/>
+                <w:szCs w:val="14"/>
+              </w:rPr>
+              <w:t>4.0.0</w:t>
+            </w:r>
+          </w:p>
+        </w:tc>
+        <w:tc>
+          <w:tcPr>
+            <w:tcW w:w="1495" w:type="dxa"/>
+            <w:tcBorders>
+              <w:top w:val="single" w:sz="1" w:space="0" w:color="000000"/>
+              <w:left w:val="single" w:sz="1" w:space="0" w:color="000000"/>
+              <w:bottom w:val="single" w:sz="1" w:space="0" w:color="000000"/>
+              <w:right w:val="single" w:sz="1" w:space="0" w:color="000000"/>
+            </w:tcBorders>
+            <w:shd w:val="clear" w:color="auto" w:fill="FFFFFF"/>
+            <w:tcMar>
+              <w:top w:w="60" w:type="dxa"/>
+              <w:left w:w="100" w:type="dxa"/>
+              <w:bottom w:w="60" w:type="dxa"/>
+              <w:right w:w="100" w:type="dxa"/>
+            </w:tcMar>
+            <w:vAlign w:val="center"/>
+          </w:tcPr>
+          <w:p>
+            <w:pPr>
+              <w:jc w:val="center"/>
+              <w:spacing w:before="0" w:after="0" w:line="200" w:lineRule="auto"/>
+            </w:pPr>
+            <w:r>
+              <w:rPr>
+                <w:rFonts w:ascii="Malgun Gothic" w:hAnsi="Malgun Gothic" w:eastAsia="맑은 고딕"/>
+                <w:color w:val="000000"/>
+                <w:sz w:val="14"/>
+                <w:szCs w:val="14"/>
+              </w:rPr>
+              <w:t>MIT</w:t>
+            </w:r>
+          </w:p>
+        </w:tc>
+        <w:tc>
+          <w:tcPr>
+            <w:tcW w:w="4536" w:type="dxa"/>
+            <w:tcBorders>
+              <w:top w:val="single" w:sz="1" w:space="0" w:color="000000"/>
+              <w:left w:val="single" w:sz="1" w:space="0" w:color="000000"/>
+              <w:bottom w:val="single" w:sz="1" w:space="0" w:color="000000"/>
+              <w:right w:val="single" w:sz="1" w:space="0" w:color="000000"/>
+            </w:tcBorders>
+            <w:shd w:val="clear" w:color="auto" w:fill="FFFFFF"/>
+            <w:tcMar>
+              <w:top w:w="60" w:type="dxa"/>
+              <w:left w:w="100" w:type="dxa"/>
+              <w:bottom w:w="60" w:type="dxa"/>
+              <w:right w:w="100" w:type="dxa"/>
+            </w:tcMar>
+            <w:vAlign w:val="top"/>
+          </w:tcPr>
+          <w:p>
+            <w:pPr>
+              <w:jc w:val="left"/>
+              <w:spacing w:before="0" w:after="0" w:line="200" w:lineRule="auto"/>
+            </w:pPr>
+            <w:r>
+              <w:rPr>
+                <w:rFonts w:ascii="Malgun Gothic" w:hAnsi="Malgun Gothic" w:eastAsia="맑은 고딕"/>
+                <w:color w:val="000000"/>
+                <w:sz w:val="14"/>
+                <w:szCs w:val="14"/>
+              </w:rPr>
+              <w:t>https://github.com/jsdom/whatwg-mimetype</w:t>
+            </w:r>
+          </w:p>
+        </w:tc>
+        <w:tc>
+          <w:tcPr>
+            <w:tcW w:w="4449" w:type="dxa"/>
+            <w:tcBorders>
+              <w:top w:val="single" w:sz="1" w:space="0" w:color="000000"/>
+              <w:left w:val="single" w:sz="1" w:space="0" w:color="000000"/>
+              <w:bottom w:val="single" w:sz="1" w:space="0" w:color="000000"/>
+              <w:right w:val="single" w:sz="1" w:space="0" w:color="000000"/>
+            </w:tcBorders>
+            <w:shd w:val="clear" w:color="auto" w:fill="FFFFFF"/>
+            <w:tcMar>
+              <w:top w:w="60" w:type="dxa"/>
+              <w:left w:w="100" w:type="dxa"/>
+              <w:bottom w:w="60" w:type="dxa"/>
+              <w:right w:w="100" w:type="dxa"/>
+            </w:tcMar>
+            <w:vAlign w:val="top"/>
+          </w:tcPr>
+          <w:p>
+            <w:pPr>
+              <w:jc w:val="left"/>
+              <w:spacing w:before="0" w:after="0" w:line="200" w:lineRule="auto"/>
+            </w:pPr>
+            <w:r>
+              <w:rPr>
+                <w:rFonts w:ascii="Malgun Gothic" w:hAnsi="Malgun Gothic" w:eastAsia="맑은 고딕"/>
+                <w:color w:val="000000"/>
+                <w:sz w:val="14"/>
+                <w:szCs w:val="14"/>
+              </w:rPr>
+              <w:t>개발 도구 의존</w:t>
+            </w:r>
+          </w:p>
+        </w:tc>
+      </w:tr>
+      <w:tr>
+        <w:trPr>
+          <w:cantSplit w:val="true"/>
+        </w:trPr>
+        <w:tc>
+          <w:tcPr>
+            <w:tcW w:w="768" w:type="dxa"/>
+            <w:tcBorders>
+              <w:top w:val="single" w:sz="1" w:space="0" w:color="000000"/>
+              <w:left w:val="single" w:sz="1" w:space="0" w:color="000000"/>
+              <w:bottom w:val="single" w:sz="1" w:space="0" w:color="000000"/>
+              <w:right w:val="single" w:sz="1" w:space="0" w:color="000000"/>
+            </w:tcBorders>
+            <w:shd w:val="clear" w:color="auto" w:fill="FFFFFF"/>
+            <w:tcMar>
+              <w:top w:w="60" w:type="dxa"/>
+              <w:left w:w="100" w:type="dxa"/>
+              <w:bottom w:w="60" w:type="dxa"/>
+              <w:right w:w="100" w:type="dxa"/>
+            </w:tcMar>
+            <w:vAlign w:val="center"/>
+          </w:tcPr>
+          <w:p>
+            <w:pPr>
+              <w:jc w:val="center"/>
+              <w:spacing w:before="0" w:after="0" w:line="200" w:lineRule="auto"/>
+            </w:pPr>
+            <w:r>
+              <w:rPr>
+                <w:rFonts w:ascii="Malgun Gothic" w:hAnsi="Malgun Gothic" w:eastAsia="맑은 고딕"/>
+                <w:color w:val="000000"/>
+                <w:sz w:val="14"/>
+                <w:szCs w:val="14"/>
+              </w:rPr>
+              <w:t>213</w:t>
+            </w:r>
+          </w:p>
+        </w:tc>
+        <w:tc>
+          <w:tcPr>
+            <w:tcW w:w="1878" w:type="dxa"/>
+            <w:tcBorders>
+              <w:top w:val="single" w:sz="1" w:space="0" w:color="000000"/>
+              <w:left w:val="single" w:sz="1" w:space="0" w:color="000000"/>
+              <w:bottom w:val="single" w:sz="1" w:space="0" w:color="000000"/>
+              <w:right w:val="single" w:sz="1" w:space="0" w:color="000000"/>
+            </w:tcBorders>
+            <w:shd w:val="clear" w:color="auto" w:fill="FFFFFF"/>
+            <w:tcMar>
+              <w:top w:w="60" w:type="dxa"/>
+              <w:left w:w="100" w:type="dxa"/>
+              <w:bottom w:w="60" w:type="dxa"/>
+              <w:right w:w="100" w:type="dxa"/>
+            </w:tcMar>
+            <w:vAlign w:val="top"/>
+          </w:tcPr>
+          <w:p>
+            <w:pPr>
+              <w:jc w:val="left"/>
+              <w:spacing w:before="0" w:after="0" w:line="200" w:lineRule="auto"/>
+            </w:pPr>
+            <w:r>
+              <w:rPr>
+                <w:rFonts w:ascii="Malgun Gothic" w:hAnsi="Malgun Gothic" w:eastAsia="맑은 고딕"/>
+                <w:color w:val="000000"/>
+                <w:sz w:val="14"/>
+                <w:szCs w:val="14"/>
+              </w:rPr>
+              <w:t>whatwg-url</w:t>
+            </w:r>
+          </w:p>
+        </w:tc>
+        <w:tc>
+          <w:tcPr>
+            <w:tcW w:w="1387" w:type="dxa"/>
+            <w:tcBorders>
+              <w:top w:val="single" w:sz="1" w:space="0" w:color="000000"/>
+              <w:left w:val="single" w:sz="1" w:space="0" w:color="000000"/>
+              <w:bottom w:val="single" w:sz="1" w:space="0" w:color="000000"/>
+              <w:right w:val="single" w:sz="1" w:space="0" w:color="000000"/>
+            </w:tcBorders>
+            <w:shd w:val="clear" w:color="auto" w:fill="FFFFFF"/>
+            <w:tcMar>
+              <w:top w:w="60" w:type="dxa"/>
+              <w:left w:w="100" w:type="dxa"/>
+              <w:bottom w:w="60" w:type="dxa"/>
+              <w:right w:w="100" w:type="dxa"/>
+            </w:tcMar>
+            <w:vAlign w:val="center"/>
+          </w:tcPr>
+          <w:p>
+            <w:pPr>
+              <w:jc w:val="center"/>
+              <w:spacing w:before="0" w:after="0" w:line="200" w:lineRule="auto"/>
+            </w:pPr>
+            <w:r>
+              <w:rPr>
+                <w:rFonts w:ascii="Malgun Gothic" w:hAnsi="Malgun Gothic" w:eastAsia="맑은 고딕"/>
+                <w:color w:val="000000"/>
+                <w:sz w:val="14"/>
+                <w:szCs w:val="14"/>
+              </w:rPr>
+              <w:t>14.2.0</w:t>
+            </w:r>
+          </w:p>
+        </w:tc>
+        <w:tc>
+          <w:tcPr>
+            <w:tcW w:w="1495" w:type="dxa"/>
+            <w:tcBorders>
+              <w:top w:val="single" w:sz="1" w:space="0" w:color="000000"/>
+              <w:left w:val="single" w:sz="1" w:space="0" w:color="000000"/>
+              <w:bottom w:val="single" w:sz="1" w:space="0" w:color="000000"/>
+              <w:right w:val="single" w:sz="1" w:space="0" w:color="000000"/>
+            </w:tcBorders>
+            <w:shd w:val="clear" w:color="auto" w:fill="FFFFFF"/>
+            <w:tcMar>
+              <w:top w:w="60" w:type="dxa"/>
+              <w:left w:w="100" w:type="dxa"/>
+              <w:bottom w:w="60" w:type="dxa"/>
+              <w:right w:w="100" w:type="dxa"/>
+            </w:tcMar>
+            <w:vAlign w:val="center"/>
+          </w:tcPr>
+          <w:p>
+            <w:pPr>
+              <w:jc w:val="center"/>
+              <w:spacing w:before="0" w:after="0" w:line="200" w:lineRule="auto"/>
+            </w:pPr>
+            <w:r>
+              <w:rPr>
+                <w:rFonts w:ascii="Malgun Gothic" w:hAnsi="Malgun Gothic" w:eastAsia="맑은 고딕"/>
+                <w:color w:val="000000"/>
+                <w:sz w:val="14"/>
+                <w:szCs w:val="14"/>
+              </w:rPr>
+              <w:t>MIT</w:t>
+            </w:r>
+          </w:p>
+        </w:tc>
+        <w:tc>
+          <w:tcPr>
+            <w:tcW w:w="4536" w:type="dxa"/>
+            <w:tcBorders>
+              <w:top w:val="single" w:sz="1" w:space="0" w:color="000000"/>
+              <w:left w:val="single" w:sz="1" w:space="0" w:color="000000"/>
+              <w:bottom w:val="single" w:sz="1" w:space="0" w:color="000000"/>
+              <w:right w:val="single" w:sz="1" w:space="0" w:color="000000"/>
+            </w:tcBorders>
+            <w:shd w:val="clear" w:color="auto" w:fill="FFFFFF"/>
+            <w:tcMar>
+              <w:top w:w="60" w:type="dxa"/>
+              <w:left w:w="100" w:type="dxa"/>
+              <w:bottom w:w="60" w:type="dxa"/>
+              <w:right w:w="100" w:type="dxa"/>
+            </w:tcMar>
+            <w:vAlign w:val="top"/>
+          </w:tcPr>
+          <w:p>
+            <w:pPr>
+              <w:jc w:val="left"/>
+              <w:spacing w:before="0" w:after="0" w:line="200" w:lineRule="auto"/>
+            </w:pPr>
+            <w:r>
+              <w:rPr>
+                <w:rFonts w:ascii="Malgun Gothic" w:hAnsi="Malgun Gothic" w:eastAsia="맑은 고딕"/>
+                <w:color w:val="000000"/>
+                <w:sz w:val="14"/>
+                <w:szCs w:val="14"/>
+              </w:rPr>
+              <w:t>https://github.com/jsdom/whatwg-url</w:t>
+            </w:r>
+          </w:p>
+        </w:tc>
+        <w:tc>
+          <w:tcPr>
+            <w:tcW w:w="4449" w:type="dxa"/>
+            <w:tcBorders>
+              <w:top w:val="single" w:sz="1" w:space="0" w:color="000000"/>
+              <w:left w:val="single" w:sz="1" w:space="0" w:color="000000"/>
+              <w:bottom w:val="single" w:sz="1" w:space="0" w:color="000000"/>
+              <w:right w:val="single" w:sz="1" w:space="0" w:color="000000"/>
+            </w:tcBorders>
+            <w:shd w:val="clear" w:color="auto" w:fill="FFFFFF"/>
+            <w:tcMar>
+              <w:top w:w="60" w:type="dxa"/>
+              <w:left w:w="100" w:type="dxa"/>
+              <w:bottom w:w="60" w:type="dxa"/>
+              <w:right w:w="100" w:type="dxa"/>
+            </w:tcMar>
+            <w:vAlign w:val="top"/>
+          </w:tcPr>
+          <w:p>
+            <w:pPr>
+              <w:jc w:val="left"/>
+              <w:spacing w:before="0" w:after="0" w:line="200" w:lineRule="auto"/>
+            </w:pPr>
+            <w:r>
+              <w:rPr>
+                <w:rFonts w:ascii="Malgun Gothic" w:hAnsi="Malgun Gothic" w:eastAsia="맑은 고딕"/>
+                <w:color w:val="000000"/>
+                <w:sz w:val="14"/>
+                <w:szCs w:val="14"/>
+              </w:rPr>
+              <w:t>개발 도구 의존</w:t>
+            </w:r>
+          </w:p>
+        </w:tc>
+      </w:tr>
+      <w:tr>
+        <w:trPr>
+          <w:cantSplit w:val="true"/>
+        </w:trPr>
+        <w:tc>
+          <w:tcPr>
+            <w:tcW w:w="768" w:type="dxa"/>
+            <w:tcBorders>
+              <w:top w:val="single" w:sz="1" w:space="0" w:color="000000"/>
+              <w:left w:val="single" w:sz="1" w:space="0" w:color="000000"/>
+              <w:bottom w:val="single" w:sz="1" w:space="0" w:color="000000"/>
+              <w:right w:val="single" w:sz="1" w:space="0" w:color="000000"/>
+            </w:tcBorders>
+            <w:shd w:val="clear" w:color="auto" w:fill="FFFFFF"/>
+            <w:tcMar>
+              <w:top w:w="60" w:type="dxa"/>
+              <w:left w:w="100" w:type="dxa"/>
+              <w:bottom w:w="60" w:type="dxa"/>
+              <w:right w:w="100" w:type="dxa"/>
+            </w:tcMar>
+            <w:vAlign w:val="center"/>
+          </w:tcPr>
+          <w:p>
+            <w:pPr>
+              <w:jc w:val="center"/>
+              <w:spacing w:before="0" w:after="0" w:line="200" w:lineRule="auto"/>
+            </w:pPr>
+            <w:r>
+              <w:rPr>
+                <w:rFonts w:ascii="Malgun Gothic" w:hAnsi="Malgun Gothic" w:eastAsia="맑은 고딕"/>
+                <w:color w:val="000000"/>
+                <w:sz w:val="14"/>
+                <w:szCs w:val="14"/>
+              </w:rPr>
+              <w:t>214</w:t>
+            </w:r>
+          </w:p>
+        </w:tc>
+        <w:tc>
+          <w:tcPr>
+            <w:tcW w:w="1878" w:type="dxa"/>
+            <w:tcBorders>
+              <w:top w:val="single" w:sz="1" w:space="0" w:color="000000"/>
+              <w:left w:val="single" w:sz="1" w:space="0" w:color="000000"/>
+              <w:bottom w:val="single" w:sz="1" w:space="0" w:color="000000"/>
+              <w:right w:val="single" w:sz="1" w:space="0" w:color="000000"/>
+            </w:tcBorders>
+            <w:shd w:val="clear" w:color="auto" w:fill="FFFFFF"/>
+            <w:tcMar>
+              <w:top w:w="60" w:type="dxa"/>
+              <w:left w:w="100" w:type="dxa"/>
+              <w:bottom w:w="60" w:type="dxa"/>
+              <w:right w:w="100" w:type="dxa"/>
+            </w:tcMar>
+            <w:vAlign w:val="top"/>
+          </w:tcPr>
+          <w:p>
+            <w:pPr>
+              <w:jc w:val="left"/>
+              <w:spacing w:before="0" w:after="0" w:line="200" w:lineRule="auto"/>
+            </w:pPr>
+            <w:r>
+              <w:rPr>
+                <w:rFonts w:ascii="Malgun Gothic" w:hAnsi="Malgun Gothic" w:eastAsia="맑은 고딕"/>
+                <w:color w:val="000000"/>
+                <w:sz w:val="14"/>
+                <w:szCs w:val="14"/>
+              </w:rPr>
+              <w:t>why-is-node-running</w:t>
+            </w:r>
+          </w:p>
+        </w:tc>
+        <w:tc>
+          <w:tcPr>
+            <w:tcW w:w="1387" w:type="dxa"/>
+            <w:tcBorders>
+              <w:top w:val="single" w:sz="1" w:space="0" w:color="000000"/>
+              <w:left w:val="single" w:sz="1" w:space="0" w:color="000000"/>
+              <w:bottom w:val="single" w:sz="1" w:space="0" w:color="000000"/>
+              <w:right w:val="single" w:sz="1" w:space="0" w:color="000000"/>
+            </w:tcBorders>
+            <w:shd w:val="clear" w:color="auto" w:fill="FFFFFF"/>
+            <w:tcMar>
+              <w:top w:w="60" w:type="dxa"/>
+              <w:left w:w="100" w:type="dxa"/>
+              <w:bottom w:w="60" w:type="dxa"/>
+              <w:right w:w="100" w:type="dxa"/>
+            </w:tcMar>
+            <w:vAlign w:val="center"/>
+          </w:tcPr>
+          <w:p>
+            <w:pPr>
+              <w:jc w:val="center"/>
+              <w:spacing w:before="0" w:after="0" w:line="200" w:lineRule="auto"/>
+            </w:pPr>
+            <w:r>
+              <w:rPr>
+                <w:rFonts w:ascii="Malgun Gothic" w:hAnsi="Malgun Gothic" w:eastAsia="맑은 고딕"/>
+                <w:color w:val="000000"/>
+                <w:sz w:val="14"/>
+                <w:szCs w:val="14"/>
+              </w:rPr>
+              <w:t>2.3.0</w:t>
+            </w:r>
+          </w:p>
+        </w:tc>
+        <w:tc>
+          <w:tcPr>
+            <w:tcW w:w="1495" w:type="dxa"/>
+            <w:tcBorders>
+              <w:top w:val="single" w:sz="1" w:space="0" w:color="000000"/>
+              <w:left w:val="single" w:sz="1" w:space="0" w:color="000000"/>
+              <w:bottom w:val="single" w:sz="1" w:space="0" w:color="000000"/>
+              <w:right w:val="single" w:sz="1" w:space="0" w:color="000000"/>
+            </w:tcBorders>
+            <w:shd w:val="clear" w:color="auto" w:fill="FFFFFF"/>
+            <w:tcMar>
+              <w:top w:w="60" w:type="dxa"/>
+              <w:left w:w="100" w:type="dxa"/>
+              <w:bottom w:w="60" w:type="dxa"/>
+              <w:right w:w="100" w:type="dxa"/>
+            </w:tcMar>
+            <w:vAlign w:val="center"/>
+          </w:tcPr>
+          <w:p>
+            <w:pPr>
+              <w:jc w:val="center"/>
+              <w:spacing w:before="0" w:after="0" w:line="200" w:lineRule="auto"/>
+            </w:pPr>
+            <w:r>
+              <w:rPr>
+                <w:rFonts w:ascii="Malgun Gothic" w:hAnsi="Malgun Gothic" w:eastAsia="맑은 고딕"/>
+                <w:color w:val="000000"/>
+                <w:sz w:val="14"/>
+                <w:szCs w:val="14"/>
+              </w:rPr>
+              <w:t>MIT</w:t>
+            </w:r>
+          </w:p>
+        </w:tc>
+        <w:tc>
+          <w:tcPr>
+            <w:tcW w:w="4536" w:type="dxa"/>
+            <w:tcBorders>
+              <w:top w:val="single" w:sz="1" w:space="0" w:color="000000"/>
+              <w:left w:val="single" w:sz="1" w:space="0" w:color="000000"/>
+              <w:bottom w:val="single" w:sz="1" w:space="0" w:color="000000"/>
+              <w:right w:val="single" w:sz="1" w:space="0" w:color="000000"/>
+            </w:tcBorders>
+            <w:shd w:val="clear" w:color="auto" w:fill="FFFFFF"/>
+            <w:tcMar>
+              <w:top w:w="60" w:type="dxa"/>
+              <w:left w:w="100" w:type="dxa"/>
+              <w:bottom w:w="60" w:type="dxa"/>
+              <w:right w:w="100" w:type="dxa"/>
+            </w:tcMar>
+            <w:vAlign w:val="top"/>
+          </w:tcPr>
+          <w:p>
+            <w:pPr>
+              <w:jc w:val="left"/>
+              <w:spacing w:before="0" w:after="0" w:line="200" w:lineRule="auto"/>
+            </w:pPr>
+            <w:r>
+              <w:rPr>
+                <w:rFonts w:ascii="Malgun Gothic" w:hAnsi="Malgun Gothic" w:eastAsia="맑은 고딕"/>
+                <w:color w:val="000000"/>
+                <w:sz w:val="14"/>
+                <w:szCs w:val="14"/>
+              </w:rPr>
+              <w:t>https://github.com/mafintosh/why-is-node-running</w:t>
+            </w:r>
+          </w:p>
+        </w:tc>
+        <w:tc>
+          <w:tcPr>
+            <w:tcW w:w="4449" w:type="dxa"/>
+            <w:tcBorders>
+              <w:top w:val="single" w:sz="1" w:space="0" w:color="000000"/>
+              <w:left w:val="single" w:sz="1" w:space="0" w:color="000000"/>
+              <w:bottom w:val="single" w:sz="1" w:space="0" w:color="000000"/>
+              <w:right w:val="single" w:sz="1" w:space="0" w:color="000000"/>
+            </w:tcBorders>
+            <w:shd w:val="clear" w:color="auto" w:fill="FFFFFF"/>
+            <w:tcMar>
+              <w:top w:w="60" w:type="dxa"/>
+              <w:left w:w="100" w:type="dxa"/>
+              <w:bottom w:w="60" w:type="dxa"/>
+              <w:right w:w="100" w:type="dxa"/>
+            </w:tcMar>
+            <w:vAlign w:val="top"/>
+          </w:tcPr>
+          <w:p>
+            <w:pPr>
+              <w:jc w:val="left"/>
+              <w:spacing w:before="0" w:after="0" w:line="200" w:lineRule="auto"/>
+            </w:pPr>
+            <w:r>
+              <w:rPr>
+                <w:rFonts w:ascii="Malgun Gothic" w:hAnsi="Malgun Gothic" w:eastAsia="맑은 고딕"/>
+                <w:color w:val="000000"/>
+                <w:sz w:val="14"/>
+                <w:szCs w:val="14"/>
+              </w:rPr>
+              <w:t>개발 도구 의존</w:t>
+            </w:r>
+          </w:p>
+        </w:tc>
+      </w:tr>
+      <w:tr>
+        <w:trPr>
+          <w:cantSplit w:val="true"/>
+        </w:trPr>
+        <w:tc>
+          <w:tcPr>
+            <w:tcW w:w="768" w:type="dxa"/>
+            <w:tcBorders>
+              <w:top w:val="single" w:sz="1" w:space="0" w:color="000000"/>
+              <w:left w:val="single" w:sz="1" w:space="0" w:color="000000"/>
+              <w:bottom w:val="single" w:sz="1" w:space="0" w:color="000000"/>
+              <w:right w:val="single" w:sz="1" w:space="0" w:color="000000"/>
+            </w:tcBorders>
+            <w:shd w:val="clear" w:color="auto" w:fill="FFFFFF"/>
+            <w:tcMar>
+              <w:top w:w="60" w:type="dxa"/>
+              <w:left w:w="100" w:type="dxa"/>
+              <w:bottom w:w="60" w:type="dxa"/>
+              <w:right w:w="100" w:type="dxa"/>
+            </w:tcMar>
+            <w:vAlign w:val="center"/>
+          </w:tcPr>
+          <w:p>
+            <w:pPr>
+              <w:jc w:val="center"/>
+              <w:spacing w:before="0" w:after="0" w:line="200" w:lineRule="auto"/>
+            </w:pPr>
+            <w:r>
+              <w:rPr>
+                <w:rFonts w:ascii="Malgun Gothic" w:hAnsi="Malgun Gothic" w:eastAsia="맑은 고딕"/>
+                <w:color w:val="000000"/>
+                <w:sz w:val="14"/>
+                <w:szCs w:val="14"/>
+              </w:rPr>
+              <w:t>215</w:t>
+            </w:r>
+          </w:p>
+        </w:tc>
+        <w:tc>
+          <w:tcPr>
+            <w:tcW w:w="1878" w:type="dxa"/>
+            <w:tcBorders>
+              <w:top w:val="single" w:sz="1" w:space="0" w:color="000000"/>
+              <w:left w:val="single" w:sz="1" w:space="0" w:color="000000"/>
+              <w:bottom w:val="single" w:sz="1" w:space="0" w:color="000000"/>
+              <w:right w:val="single" w:sz="1" w:space="0" w:color="000000"/>
+            </w:tcBorders>
+            <w:shd w:val="clear" w:color="auto" w:fill="FFFFFF"/>
+            <w:tcMar>
+              <w:top w:w="60" w:type="dxa"/>
+              <w:left w:w="100" w:type="dxa"/>
+              <w:bottom w:w="60" w:type="dxa"/>
+              <w:right w:w="100" w:type="dxa"/>
+            </w:tcMar>
+            <w:vAlign w:val="top"/>
+          </w:tcPr>
+          <w:p>
+            <w:pPr>
+              <w:jc w:val="left"/>
+              <w:spacing w:before="0" w:after="0" w:line="200" w:lineRule="auto"/>
+            </w:pPr>
+            <w:r>
+              <w:rPr>
+                <w:rFonts w:ascii="Malgun Gothic" w:hAnsi="Malgun Gothic" w:eastAsia="맑은 고딕"/>
+                <w:color w:val="000000"/>
+                <w:sz w:val="14"/>
+                <w:szCs w:val="14"/>
+              </w:rPr>
+              <w:t>ws</w:t>
+            </w:r>
+          </w:p>
+        </w:tc>
+        <w:tc>
+          <w:tcPr>
+            <w:tcW w:w="1387" w:type="dxa"/>
+            <w:tcBorders>
+              <w:top w:val="single" w:sz="1" w:space="0" w:color="000000"/>
+              <w:left w:val="single" w:sz="1" w:space="0" w:color="000000"/>
+              <w:bottom w:val="single" w:sz="1" w:space="0" w:color="000000"/>
+              <w:right w:val="single" w:sz="1" w:space="0" w:color="000000"/>
+            </w:tcBorders>
+            <w:shd w:val="clear" w:color="auto" w:fill="FFFFFF"/>
+            <w:tcMar>
+              <w:top w:w="60" w:type="dxa"/>
+              <w:left w:w="100" w:type="dxa"/>
+              <w:bottom w:w="60" w:type="dxa"/>
+              <w:right w:w="100" w:type="dxa"/>
+            </w:tcMar>
+            <w:vAlign w:val="center"/>
+          </w:tcPr>
+          <w:p>
+            <w:pPr>
+              <w:jc w:val="center"/>
+              <w:spacing w:before="0" w:after="0" w:line="200" w:lineRule="auto"/>
+            </w:pPr>
+            <w:r>
+              <w:rPr>
+                <w:rFonts w:ascii="Malgun Gothic" w:hAnsi="Malgun Gothic" w:eastAsia="맑은 고딕"/>
+                <w:color w:val="000000"/>
+                <w:sz w:val="14"/>
+                <w:szCs w:val="14"/>
+              </w:rPr>
+              <w:t>8.21.1</w:t>
+            </w:r>
+          </w:p>
+        </w:tc>
+        <w:tc>
+          <w:tcPr>
+            <w:tcW w:w="1495" w:type="dxa"/>
+            <w:tcBorders>
+              <w:top w:val="single" w:sz="1" w:space="0" w:color="000000"/>
+              <w:left w:val="single" w:sz="1" w:space="0" w:color="000000"/>
+              <w:bottom w:val="single" w:sz="1" w:space="0" w:color="000000"/>
+              <w:right w:val="single" w:sz="1" w:space="0" w:color="000000"/>
+            </w:tcBorders>
+            <w:shd w:val="clear" w:color="auto" w:fill="FFFFFF"/>
+            <w:tcMar>
+              <w:top w:w="60" w:type="dxa"/>
+              <w:left w:w="100" w:type="dxa"/>
+              <w:bottom w:w="60" w:type="dxa"/>
+              <w:right w:w="100" w:type="dxa"/>
+            </w:tcMar>
+            <w:vAlign w:val="center"/>
+          </w:tcPr>
+          <w:p>
+            <w:pPr>
+              <w:jc w:val="center"/>
+              <w:spacing w:before="0" w:after="0" w:line="200" w:lineRule="auto"/>
+            </w:pPr>
+            <w:r>
+              <w:rPr>
+                <w:rFonts w:ascii="Malgun Gothic" w:hAnsi="Malgun Gothic" w:eastAsia="맑은 고딕"/>
+                <w:color w:val="000000"/>
+                <w:sz w:val="14"/>
+                <w:szCs w:val="14"/>
+              </w:rPr>
+              <w:t>MIT</w:t>
+            </w:r>
+          </w:p>
+        </w:tc>
+        <w:tc>
+          <w:tcPr>
+            <w:tcW w:w="4536" w:type="dxa"/>
+            <w:tcBorders>
+              <w:top w:val="single" w:sz="1" w:space="0" w:color="000000"/>
+              <w:left w:val="single" w:sz="1" w:space="0" w:color="000000"/>
+              <w:bottom w:val="single" w:sz="1" w:space="0" w:color="000000"/>
+              <w:right w:val="single" w:sz="1" w:space="0" w:color="000000"/>
+            </w:tcBorders>
+            <w:shd w:val="clear" w:color="auto" w:fill="FFFFFF"/>
+            <w:tcMar>
+              <w:top w:w="60" w:type="dxa"/>
+              <w:left w:w="100" w:type="dxa"/>
+              <w:bottom w:w="60" w:type="dxa"/>
+              <w:right w:w="100" w:type="dxa"/>
+            </w:tcMar>
+            <w:vAlign w:val="top"/>
+          </w:tcPr>
+          <w:p>
+            <w:pPr>
+              <w:jc w:val="left"/>
+              <w:spacing w:before="0" w:after="0" w:line="200" w:lineRule="auto"/>
+            </w:pPr>
+            <w:r>
+              <w:rPr>
+                <w:rFonts w:ascii="Malgun Gothic" w:hAnsi="Malgun Gothic" w:eastAsia="맑은 고딕"/>
+                <w:color w:val="000000"/>
+                <w:sz w:val="14"/>
+                <w:szCs w:val="14"/>
+              </w:rPr>
+              <w:t>https://github.com/websockets/ws</w:t>
+            </w:r>
+          </w:p>
+        </w:tc>
+        <w:tc>
+          <w:tcPr>
+            <w:tcW w:w="4449" w:type="dxa"/>
+            <w:tcBorders>
+              <w:top w:val="single" w:sz="1" w:space="0" w:color="000000"/>
+              <w:left w:val="single" w:sz="1" w:space="0" w:color="000000"/>
+              <w:bottom w:val="single" w:sz="1" w:space="0" w:color="000000"/>
+              <w:right w:val="single" w:sz="1" w:space="0" w:color="000000"/>
+            </w:tcBorders>
+            <w:shd w:val="clear" w:color="auto" w:fill="FFFFFF"/>
+            <w:tcMar>
+              <w:top w:w="60" w:type="dxa"/>
+              <w:left w:w="100" w:type="dxa"/>
+              <w:bottom w:w="60" w:type="dxa"/>
+              <w:right w:w="100" w:type="dxa"/>
+            </w:tcMar>
+            <w:vAlign w:val="top"/>
+          </w:tcPr>
+          <w:p>
+            <w:pPr>
+              <w:jc w:val="left"/>
+              <w:spacing w:before="0" w:after="0" w:line="200" w:lineRule="auto"/>
+            </w:pPr>
+            <w:r>
+              <w:rPr>
+                <w:rFonts w:ascii="Malgun Gothic" w:hAnsi="Malgun Gothic" w:eastAsia="맑은 고딕"/>
+                <w:color w:val="000000"/>
+                <w:sz w:val="14"/>
+                <w:szCs w:val="14"/>
+              </w:rPr>
+              <w:t>개발 도구 의존</w:t>
+            </w:r>
+          </w:p>
+        </w:tc>
+      </w:tr>
+      <w:tr>
+        <w:trPr>
+          <w:cantSplit w:val="true"/>
+        </w:trPr>
+        <w:tc>
+          <w:tcPr>
+            <w:tcW w:w="768" w:type="dxa"/>
+            <w:tcBorders>
+              <w:top w:val="single" w:sz="1" w:space="0" w:color="000000"/>
+              <w:left w:val="single" w:sz="1" w:space="0" w:color="000000"/>
+              <w:bottom w:val="single" w:sz="1" w:space="0" w:color="000000"/>
+              <w:right w:val="single" w:sz="1" w:space="0" w:color="000000"/>
+            </w:tcBorders>
+            <w:shd w:val="clear" w:color="auto" w:fill="FFFFFF"/>
+            <w:tcMar>
+              <w:top w:w="60" w:type="dxa"/>
+              <w:left w:w="100" w:type="dxa"/>
+              <w:bottom w:w="60" w:type="dxa"/>
+              <w:right w:w="100" w:type="dxa"/>
+            </w:tcMar>
+            <w:vAlign w:val="center"/>
+          </w:tcPr>
+          <w:p>
+            <w:pPr>
+              <w:jc w:val="center"/>
+              <w:spacing w:before="0" w:after="0" w:line="200" w:lineRule="auto"/>
+            </w:pPr>
+            <w:r>
+              <w:rPr>
+                <w:rFonts w:ascii="Malgun Gothic" w:hAnsi="Malgun Gothic" w:eastAsia="맑은 고딕"/>
+                <w:color w:val="000000"/>
+                <w:sz w:val="14"/>
+                <w:szCs w:val="14"/>
+              </w:rPr>
+              <w:t>216</w:t>
+            </w:r>
+          </w:p>
+        </w:tc>
+        <w:tc>
+          <w:tcPr>
+            <w:tcW w:w="1878" w:type="dxa"/>
+            <w:tcBorders>
+              <w:top w:val="single" w:sz="1" w:space="0" w:color="000000"/>
+              <w:left w:val="single" w:sz="1" w:space="0" w:color="000000"/>
+              <w:bottom w:val="single" w:sz="1" w:space="0" w:color="000000"/>
+              <w:right w:val="single" w:sz="1" w:space="0" w:color="000000"/>
+            </w:tcBorders>
+            <w:shd w:val="clear" w:color="auto" w:fill="FFFFFF"/>
+            <w:tcMar>
+              <w:top w:w="60" w:type="dxa"/>
+              <w:left w:w="100" w:type="dxa"/>
+              <w:bottom w:w="60" w:type="dxa"/>
+              <w:right w:w="100" w:type="dxa"/>
+            </w:tcMar>
+            <w:vAlign w:val="top"/>
+          </w:tcPr>
+          <w:p>
+            <w:pPr>
+              <w:jc w:val="left"/>
+              <w:spacing w:before="0" w:after="0" w:line="200" w:lineRule="auto"/>
+            </w:pPr>
+            <w:r>
+              <w:rPr>
+                <w:rFonts w:ascii="Malgun Gothic" w:hAnsi="Malgun Gothic" w:eastAsia="맑은 고딕"/>
+                <w:color w:val="000000"/>
+                <w:sz w:val="14"/>
+                <w:szCs w:val="14"/>
+              </w:rPr>
+              <w:t>xml-name-validator</w:t>
+            </w:r>
+          </w:p>
+        </w:tc>
+        <w:tc>
+          <w:tcPr>
+            <w:tcW w:w="1387" w:type="dxa"/>
+            <w:tcBorders>
+              <w:top w:val="single" w:sz="1" w:space="0" w:color="000000"/>
+              <w:left w:val="single" w:sz="1" w:space="0" w:color="000000"/>
+              <w:bottom w:val="single" w:sz="1" w:space="0" w:color="000000"/>
+              <w:right w:val="single" w:sz="1" w:space="0" w:color="000000"/>
+            </w:tcBorders>
+            <w:shd w:val="clear" w:color="auto" w:fill="FFFFFF"/>
+            <w:tcMar>
+              <w:top w:w="60" w:type="dxa"/>
+              <w:left w:w="100" w:type="dxa"/>
+              <w:bottom w:w="60" w:type="dxa"/>
+              <w:right w:w="100" w:type="dxa"/>
+            </w:tcMar>
+            <w:vAlign w:val="center"/>
+          </w:tcPr>
+          <w:p>
+            <w:pPr>
+              <w:jc w:val="center"/>
+              <w:spacing w:before="0" w:after="0" w:line="200" w:lineRule="auto"/>
+            </w:pPr>
+            <w:r>
+              <w:rPr>
+                <w:rFonts w:ascii="Malgun Gothic" w:hAnsi="Malgun Gothic" w:eastAsia="맑은 고딕"/>
+                <w:color w:val="000000"/>
+                <w:sz w:val="14"/>
+                <w:szCs w:val="14"/>
+              </w:rPr>
+              <w:t>5.0.0</w:t>
+            </w:r>
+          </w:p>
+        </w:tc>
+        <w:tc>
+          <w:tcPr>
+            <w:tcW w:w="1495" w:type="dxa"/>
+            <w:tcBorders>
+              <w:top w:val="single" w:sz="1" w:space="0" w:color="000000"/>
+              <w:left w:val="single" w:sz="1" w:space="0" w:color="000000"/>
+              <w:bottom w:val="single" w:sz="1" w:space="0" w:color="000000"/>
+              <w:right w:val="single" w:sz="1" w:space="0" w:color="000000"/>
+            </w:tcBorders>
+            <w:shd w:val="clear" w:color="auto" w:fill="FFFFFF"/>
+            <w:tcMar>
+              <w:top w:w="60" w:type="dxa"/>
+              <w:left w:w="100" w:type="dxa"/>
+              <w:bottom w:w="60" w:type="dxa"/>
+              <w:right w:w="100" w:type="dxa"/>
+            </w:tcMar>
+            <w:vAlign w:val="center"/>
+          </w:tcPr>
+          <w:p>
+            <w:pPr>
+              <w:jc w:val="center"/>
+              <w:spacing w:before="0" w:after="0" w:line="200" w:lineRule="auto"/>
+            </w:pPr>
+            <w:r>
+              <w:rPr>
+                <w:rFonts w:ascii="Malgun Gothic" w:hAnsi="Malgun Gothic" w:eastAsia="맑은 고딕"/>
+                <w:color w:val="000000"/>
+                <w:sz w:val="14"/>
+                <w:szCs w:val="14"/>
+              </w:rPr>
+              <w:t>Apache-2.0</w:t>
+            </w:r>
+          </w:p>
+        </w:tc>
+        <w:tc>
+          <w:tcPr>
+            <w:tcW w:w="4536" w:type="dxa"/>
+            <w:tcBorders>
+              <w:top w:val="single" w:sz="1" w:space="0" w:color="000000"/>
+              <w:left w:val="single" w:sz="1" w:space="0" w:color="000000"/>
+              <w:bottom w:val="single" w:sz="1" w:space="0" w:color="000000"/>
+              <w:right w:val="single" w:sz="1" w:space="0" w:color="000000"/>
+            </w:tcBorders>
+            <w:shd w:val="clear" w:color="auto" w:fill="FFFFFF"/>
+            <w:tcMar>
+              <w:top w:w="60" w:type="dxa"/>
+              <w:left w:w="100" w:type="dxa"/>
+              <w:bottom w:w="60" w:type="dxa"/>
+              <w:right w:w="100" w:type="dxa"/>
+            </w:tcMar>
+            <w:vAlign w:val="top"/>
+          </w:tcPr>
+          <w:p>
+            <w:pPr>
+              <w:jc w:val="left"/>
+              <w:spacing w:before="0" w:after="0" w:line="200" w:lineRule="auto"/>
+            </w:pPr>
+            <w:r>
+              <w:rPr>
+                <w:rFonts w:ascii="Malgun Gothic" w:hAnsi="Malgun Gothic" w:eastAsia="맑은 고딕"/>
+                <w:color w:val="000000"/>
+                <w:sz w:val="14"/>
+                <w:szCs w:val="14"/>
+              </w:rPr>
+              <w:t>https://github.com/jsdom/xml-name-validator</w:t>
+            </w:r>
+          </w:p>
+        </w:tc>
+        <w:tc>
+          <w:tcPr>
+            <w:tcW w:w="4449" w:type="dxa"/>
+            <w:tcBorders>
+              <w:top w:val="single" w:sz="1" w:space="0" w:color="000000"/>
+              <w:left w:val="single" w:sz="1" w:space="0" w:color="000000"/>
+              <w:bottom w:val="single" w:sz="1" w:space="0" w:color="000000"/>
+              <w:right w:val="single" w:sz="1" w:space="0" w:color="000000"/>
+            </w:tcBorders>
+            <w:shd w:val="clear" w:color="auto" w:fill="FFFFFF"/>
+            <w:tcMar>
+              <w:top w:w="60" w:type="dxa"/>
+              <w:left w:w="100" w:type="dxa"/>
+              <w:bottom w:w="60" w:type="dxa"/>
+              <w:right w:w="100" w:type="dxa"/>
+            </w:tcMar>
+            <w:vAlign w:val="top"/>
+          </w:tcPr>
+          <w:p>
+            <w:pPr>
+              <w:jc w:val="left"/>
+              <w:spacing w:before="0" w:after="0" w:line="200" w:lineRule="auto"/>
+            </w:pPr>
+            <w:r>
+              <w:rPr>
+                <w:rFonts w:ascii="Malgun Gothic" w:hAnsi="Malgun Gothic" w:eastAsia="맑은 고딕"/>
+                <w:color w:val="000000"/>
+                <w:sz w:val="14"/>
+                <w:szCs w:val="14"/>
+              </w:rPr>
+              <w:t>개발 도구 의존</w:t>
+            </w:r>
+          </w:p>
+        </w:tc>
+      </w:tr>
+      <w:tr>
+        <w:trPr>
+          <w:cantSplit w:val="true"/>
+        </w:trPr>
+        <w:tc>
+          <w:tcPr>
+            <w:tcW w:w="768" w:type="dxa"/>
+            <w:tcBorders>
+              <w:top w:val="single" w:sz="1" w:space="0" w:color="000000"/>
+              <w:left w:val="single" w:sz="1" w:space="0" w:color="000000"/>
+              <w:bottom w:val="single" w:sz="1" w:space="0" w:color="000000"/>
+              <w:right w:val="single" w:sz="1" w:space="0" w:color="000000"/>
+            </w:tcBorders>
+            <w:shd w:val="clear" w:color="auto" w:fill="FFFFFF"/>
+            <w:tcMar>
+              <w:top w:w="60" w:type="dxa"/>
+              <w:left w:w="100" w:type="dxa"/>
+              <w:bottom w:w="60" w:type="dxa"/>
+              <w:right w:w="100" w:type="dxa"/>
+            </w:tcMar>
+            <w:vAlign w:val="center"/>
+          </w:tcPr>
+          <w:p>
+            <w:pPr>
+              <w:jc w:val="center"/>
+              <w:spacing w:before="0" w:after="0" w:line="200" w:lineRule="auto"/>
+            </w:pPr>
+            <w:r>
+              <w:rPr>
+                <w:rFonts w:ascii="Malgun Gothic" w:hAnsi="Malgun Gothic" w:eastAsia="맑은 고딕"/>
+                <w:color w:val="000000"/>
+                <w:sz w:val="14"/>
+                <w:szCs w:val="14"/>
+              </w:rPr>
+              <w:t>217</w:t>
+            </w:r>
+          </w:p>
+        </w:tc>
+        <w:tc>
+          <w:tcPr>
+            <w:tcW w:w="1878" w:type="dxa"/>
+            <w:tcBorders>
+              <w:top w:val="single" w:sz="1" w:space="0" w:color="000000"/>
+              <w:left w:val="single" w:sz="1" w:space="0" w:color="000000"/>
+              <w:bottom w:val="single" w:sz="1" w:space="0" w:color="000000"/>
+              <w:right w:val="single" w:sz="1" w:space="0" w:color="000000"/>
+            </w:tcBorders>
+            <w:shd w:val="clear" w:color="auto" w:fill="FFFFFF"/>
+            <w:tcMar>
+              <w:top w:w="60" w:type="dxa"/>
+              <w:left w:w="100" w:type="dxa"/>
+              <w:bottom w:w="60" w:type="dxa"/>
+              <w:right w:w="100" w:type="dxa"/>
+            </w:tcMar>
+            <w:vAlign w:val="top"/>
+          </w:tcPr>
+          <w:p>
+            <w:pPr>
+              <w:jc w:val="left"/>
+              <w:spacing w:before="0" w:after="0" w:line="200" w:lineRule="auto"/>
+            </w:pPr>
+            <w:r>
+              <w:rPr>
+                <w:rFonts w:ascii="Malgun Gothic" w:hAnsi="Malgun Gothic" w:eastAsia="맑은 고딕"/>
+                <w:color w:val="000000"/>
+                <w:sz w:val="14"/>
+                <w:szCs w:val="14"/>
+              </w:rPr>
+              <w:t>xmlbuilder2</w:t>
+            </w:r>
+          </w:p>
+        </w:tc>
+        <w:tc>
+          <w:tcPr>
+            <w:tcW w:w="1387" w:type="dxa"/>
+            <w:tcBorders>
+              <w:top w:val="single" w:sz="1" w:space="0" w:color="000000"/>
+              <w:left w:val="single" w:sz="1" w:space="0" w:color="000000"/>
+              <w:bottom w:val="single" w:sz="1" w:space="0" w:color="000000"/>
+              <w:right w:val="single" w:sz="1" w:space="0" w:color="000000"/>
+            </w:tcBorders>
+            <w:shd w:val="clear" w:color="auto" w:fill="FFFFFF"/>
+            <w:tcMar>
+              <w:top w:w="60" w:type="dxa"/>
+              <w:left w:w="100" w:type="dxa"/>
+              <w:bottom w:w="60" w:type="dxa"/>
+              <w:right w:w="100" w:type="dxa"/>
+            </w:tcMar>
+            <w:vAlign w:val="center"/>
+          </w:tcPr>
+          <w:p>
+            <w:pPr>
+              <w:jc w:val="center"/>
+              <w:spacing w:before="0" w:after="0" w:line="200" w:lineRule="auto"/>
+            </w:pPr>
+            <w:r>
+              <w:rPr>
+                <w:rFonts w:ascii="Malgun Gothic" w:hAnsi="Malgun Gothic" w:eastAsia="맑은 고딕"/>
+                <w:color w:val="000000"/>
+                <w:sz w:val="14"/>
+                <w:szCs w:val="14"/>
+              </w:rPr>
+              <w:t>4.0.3</w:t>
+            </w:r>
+          </w:p>
+        </w:tc>
+        <w:tc>
+          <w:tcPr>
+            <w:tcW w:w="1495" w:type="dxa"/>
+            <w:tcBorders>
+              <w:top w:val="single" w:sz="1" w:space="0" w:color="000000"/>
+              <w:left w:val="single" w:sz="1" w:space="0" w:color="000000"/>
+              <w:bottom w:val="single" w:sz="1" w:space="0" w:color="000000"/>
+              <w:right w:val="single" w:sz="1" w:space="0" w:color="000000"/>
+            </w:tcBorders>
+            <w:shd w:val="clear" w:color="auto" w:fill="FFFFFF"/>
+            <w:tcMar>
+              <w:top w:w="60" w:type="dxa"/>
+              <w:left w:w="100" w:type="dxa"/>
+              <w:bottom w:w="60" w:type="dxa"/>
+              <w:right w:w="100" w:type="dxa"/>
+            </w:tcMar>
+            <w:vAlign w:val="center"/>
+          </w:tcPr>
+          <w:p>
+            <w:pPr>
+              <w:jc w:val="center"/>
+              <w:spacing w:before="0" w:after="0" w:line="200" w:lineRule="auto"/>
+            </w:pPr>
+            <w:r>
+              <w:rPr>
+                <w:rFonts w:ascii="Malgun Gothic" w:hAnsi="Malgun Gothic" w:eastAsia="맑은 고딕"/>
+                <w:color w:val="000000"/>
+                <w:sz w:val="14"/>
+                <w:szCs w:val="14"/>
+              </w:rPr>
+              <w:t>MIT</w:t>
+            </w:r>
+          </w:p>
+        </w:tc>
+        <w:tc>
+          <w:tcPr>
+            <w:tcW w:w="4536" w:type="dxa"/>
+            <w:tcBorders>
+              <w:top w:val="single" w:sz="1" w:space="0" w:color="000000"/>
+              <w:left w:val="single" w:sz="1" w:space="0" w:color="000000"/>
+              <w:bottom w:val="single" w:sz="1" w:space="0" w:color="000000"/>
+              <w:right w:val="single" w:sz="1" w:space="0" w:color="000000"/>
+            </w:tcBorders>
+            <w:shd w:val="clear" w:color="auto" w:fill="FFFFFF"/>
+            <w:tcMar>
+              <w:top w:w="60" w:type="dxa"/>
+              <w:left w:w="100" w:type="dxa"/>
+              <w:bottom w:w="60" w:type="dxa"/>
+              <w:right w:w="100" w:type="dxa"/>
+            </w:tcMar>
+            <w:vAlign w:val="top"/>
+          </w:tcPr>
+          <w:p>
+            <w:pPr>
+              <w:jc w:val="left"/>
+              <w:spacing w:before="0" w:after="0" w:line="200" w:lineRule="auto"/>
+            </w:pPr>
+            <w:r>
+              <w:rPr>
+                <w:rFonts w:ascii="Malgun Gothic" w:hAnsi="Malgun Gothic" w:eastAsia="맑은 고딕"/>
+                <w:color w:val="000000"/>
+                <w:sz w:val="14"/>
+                <w:szCs w:val="14"/>
+              </w:rPr>
+              <w:t>https://github.com/oozcitak/xmlbuilder2</w:t>
+            </w:r>
+          </w:p>
+        </w:tc>
+        <w:tc>
+          <w:tcPr>
+            <w:tcW w:w="4449" w:type="dxa"/>
+            <w:tcBorders>
+              <w:top w:val="single" w:sz="1" w:space="0" w:color="000000"/>
+              <w:left w:val="single" w:sz="1" w:space="0" w:color="000000"/>
+              <w:bottom w:val="single" w:sz="1" w:space="0" w:color="000000"/>
+              <w:right w:val="single" w:sz="1" w:space="0" w:color="000000"/>
+            </w:tcBorders>
+            <w:shd w:val="clear" w:color="auto" w:fill="FFFFFF"/>
+            <w:tcMar>
+              <w:top w:w="60" w:type="dxa"/>
+              <w:left w:w="100" w:type="dxa"/>
+              <w:bottom w:w="60" w:type="dxa"/>
+              <w:right w:w="100" w:type="dxa"/>
+            </w:tcMar>
+            <w:vAlign w:val="top"/>
+          </w:tcPr>
+          <w:p>
+            <w:pPr>
+              <w:jc w:val="left"/>
+              <w:spacing w:before="0" w:after="0" w:line="200" w:lineRule="auto"/>
+            </w:pPr>
+            <w:r>
+              <w:rPr>
+                <w:rFonts w:ascii="Malgun Gothic" w:hAnsi="Malgun Gothic" w:eastAsia="맑은 고딕"/>
+                <w:color w:val="000000"/>
+                <w:sz w:val="14"/>
+                <w:szCs w:val="14"/>
+              </w:rPr>
+              <w:t>개발 도구 의존</w:t>
+            </w:r>
+          </w:p>
+        </w:tc>
+      </w:tr>
+      <w:tr>
+        <w:trPr>
+          <w:cantSplit w:val="true"/>
+        </w:trPr>
+        <w:tc>
+          <w:tcPr>
+            <w:tcW w:w="768" w:type="dxa"/>
+            <w:tcBorders>
+              <w:top w:val="single" w:sz="1" w:space="0" w:color="000000"/>
+              <w:left w:val="single" w:sz="1" w:space="0" w:color="000000"/>
+              <w:bottom w:val="single" w:sz="1" w:space="0" w:color="000000"/>
+              <w:right w:val="single" w:sz="1" w:space="0" w:color="000000"/>
+            </w:tcBorders>
+            <w:shd w:val="clear" w:color="auto" w:fill="FFFFFF"/>
+            <w:tcMar>
+              <w:top w:w="60" w:type="dxa"/>
+              <w:left w:w="100" w:type="dxa"/>
+              <w:bottom w:w="60" w:type="dxa"/>
+              <w:right w:w="100" w:type="dxa"/>
+            </w:tcMar>
+            <w:vAlign w:val="center"/>
+          </w:tcPr>
+          <w:p>
+            <w:pPr>
+              <w:jc w:val="center"/>
+              <w:spacing w:before="0" w:after="0" w:line="200" w:lineRule="auto"/>
+            </w:pPr>
+            <w:r>
+              <w:rPr>
+                <w:rFonts w:ascii="Malgun Gothic" w:hAnsi="Malgun Gothic" w:eastAsia="맑은 고딕"/>
+                <w:color w:val="000000"/>
+                <w:sz w:val="14"/>
+                <w:szCs w:val="14"/>
+              </w:rPr>
+              <w:t>218</w:t>
             </w:r>
           </w:p>
         </w:tc>

--- a/artifacts/web-picker-result-report.docx
+++ b/artifacts/web-picker-result-report.docx
@@ -460,7 +460,7 @@
                 <w:sz w:val="20"/>
                 <w:szCs w:val="20"/>
               </w:rPr>
-              <w:t>제출 전 접수정보 확인 필요</w:t>
+              <w:t>1명 (팀장 박세은)</w:t>
             </w:r>
           </w:p>
         </w:tc>
@@ -540,7 +540,7 @@
                 <w:sz w:val="20"/>
                 <w:szCs w:val="20"/>
               </w:rPr>
-              <w:t>제출 전 접수정보 확인 필요</w:t>
+              <w:t>자유과제/기타</w:t>
             </w:r>
           </w:p>
         </w:tc>
@@ -616,7 +616,7 @@
                 <w:sz w:val="20"/>
                 <w:szCs w:val="20"/>
               </w:rPr>
-              <w:t>제출 전 접수정보 확인 필요</w:t>
+              <w:t>자유과제/기타</w:t>
             </w:r>
           </w:p>
         </w:tc>

--- a/artifacts/web-picker-result-report.docx
+++ b/artifacts/web-picker-result-report.docx
@@ -865,20 +865,8 @@
             <w:vAlign w:val="top"/>
           </w:tcPr>
           <w:p>
-            <w:pPr>
-              <w:jc w:val="left"/>
-              <w:spacing w:before="0" w:after="40" w:line="276" w:lineRule="auto"/>
-            </w:pPr>
-            <w:r>
-              <w:rPr>
-                <w:rFonts w:ascii="Malgun Gothic" w:hAnsi="Malgun Gothic" w:eastAsia="맑은 고딕"/>
-                <w:b/>
-                <w:bCs/>
-                <w:color w:val="000000"/>
-                <w:sz w:val="20"/>
-                <w:szCs w:val="20"/>
-              </w:rPr>
-              <w:t>미확정 - 공개 저장소를 아직 게시하지 않음. 제출 전 실제 GitHub URL 입력 및 접속 검증 필요</w:t>
+            <w:r>
+              <w:t>https://github.com/chappse6/web-picker</w:t>
             </w:r>
           </w:p>
         </w:tc>
@@ -943,20 +931,8 @@
             <w:vAlign w:val="top"/>
           </w:tcPr>
           <w:p>
-            <w:pPr>
-              <w:jc w:val="left"/>
-              <w:spacing w:before="0" w:after="40" w:line="276" w:lineRule="auto"/>
-            </w:pPr>
-            <w:r>
-              <w:rPr>
-                <w:rFonts w:ascii="Malgun Gothic" w:hAnsi="Malgun Gothic" w:eastAsia="맑은 고딕"/>
-                <w:b/>
-                <w:bCs/>
-                <w:color w:val="000000"/>
-                <w:sz w:val="20"/>
-                <w:szCs w:val="20"/>
-              </w:rPr>
-              <w:t>미확정 - 최종 시연 영상을 아직 업로드하지 않음. 제출 전 3분 이하 YouTube URL 입력 및 재생 검증 필요</w:t>
+            <w:r>
+              <w:t>https://youtu.be/ZYcI42mq5YM</w:t>
             </w:r>
           </w:p>
         </w:tc>

--- a/artifacts/web-picker-result-report.docx
+++ b/artifacts/web-picker-result-report.docx
@@ -447,20 +447,8 @@
             <w:hideMark/>
           </w:tcPr>
           <w:p>
-            <w:pPr>
-              <w:jc w:val="center"/>
-              <w:spacing w:before="0" w:after="0" w:line="240" w:lineRule="auto"/>
-            </w:pPr>
-            <w:r>
-              <w:rPr>
-                <w:rFonts w:ascii="Malgun Gothic" w:hAnsi="Malgun Gothic" w:eastAsia="맑은 고딕"/>
-                <w:b/>
-                <w:bCs/>
-                <w:color w:val="000000"/>
-                <w:sz w:val="20"/>
-                <w:szCs w:val="20"/>
-              </w:rPr>
-              <w:t>제출 전 접수정보 확인 필요</w:t>
+            <w:r>
+              <w:t>1</w:t>
             </w:r>
           </w:p>
         </w:tc>
@@ -527,20 +515,8 @@
             <w:hideMark/>
           </w:tcPr>
           <w:p>
-            <w:pPr>
-              <w:jc w:val="center"/>
-              <w:spacing w:before="0" w:after="0" w:line="240" w:lineRule="auto"/>
-            </w:pPr>
-            <w:r>
-              <w:rPr>
-                <w:rFonts w:ascii="Malgun Gothic" w:hAnsi="Malgun Gothic" w:eastAsia="맑은 고딕"/>
-                <w:b/>
-                <w:bCs/>
-                <w:color w:val="000000"/>
-                <w:sz w:val="20"/>
-                <w:szCs w:val="20"/>
-              </w:rPr>
-              <w:t>제출 전 접수정보 확인 필요</w:t>
+            <w:r>
+              <w:t>일반</w:t>
             </w:r>
           </w:p>
         </w:tc>
@@ -603,20 +579,8 @@
             <w:hideMark/>
           </w:tcPr>
           <w:p>
-            <w:pPr>
-              <w:jc w:val="center"/>
-              <w:spacing w:before="0" w:after="0" w:line="240" w:lineRule="auto"/>
-            </w:pPr>
-            <w:r>
-              <w:rPr>
-                <w:rFonts w:ascii="Malgun Gothic" w:hAnsi="Malgun Gothic" w:eastAsia="맑은 고딕"/>
-                <w:b/>
-                <w:bCs/>
-                <w:color w:val="000000"/>
-                <w:sz w:val="20"/>
-                <w:szCs w:val="20"/>
-              </w:rPr>
-              <w:t>제출 전 접수정보 확인 필요</w:t>
+            <w:r>
+              <w:t>자유과제</w:t>
             </w:r>
           </w:p>
         </w:tc>
@@ -865,20 +829,8 @@
             <w:vAlign w:val="top"/>
           </w:tcPr>
           <w:p>
-            <w:pPr>
-              <w:jc w:val="left"/>
-              <w:spacing w:before="0" w:after="40" w:line="276" w:lineRule="auto"/>
-            </w:pPr>
-            <w:r>
-              <w:rPr>
-                <w:rFonts w:ascii="Malgun Gothic" w:hAnsi="Malgun Gothic" w:eastAsia="맑은 고딕"/>
-                <w:b/>
-                <w:bCs/>
-                <w:color w:val="000000"/>
-                <w:sz w:val="20"/>
-                <w:szCs w:val="20"/>
-              </w:rPr>
-              <w:t>미확정 - 공개 저장소를 아직 게시하지 않음. 제출 전 실제 GitHub URL 입력 및 접속 검증 필요</w:t>
+            <w:r>
+              <w:t>https://github.com/chappse6/web-picker</w:t>
             </w:r>
           </w:p>
         </w:tc>
@@ -943,20 +895,8 @@
             <w:vAlign w:val="top"/>
           </w:tcPr>
           <w:p>
-            <w:pPr>
-              <w:jc w:val="left"/>
-              <w:spacing w:before="0" w:after="40" w:line="276" w:lineRule="auto"/>
-            </w:pPr>
-            <w:r>
-              <w:rPr>
-                <w:rFonts w:ascii="Malgun Gothic" w:hAnsi="Malgun Gothic" w:eastAsia="맑은 고딕"/>
-                <w:b/>
-                <w:bCs/>
-                <w:color w:val="000000"/>
-                <w:sz w:val="20"/>
-                <w:szCs w:val="20"/>
-              </w:rPr>
-              <w:t>미확정 - 최종 시연 영상을 아직 업로드하지 않음. 제출 전 3분 이하 YouTube URL 입력 및 재생 검증 필요</w:t>
+            <w:r>
+              <w:t>https://youtu.be/ZYcI42mq5YM</w:t>
             </w:r>
           </w:p>
         </w:tc>

--- a/artifacts/web-picker-result-report.docx
+++ b/artifacts/web-picker-result-report.docx
@@ -447,20 +447,8 @@
             <w:hideMark/>
           </w:tcPr>
           <w:p>
-            <w:pPr>
-              <w:jc w:val="center"/>
-              <w:spacing w:before="0" w:after="0" w:line="240" w:lineRule="auto"/>
-            </w:pPr>
-            <w:r>
-              <w:rPr>
-                <w:rFonts w:ascii="Malgun Gothic" w:hAnsi="Malgun Gothic" w:eastAsia="맑은 고딕"/>
-                <w:b/>
-                <w:bCs/>
-                <w:color w:val="000000"/>
-                <w:sz w:val="20"/>
-                <w:szCs w:val="20"/>
-              </w:rPr>
-              <w:t>제출 전 접수정보 확인 필요</w:t>
+            <w:r>
+              <w:t>1</w:t>
             </w:r>
           </w:p>
         </w:tc>
@@ -527,20 +515,8 @@
             <w:hideMark/>
           </w:tcPr>
           <w:p>
-            <w:pPr>
-              <w:jc w:val="center"/>
-              <w:spacing w:before="0" w:after="0" w:line="240" w:lineRule="auto"/>
-            </w:pPr>
-            <w:r>
-              <w:rPr>
-                <w:rFonts w:ascii="Malgun Gothic" w:hAnsi="Malgun Gothic" w:eastAsia="맑은 고딕"/>
-                <w:b/>
-                <w:bCs/>
-                <w:color w:val="000000"/>
-                <w:sz w:val="20"/>
-                <w:szCs w:val="20"/>
-              </w:rPr>
-              <w:t>제출 전 접수정보 확인 필요</w:t>
+            <w:r>
+              <w:t>일반</w:t>
             </w:r>
           </w:p>
         </w:tc>
@@ -603,20 +579,8 @@
             <w:hideMark/>
           </w:tcPr>
           <w:p>
-            <w:pPr>
-              <w:jc w:val="center"/>
-              <w:spacing w:before="0" w:after="0" w:line="240" w:lineRule="auto"/>
-            </w:pPr>
-            <w:r>
-              <w:rPr>
-                <w:rFonts w:ascii="Malgun Gothic" w:hAnsi="Malgun Gothic" w:eastAsia="맑은 고딕"/>
-                <w:b/>
-                <w:bCs/>
-                <w:color w:val="000000"/>
-                <w:sz w:val="20"/>
-                <w:szCs w:val="20"/>
-              </w:rPr>
-              <w:t>제출 전 접수정보 확인 필요</w:t>
+            <w:r>
+              <w:t>자유과제</w:t>
             </w:r>
           </w:p>
         </w:tc>
